--- a/Risk-Assessment-Report.docx
+++ b/Risk-Assessment-Report.docx
@@ -8,6 +8,9 @@
         <w:pStyle w:val="Heading1"/>
       </w:pPr>
       <w:r>
+        <w:rPr>
+          <w:rFonts w:ascii="Times New Roman" w:hAnsi="Times New Roman" w:eastAsia="Times New Roman" w:cs="Times New Roman"/>
+        </w:rPr>
         <w:t xml:space="preserve">Company Scenario — NorthStar Lending, Inc.</w:t>
       </w:r>
     </w:p>
@@ -17,43 +20,72 @@
       </w:pPr>
       <w:r>
         <w:rPr>
+          <w:rFonts w:ascii="Times New Roman" w:hAnsi="Times New Roman" w:eastAsia="Times New Roman" w:cs="Times New Roman"/>
           <w:bCs/>
           <w:b/>
         </w:rPr>
         <w:t xml:space="preserve">Portfolio note:</w:t>
       </w:r>
       <w:r>
-        <w:t xml:space="preserve"> </w:t>
-      </w:r>
-      <w:r>
+        <w:rPr>
+          <w:rFonts w:ascii="Times New Roman" w:hAnsi="Times New Roman" w:eastAsia="Times New Roman" w:cs="Times New Roman"/>
+        </w:rPr>
+        <w:t xml:space="preserve"> </w:t>
+      </w:r>
+      <w:r>
+        <w:rPr>
+          <w:rFonts w:ascii="Times New Roman" w:hAnsi="Times New Roman" w:eastAsia="Times New Roman" w:cs="Times New Roman"/>
+        </w:rPr>
         <w:t xml:space="preserve">NorthStar Lending is a</w:t>
       </w:r>
       <w:r>
-        <w:t xml:space="preserve"> </w:t>
-      </w:r>
-      <w:r>
-        <w:rPr>
+        <w:rPr>
+          <w:rFonts w:ascii="Times New Roman" w:hAnsi="Times New Roman" w:eastAsia="Times New Roman" w:cs="Times New Roman"/>
+        </w:rPr>
+        <w:t xml:space="preserve"> </w:t>
+      </w:r>
+      <w:r>
+        <w:rPr>
+          <w:rFonts w:ascii="Times New Roman" w:hAnsi="Times New Roman" w:eastAsia="Times New Roman" w:cs="Times New Roman"/>
           <w:iCs/>
           <w:i/>
         </w:rPr>
         <w:t xml:space="preserve">fictional</w:t>
       </w:r>
       <w:r>
-        <w:t xml:space="preserve"> </w:t>
-      </w:r>
-      <w:r>
+        <w:rPr>
+          <w:rFonts w:ascii="Times New Roman" w:hAnsi="Times New Roman" w:eastAsia="Times New Roman" w:cs="Times New Roman"/>
+        </w:rPr>
+        <w:t xml:space="preserve"> </w:t>
+      </w:r>
+      <w:r>
+        <w:rPr>
+          <w:rFonts w:ascii="Times New Roman" w:hAnsi="Times New Roman" w:eastAsia="Times New Roman" w:cs="Times New Roman"/>
+        </w:rPr>
         <w:t xml:space="preserve">company created for this</w:t>
       </w:r>
       <w:r>
-        <w:t xml:space="preserve"> </w:t>
-      </w:r>
-      <w:r>
+        <w:rPr>
+          <w:rFonts w:ascii="Times New Roman" w:hAnsi="Times New Roman" w:eastAsia="Times New Roman" w:cs="Times New Roman"/>
+        </w:rPr>
+        <w:t xml:space="preserve"> </w:t>
+      </w:r>
+      <w:r>
+        <w:rPr>
+          <w:rFonts w:ascii="Times New Roman" w:hAnsi="Times New Roman" w:eastAsia="Times New Roman" w:cs="Times New Roman"/>
+        </w:rPr>
         <w:t xml:space="preserve">lab project. All systems, data, and findings are invented to demonstrate a</w:t>
       </w:r>
       <w:r>
-        <w:t xml:space="preserve"> </w:t>
-      </w:r>
-      <w:r>
+        <w:rPr>
+          <w:rFonts w:ascii="Times New Roman" w:hAnsi="Times New Roman" w:eastAsia="Times New Roman" w:cs="Times New Roman"/>
+        </w:rPr>
+        <w:t xml:space="preserve"> </w:t>
+      </w:r>
+      <w:r>
+        <w:rPr>
+          <w:rFonts w:ascii="Times New Roman" w:hAnsi="Times New Roman" w:eastAsia="Times New Roman" w:cs="Times New Roman"/>
+        </w:rPr>
         <w:t xml:space="preserve">realistic GRC risk-assessment workflow. No real company or data is involved.</w:t>
       </w:r>
     </w:p>
@@ -63,6 +95,9 @@
         <w:pStyle w:val="Heading2"/>
       </w:pPr>
       <w:r>
+        <w:rPr>
+          <w:rFonts w:ascii="Times New Roman" w:hAnsi="Times New Roman" w:eastAsia="Times New Roman" w:cs="Times New Roman"/>
+        </w:rPr>
         <w:t xml:space="preserve">1. Business overview</w:t>
       </w:r>
     </w:p>
@@ -89,6 +124,9 @@
               <w:jc w:val="left"/>
             </w:pPr>
             <w:r>
+              <w:rPr>
+                <w:rFonts w:ascii="Times New Roman" w:hAnsi="Times New Roman" w:eastAsia="Times New Roman" w:cs="Times New Roman"/>
+              </w:rPr>
               <w:t xml:space="preserve">Attribute</w:t>
             </w:r>
           </w:p>
@@ -101,6 +139,9 @@
               <w:jc w:val="left"/>
             </w:pPr>
             <w:r>
+              <w:rPr>
+                <w:rFonts w:ascii="Times New Roman" w:hAnsi="Times New Roman" w:eastAsia="Times New Roman" w:cs="Times New Roman"/>
+              </w:rPr>
               <w:t xml:space="preserve">Detail</w:t>
             </w:r>
           </w:p>
@@ -115,6 +156,9 @@
               <w:jc w:val="left"/>
             </w:pPr>
             <w:r>
+              <w:rPr>
+                <w:rFonts w:ascii="Times New Roman" w:hAnsi="Times New Roman" w:eastAsia="Times New Roman" w:cs="Times New Roman"/>
+              </w:rPr>
               <w:t xml:space="preserve">Company</w:t>
             </w:r>
           </w:p>
@@ -127,6 +171,9 @@
               <w:jc w:val="left"/>
             </w:pPr>
             <w:r>
+              <w:rPr>
+                <w:rFonts w:ascii="Times New Roman" w:hAnsi="Times New Roman" w:eastAsia="Times New Roman" w:cs="Times New Roman"/>
+              </w:rPr>
               <w:t xml:space="preserve">NorthStar Lending, Inc.</w:t>
             </w:r>
           </w:p>
@@ -141,6 +188,9 @@
               <w:jc w:val="left"/>
             </w:pPr>
             <w:r>
+              <w:rPr>
+                <w:rFonts w:ascii="Times New Roman" w:hAnsi="Times New Roman" w:eastAsia="Times New Roman" w:cs="Times New Roman"/>
+              </w:rPr>
               <w:t xml:space="preserve">Sector</w:t>
             </w:r>
           </w:p>
@@ -153,6 +203,9 @@
               <w:jc w:val="left"/>
             </w:pPr>
             <w:r>
+              <w:rPr>
+                <w:rFonts w:ascii="Times New Roman" w:hAnsi="Times New Roman" w:eastAsia="Times New Roman" w:cs="Times New Roman"/>
+              </w:rPr>
               <w:t xml:space="preserve">Financial services / fintech</w:t>
             </w:r>
           </w:p>
@@ -167,6 +220,9 @@
               <w:jc w:val="left"/>
             </w:pPr>
             <w:r>
+              <w:rPr>
+                <w:rFonts w:ascii="Times New Roman" w:hAnsi="Times New Roman" w:eastAsia="Times New Roman" w:cs="Times New Roman"/>
+              </w:rPr>
               <w:t xml:space="preserve">Business model</w:t>
             </w:r>
           </w:p>
@@ -179,6 +235,9 @@
               <w:jc w:val="left"/>
             </w:pPr>
             <w:r>
+              <w:rPr>
+                <w:rFonts w:ascii="Times New Roman" w:hAnsi="Times New Roman" w:eastAsia="Times New Roman" w:cs="Times New Roman"/>
+              </w:rPr>
               <w:t xml:space="preserve">Online small-business lending and ACH payment processing</w:t>
             </w:r>
           </w:p>
@@ -193,6 +252,9 @@
               <w:jc w:val="left"/>
             </w:pPr>
             <w:r>
+              <w:rPr>
+                <w:rFonts w:ascii="Times New Roman" w:hAnsi="Times New Roman" w:eastAsia="Times New Roman" w:cs="Times New Roman"/>
+              </w:rPr>
               <w:t xml:space="preserve">Headquarters</w:t>
             </w:r>
           </w:p>
@@ -205,6 +267,9 @@
               <w:jc w:val="left"/>
             </w:pPr>
             <w:r>
+              <w:rPr>
+                <w:rFonts w:ascii="Times New Roman" w:hAnsi="Times New Roman" w:eastAsia="Times New Roman" w:cs="Times New Roman"/>
+              </w:rPr>
               <w:t xml:space="preserve">Dallas, TX (remote-first workforce)</w:t>
             </w:r>
           </w:p>
@@ -219,6 +284,9 @@
               <w:jc w:val="left"/>
             </w:pPr>
             <w:r>
+              <w:rPr>
+                <w:rFonts w:ascii="Times New Roman" w:hAnsi="Times New Roman" w:eastAsia="Times New Roman" w:cs="Times New Roman"/>
+              </w:rPr>
               <w:t xml:space="preserve">Size</w:t>
             </w:r>
           </w:p>
@@ -231,6 +299,9 @@
               <w:jc w:val="left"/>
             </w:pPr>
             <w:r>
+              <w:rPr>
+                <w:rFonts w:ascii="Times New Roman" w:hAnsi="Times New Roman" w:eastAsia="Times New Roman" w:cs="Times New Roman"/>
+              </w:rPr>
               <w:t xml:space="preserve">~50 employees; ~8,000 active small-business borrowers</w:t>
             </w:r>
           </w:p>
@@ -245,6 +316,9 @@
               <w:jc w:val="left"/>
             </w:pPr>
             <w:r>
+              <w:rPr>
+                <w:rFonts w:ascii="Times New Roman" w:hAnsi="Times New Roman" w:eastAsia="Times New Roman" w:cs="Times New Roman"/>
+              </w:rPr>
               <w:t xml:space="preserve">Hosting</w:t>
             </w:r>
           </w:p>
@@ -257,6 +331,9 @@
               <w:jc w:val="left"/>
             </w:pPr>
             <w:r>
+              <w:rPr>
+                <w:rFonts w:ascii="Times New Roman" w:hAnsi="Times New Roman" w:eastAsia="Times New Roman" w:cs="Times New Roman"/>
+              </w:rPr>
               <w:t xml:space="preserve">Cloud-native (AWS); SaaS-heavy (Google Workspace, Salesforce, Slack)</w:t>
             </w:r>
           </w:p>
@@ -271,6 +348,9 @@
               <w:jc w:val="left"/>
             </w:pPr>
             <w:r>
+              <w:rPr>
+                <w:rFonts w:ascii="Times New Roman" w:hAnsi="Times New Roman" w:eastAsia="Times New Roman" w:cs="Times New Roman"/>
+              </w:rPr>
               <w:t xml:space="preserve">Public/private</w:t>
             </w:r>
           </w:p>
@@ -283,6 +363,9 @@
               <w:jc w:val="left"/>
             </w:pPr>
             <w:r>
+              <w:rPr>
+                <w:rFonts w:ascii="Times New Roman" w:hAnsi="Times New Roman" w:eastAsia="Times New Roman" w:cs="Times New Roman"/>
+              </w:rPr>
               <w:t xml:space="preserve">Privately held, venture-backed</w:t>
             </w:r>
           </w:p>
@@ -294,24 +377,45 @@
         <w:pStyle w:val="BodyText"/>
       </w:pPr>
       <w:r>
+        <w:rPr>
+          <w:rFonts w:ascii="Times New Roman" w:hAnsi="Times New Roman" w:eastAsia="Times New Roman" w:cs="Times New Roman"/>
+        </w:rPr>
         <w:t xml:space="preserve">NorthStar lets small businesses apply for working-capital loans through a web and</w:t>
       </w:r>
       <w:r>
-        <w:t xml:space="preserve"> </w:t>
-      </w:r>
-      <w:r>
+        <w:rPr>
+          <w:rFonts w:ascii="Times New Roman" w:hAnsi="Times New Roman" w:eastAsia="Times New Roman" w:cs="Times New Roman"/>
+        </w:rPr>
+        <w:t xml:space="preserve"> </w:t>
+      </w:r>
+      <w:r>
+        <w:rPr>
+          <w:rFonts w:ascii="Times New Roman" w:hAnsi="Times New Roman" w:eastAsia="Times New Roman" w:cs="Times New Roman"/>
+        </w:rPr>
         <w:t xml:space="preserve">mobile portal, pulls bank and credit data to underwrite, and disburses/collects</w:t>
       </w:r>
       <w:r>
-        <w:t xml:space="preserve"> </w:t>
-      </w:r>
-      <w:r>
+        <w:rPr>
+          <w:rFonts w:ascii="Times New Roman" w:hAnsi="Times New Roman" w:eastAsia="Times New Roman" w:cs="Times New Roman"/>
+        </w:rPr>
+        <w:t xml:space="preserve"> </w:t>
+      </w:r>
+      <w:r>
+        <w:rPr>
+          <w:rFonts w:ascii="Times New Roman" w:hAnsi="Times New Roman" w:eastAsia="Times New Roman" w:cs="Times New Roman"/>
+        </w:rPr>
         <w:t xml:space="preserve">funds via ACH. It is scaling quickly and signing larger customers who now demand</w:t>
       </w:r>
       <w:r>
-        <w:t xml:space="preserve"> </w:t>
-      </w:r>
-      <w:r>
+        <w:rPr>
+          <w:rFonts w:ascii="Times New Roman" w:hAnsi="Times New Roman" w:eastAsia="Times New Roman" w:cs="Times New Roman"/>
+        </w:rPr>
+        <w:t xml:space="preserve"> </w:t>
+      </w:r>
+      <w:r>
+        <w:rPr>
+          <w:rFonts w:ascii="Times New Roman" w:hAnsi="Times New Roman" w:eastAsia="Times New Roman" w:cs="Times New Roman"/>
+        </w:rPr>
         <w:t xml:space="preserve">evidence of a security program (SOC 2, security questionnaires).</w:t>
       </w:r>
     </w:p>
@@ -322,6 +426,9 @@
         <w:pStyle w:val="Heading2"/>
       </w:pPr>
       <w:r>
+        <w:rPr>
+          <w:rFonts w:ascii="Times New Roman" w:hAnsi="Times New Roman" w:eastAsia="Times New Roman" w:cs="Times New Roman"/>
+        </w:rPr>
         <w:t xml:space="preserve">2. Why this company has real compliance drivers</w:t>
       </w:r>
     </w:p>
@@ -330,30 +437,57 @@
         <w:pStyle w:val="FirstParagraph"/>
       </w:pPr>
       <w:r>
+        <w:rPr>
+          <w:rFonts w:ascii="Times New Roman" w:hAnsi="Times New Roman" w:eastAsia="Times New Roman" w:cs="Times New Roman"/>
+        </w:rPr>
         <w:t xml:space="preserve">Because NorthStar handles consumers’ and businesses’ financial data, several</w:t>
       </w:r>
       <w:r>
-        <w:t xml:space="preserve"> </w:t>
-      </w:r>
-      <w:r>
+        <w:rPr>
+          <w:rFonts w:ascii="Times New Roman" w:hAnsi="Times New Roman" w:eastAsia="Times New Roman" w:cs="Times New Roman"/>
+        </w:rPr>
+        <w:t xml:space="preserve"> </w:t>
+      </w:r>
+      <w:r>
+        <w:rPr>
+          <w:rFonts w:ascii="Times New Roman" w:hAnsi="Times New Roman" w:eastAsia="Times New Roman" w:cs="Times New Roman"/>
+        </w:rPr>
         <w:t xml:space="preserve">obligations apply. These are the</w:t>
       </w:r>
       <w:r>
-        <w:t xml:space="preserve"> </w:t>
-      </w:r>
-      <w:r>
+        <w:rPr>
+          <w:rFonts w:ascii="Times New Roman" w:hAnsi="Times New Roman" w:eastAsia="Times New Roman" w:cs="Times New Roman"/>
+        </w:rPr>
+        <w:t xml:space="preserve"> </w:t>
+      </w:r>
+      <w:r>
+        <w:rPr>
+          <w:rFonts w:ascii="Times New Roman" w:hAnsi="Times New Roman" w:eastAsia="Times New Roman" w:cs="Times New Roman"/>
+        </w:rPr>
         <w:t xml:space="preserve">“</w:t>
       </w:r>
       <w:r>
+        <w:rPr>
+          <w:rFonts w:ascii="Times New Roman" w:hAnsi="Times New Roman" w:eastAsia="Times New Roman" w:cs="Times New Roman"/>
+        </w:rPr>
         <w:t xml:space="preserve">why</w:t>
       </w:r>
       <w:r>
+        <w:rPr>
+          <w:rFonts w:ascii="Times New Roman" w:hAnsi="Times New Roman" w:eastAsia="Times New Roman" w:cs="Times New Roman"/>
+        </w:rPr>
         <w:t xml:space="preserve">”</w:t>
       </w:r>
       <w:r>
-        <w:t xml:space="preserve"> </w:t>
-      </w:r>
-      <w:r>
+        <w:rPr>
+          <w:rFonts w:ascii="Times New Roman" w:hAnsi="Times New Roman" w:eastAsia="Times New Roman" w:cs="Times New Roman"/>
+        </w:rPr>
+        <w:t xml:space="preserve"> </w:t>
+      </w:r>
+      <w:r>
+        <w:rPr>
+          <w:rFonts w:ascii="Times New Roman" w:hAnsi="Times New Roman" w:eastAsia="Times New Roman" w:cs="Times New Roman"/>
+        </w:rPr>
         <w:t xml:space="preserve">behind every risk in the register:</w:t>
       </w:r>
     </w:p>
@@ -367,33 +501,58 @@
       </w:pPr>
       <w:r>
         <w:rPr>
+          <w:rFonts w:ascii="Times New Roman" w:hAnsi="Times New Roman" w:eastAsia="Times New Roman" w:cs="Times New Roman"/>
           <w:bCs/>
           <w:b/>
         </w:rPr>
         <w:t xml:space="preserve">GLBA Safeguards Rule (FTC, 16 CFR 314):</w:t>
       </w:r>
       <w:r>
-        <w:t xml:space="preserve"> </w:t>
-      </w:r>
-      <w:r>
+        <w:rPr>
+          <w:rFonts w:ascii="Times New Roman" w:hAnsi="Times New Roman" w:eastAsia="Times New Roman" w:cs="Times New Roman"/>
+        </w:rPr>
+        <w:t xml:space="preserve"> </w:t>
+      </w:r>
+      <w:r>
+        <w:rPr>
+          <w:rFonts w:ascii="Times New Roman" w:hAnsi="Times New Roman" w:eastAsia="Times New Roman" w:cs="Times New Roman"/>
+        </w:rPr>
         <w:t xml:space="preserve">As a non-bank financial institution,</w:t>
       </w:r>
       <w:r>
-        <w:t xml:space="preserve"> </w:t>
-      </w:r>
-      <w:r>
+        <w:rPr>
+          <w:rFonts w:ascii="Times New Roman" w:hAnsi="Times New Roman" w:eastAsia="Times New Roman" w:cs="Times New Roman"/>
+        </w:rPr>
+        <w:t xml:space="preserve"> </w:t>
+      </w:r>
+      <w:r>
+        <w:rPr>
+          <w:rFonts w:ascii="Times New Roman" w:hAnsi="Times New Roman" w:eastAsia="Times New Roman" w:cs="Times New Roman"/>
+        </w:rPr>
         <w:t xml:space="preserve">NorthStar must maintain a written information security program, designate a</w:t>
       </w:r>
       <w:r>
-        <w:t xml:space="preserve"> </w:t>
-      </w:r>
-      <w:r>
+        <w:rPr>
+          <w:rFonts w:ascii="Times New Roman" w:hAnsi="Times New Roman" w:eastAsia="Times New Roman" w:cs="Times New Roman"/>
+        </w:rPr>
+        <w:t xml:space="preserve"> </w:t>
+      </w:r>
+      <w:r>
+        <w:rPr>
+          <w:rFonts w:ascii="Times New Roman" w:hAnsi="Times New Roman" w:eastAsia="Times New Roman" w:cs="Times New Roman"/>
+        </w:rPr>
         <w:t xml:space="preserve">qualified individual, perform periodic risk assessments, and implement specific</w:t>
       </w:r>
       <w:r>
-        <w:t xml:space="preserve"> </w:t>
-      </w:r>
-      <w:r>
+        <w:rPr>
+          <w:rFonts w:ascii="Times New Roman" w:hAnsi="Times New Roman" w:eastAsia="Times New Roman" w:cs="Times New Roman"/>
+        </w:rPr>
+        <w:t xml:space="preserve"> </w:t>
+      </w:r>
+      <w:r>
+        <w:rPr>
+          <w:rFonts w:ascii="Times New Roman" w:hAnsi="Times New Roman" w:eastAsia="Times New Roman" w:cs="Times New Roman"/>
+        </w:rPr>
         <w:t xml:space="preserve">safeguards (access controls, encryption, MFA, logging, incident response).</w:t>
       </w:r>
     </w:p>
@@ -407,21 +566,34 @@
       </w:pPr>
       <w:r>
         <w:rPr>
+          <w:rFonts w:ascii="Times New Roman" w:hAnsi="Times New Roman" w:eastAsia="Times New Roman" w:cs="Times New Roman"/>
           <w:bCs/>
           <w:b/>
         </w:rPr>
         <w:t xml:space="preserve">PCI DSS:</w:t>
       </w:r>
       <w:r>
-        <w:t xml:space="preserve"> </w:t>
-      </w:r>
-      <w:r>
+        <w:rPr>
+          <w:rFonts w:ascii="Times New Roman" w:hAnsi="Times New Roman" w:eastAsia="Times New Roman" w:cs="Times New Roman"/>
+        </w:rPr>
+        <w:t xml:space="preserve"> </w:t>
+      </w:r>
+      <w:r>
+        <w:rPr>
+          <w:rFonts w:ascii="Times New Roman" w:hAnsi="Times New Roman" w:eastAsia="Times New Roman" w:cs="Times New Roman"/>
+        </w:rPr>
         <w:t xml:space="preserve">A portion of repayments are made by debit/credit card, bringing the</w:t>
       </w:r>
       <w:r>
-        <w:t xml:space="preserve"> </w:t>
-      </w:r>
-      <w:r>
+        <w:rPr>
+          <w:rFonts w:ascii="Times New Roman" w:hAnsi="Times New Roman" w:eastAsia="Times New Roman" w:cs="Times New Roman"/>
+        </w:rPr>
+        <w:t xml:space="preserve"> </w:t>
+      </w:r>
+      <w:r>
+        <w:rPr>
+          <w:rFonts w:ascii="Times New Roman" w:hAnsi="Times New Roman" w:eastAsia="Times New Roman" w:cs="Times New Roman"/>
+        </w:rPr>
         <w:t xml:space="preserve">cardholder-data environment into scope.</w:t>
       </w:r>
     </w:p>
@@ -435,21 +607,34 @@
       </w:pPr>
       <w:r>
         <w:rPr>
+          <w:rFonts w:ascii="Times New Roman" w:hAnsi="Times New Roman" w:eastAsia="Times New Roman" w:cs="Times New Roman"/>
           <w:bCs/>
           <w:b/>
         </w:rPr>
         <w:t xml:space="preserve">SOC 2 (Trust Services Criteria):</w:t>
       </w:r>
       <w:r>
-        <w:t xml:space="preserve"> </w:t>
-      </w:r>
-      <w:r>
+        <w:rPr>
+          <w:rFonts w:ascii="Times New Roman" w:hAnsi="Times New Roman" w:eastAsia="Times New Roman" w:cs="Times New Roman"/>
+        </w:rPr>
+        <w:t xml:space="preserve"> </w:t>
+      </w:r>
+      <w:r>
+        <w:rPr>
+          <w:rFonts w:ascii="Times New Roman" w:hAnsi="Times New Roman" w:eastAsia="Times New Roman" w:cs="Times New Roman"/>
+        </w:rPr>
         <w:t xml:space="preserve">Enterprise customers require a SOC 2 Type II</w:t>
       </w:r>
       <w:r>
-        <w:t xml:space="preserve"> </w:t>
-      </w:r>
-      <w:r>
+        <w:rPr>
+          <w:rFonts w:ascii="Times New Roman" w:hAnsi="Times New Roman" w:eastAsia="Times New Roman" w:cs="Times New Roman"/>
+        </w:rPr>
+        <w:t xml:space="preserve"> </w:t>
+      </w:r>
+      <w:r>
+        <w:rPr>
+          <w:rFonts w:ascii="Times New Roman" w:hAnsi="Times New Roman" w:eastAsia="Times New Roman" w:cs="Times New Roman"/>
+        </w:rPr>
         <w:t xml:space="preserve">report before signing; this drives most of the control expectations.</w:t>
       </w:r>
     </w:p>
@@ -463,21 +648,34 @@
       </w:pPr>
       <w:r>
         <w:rPr>
+          <w:rFonts w:ascii="Times New Roman" w:hAnsi="Times New Roman" w:eastAsia="Times New Roman" w:cs="Times New Roman"/>
           <w:bCs/>
           <w:b/>
         </w:rPr>
         <w:t xml:space="preserve">FFIEC / state lending regulation:</w:t>
       </w:r>
       <w:r>
-        <w:t xml:space="preserve"> </w:t>
-      </w:r>
-      <w:r>
+        <w:rPr>
+          <w:rFonts w:ascii="Times New Roman" w:hAnsi="Times New Roman" w:eastAsia="Times New Roman" w:cs="Times New Roman"/>
+        </w:rPr>
+        <w:t xml:space="preserve"> </w:t>
+      </w:r>
+      <w:r>
+        <w:rPr>
+          <w:rFonts w:ascii="Times New Roman" w:hAnsi="Times New Roman" w:eastAsia="Times New Roman" w:cs="Times New Roman"/>
+        </w:rPr>
         <w:t xml:space="preserve">As a lender and money-movement business,</w:t>
       </w:r>
       <w:r>
-        <w:t xml:space="preserve"> </w:t>
-      </w:r>
-      <w:r>
+        <w:rPr>
+          <w:rFonts w:ascii="Times New Roman" w:hAnsi="Times New Roman" w:eastAsia="Times New Roman" w:cs="Times New Roman"/>
+        </w:rPr>
+        <w:t xml:space="preserve"> </w:t>
+      </w:r>
+      <w:r>
+        <w:rPr>
+          <w:rFonts w:ascii="Times New Roman" w:hAnsi="Times New Roman" w:eastAsia="Times New Roman" w:cs="Times New Roman"/>
+        </w:rPr>
         <w:t xml:space="preserve">NorthStar is subject to examination expectations and state licensing conditions.</w:t>
       </w:r>
     </w:p>
@@ -491,21 +689,34 @@
       </w:pPr>
       <w:r>
         <w:rPr>
+          <w:rFonts w:ascii="Times New Roman" w:hAnsi="Times New Roman" w:eastAsia="Times New Roman" w:cs="Times New Roman"/>
           <w:bCs/>
           <w:b/>
         </w:rPr>
         <w:t xml:space="preserve">State privacy &amp; breach-notification laws</w:t>
       </w:r>
       <w:r>
-        <w:t xml:space="preserve"> </w:t>
-      </w:r>
-      <w:r>
+        <w:rPr>
+          <w:rFonts w:ascii="Times New Roman" w:hAnsi="Times New Roman" w:eastAsia="Times New Roman" w:cs="Times New Roman"/>
+        </w:rPr>
+        <w:t xml:space="preserve"> </w:t>
+      </w:r>
+      <w:r>
+        <w:rPr>
+          <w:rFonts w:ascii="Times New Roman" w:hAnsi="Times New Roman" w:eastAsia="Times New Roman" w:cs="Times New Roman"/>
+        </w:rPr>
         <w:t xml:space="preserve">(e.g., Texas, plus every state where</w:t>
       </w:r>
       <w:r>
-        <w:t xml:space="preserve"> </w:t>
-      </w:r>
-      <w:r>
+        <w:rPr>
+          <w:rFonts w:ascii="Times New Roman" w:hAnsi="Times New Roman" w:eastAsia="Times New Roman" w:cs="Times New Roman"/>
+        </w:rPr>
+        <w:t xml:space="preserve"> </w:t>
+      </w:r>
+      <w:r>
+        <w:rPr>
+          <w:rFonts w:ascii="Times New Roman" w:hAnsi="Times New Roman" w:eastAsia="Times New Roman" w:cs="Times New Roman"/>
+        </w:rPr>
         <w:t xml:space="preserve">borrowers reside).</w:t>
       </w:r>
     </w:p>
@@ -515,22 +726,33 @@
       </w:pPr>
       <w:r>
         <w:rPr>
+          <w:rFonts w:ascii="Times New Roman" w:hAnsi="Times New Roman" w:eastAsia="Times New Roman" w:cs="Times New Roman"/>
           <w:bCs/>
           <w:b/>
         </w:rPr>
         <w:t xml:space="preserve">Framework choice:</w:t>
       </w:r>
       <w:r>
-        <w:t xml:space="preserve"> </w:t>
-      </w:r>
-      <w:r>
+        <w:rPr>
+          <w:rFonts w:ascii="Times New Roman" w:hAnsi="Times New Roman" w:eastAsia="Times New Roman" w:cs="Times New Roman"/>
+        </w:rPr>
+        <w:t xml:space="preserve"> </w:t>
+      </w:r>
+      <w:r>
+        <w:rPr>
+          <w:rFonts w:ascii="Times New Roman" w:hAnsi="Times New Roman" w:eastAsia="Times New Roman" w:cs="Times New Roman"/>
+        </w:rPr>
         <w:t xml:space="preserve">This assessment uses the</w:t>
       </w:r>
       <w:r>
-        <w:t xml:space="preserve"> </w:t>
-      </w:r>
-      <w:r>
-        <w:rPr>
+        <w:rPr>
+          <w:rFonts w:ascii="Times New Roman" w:hAnsi="Times New Roman" w:eastAsia="Times New Roman" w:cs="Times New Roman"/>
+        </w:rPr>
+        <w:t xml:space="preserve"> </w:t>
+      </w:r>
+      <w:r>
+        <w:rPr>
+          <w:rFonts w:ascii="Times New Roman" w:hAnsi="Times New Roman" w:eastAsia="Times New Roman" w:cs="Times New Roman"/>
           <w:bCs/>
           <w:b/>
         </w:rPr>
@@ -538,6 +760,7 @@
       </w:r>
       <w:r>
         <w:rPr>
+          <w:rFonts w:ascii="Times New Roman" w:hAnsi="Times New Roman" w:eastAsia="Times New Roman" w:cs="Times New Roman"/>
           <w:bCs/>
           <w:b/>
         </w:rPr>
@@ -545,27 +768,46 @@
       </w:r>
       <w:r>
         <w:rPr>
+          <w:rFonts w:ascii="Times New Roman" w:hAnsi="Times New Roman" w:eastAsia="Times New Roman" w:cs="Times New Roman"/>
           <w:bCs/>
           <w:b/>
         </w:rPr>
         <w:t xml:space="preserve">(CSF) 2.0</w:t>
       </w:r>
       <w:r>
-        <w:t xml:space="preserve"> </w:t>
-      </w:r>
-      <w:r>
+        <w:rPr>
+          <w:rFonts w:ascii="Times New Roman" w:hAnsi="Times New Roman" w:eastAsia="Times New Roman" w:cs="Times New Roman"/>
+        </w:rPr>
+        <w:t xml:space="preserve"> </w:t>
+      </w:r>
+      <w:r>
+        <w:rPr>
+          <w:rFonts w:ascii="Times New Roman" w:hAnsi="Times New Roman" w:eastAsia="Times New Roman" w:cs="Times New Roman"/>
+        </w:rPr>
         <w:t xml:space="preserve">as the organizing backbone, because it is control-neutral, maps</w:t>
       </w:r>
       <w:r>
-        <w:t xml:space="preserve"> </w:t>
-      </w:r>
-      <w:r>
+        <w:rPr>
+          <w:rFonts w:ascii="Times New Roman" w:hAnsi="Times New Roman" w:eastAsia="Times New Roman" w:cs="Times New Roman"/>
+        </w:rPr>
+        <w:t xml:space="preserve"> </w:t>
+      </w:r>
+      <w:r>
+        <w:rPr>
+          <w:rFonts w:ascii="Times New Roman" w:hAnsi="Times New Roman" w:eastAsia="Times New Roman" w:cs="Times New Roman"/>
+        </w:rPr>
         <w:t xml:space="preserve">cleanly to GLBA/FFIEC expectations, and crosswalks to the controls a SOC 2 or</w:t>
       </w:r>
       <w:r>
-        <w:t xml:space="preserve"> </w:t>
-      </w:r>
-      <w:r>
+        <w:rPr>
+          <w:rFonts w:ascii="Times New Roman" w:hAnsi="Times New Roman" w:eastAsia="Times New Roman" w:cs="Times New Roman"/>
+        </w:rPr>
+        <w:t xml:space="preserve"> </w:t>
+      </w:r>
+      <w:r>
+        <w:rPr>
+          <w:rFonts w:ascii="Times New Roman" w:hAnsi="Times New Roman" w:eastAsia="Times New Roman" w:cs="Times New Roman"/>
+        </w:rPr>
         <w:t xml:space="preserve">ISO 27001 effort would require (see Project 2 — Controls Crosswalk).</w:t>
       </w:r>
     </w:p>
@@ -576,6 +818,9 @@
         <w:pStyle w:val="Heading2"/>
       </w:pPr>
       <w:r>
+        <w:rPr>
+          <w:rFonts w:ascii="Times New Roman" w:hAnsi="Times New Roman" w:eastAsia="Times New Roman" w:cs="Times New Roman"/>
+        </w:rPr>
         <w:t xml:space="preserve">3. Scope of the assessment</w:t>
       </w:r>
     </w:p>
@@ -585,21 +830,34 @@
       </w:pPr>
       <w:r>
         <w:rPr>
+          <w:rFonts w:ascii="Times New Roman" w:hAnsi="Times New Roman" w:eastAsia="Times New Roman" w:cs="Times New Roman"/>
           <w:bCs/>
           <w:b/>
         </w:rPr>
         <w:t xml:space="preserve">In scope:</w:t>
       </w:r>
       <w:r>
-        <w:t xml:space="preserve"> </w:t>
-      </w:r>
-      <w:r>
+        <w:rPr>
+          <w:rFonts w:ascii="Times New Roman" w:hAnsi="Times New Roman" w:eastAsia="Times New Roman" w:cs="Times New Roman"/>
+        </w:rPr>
+        <w:t xml:space="preserve"> </w:t>
+      </w:r>
+      <w:r>
+        <w:rPr>
+          <w:rFonts w:ascii="Times New Roman" w:hAnsi="Times New Roman" w:eastAsia="Times New Roman" w:cs="Times New Roman"/>
+        </w:rPr>
         <w:t xml:space="preserve">the systems that store, process, or transmit customer financial data</w:t>
       </w:r>
       <w:r>
-        <w:t xml:space="preserve"> </w:t>
-      </w:r>
-      <w:r>
+        <w:rPr>
+          <w:rFonts w:ascii="Times New Roman" w:hAnsi="Times New Roman" w:eastAsia="Times New Roman" w:cs="Times New Roman"/>
+        </w:rPr>
+        <w:t xml:space="preserve"> </w:t>
+      </w:r>
+      <w:r>
+        <w:rPr>
+          <w:rFonts w:ascii="Times New Roman" w:hAnsi="Times New Roman" w:eastAsia="Times New Roman" w:cs="Times New Roman"/>
+        </w:rPr>
         <w:t xml:space="preserve">and the controls that protect them.</w:t>
       </w:r>
     </w:p>
@@ -628,6 +886,9 @@
               <w:jc w:val="left"/>
             </w:pPr>
             <w:r>
+              <w:rPr>
+                <w:rFonts w:ascii="Times New Roman" w:hAnsi="Times New Roman" w:eastAsia="Times New Roman" w:cs="Times New Roman"/>
+              </w:rPr>
               <w:t xml:space="preserve">#</w:t>
             </w:r>
           </w:p>
@@ -640,6 +901,9 @@
               <w:jc w:val="left"/>
             </w:pPr>
             <w:r>
+              <w:rPr>
+                <w:rFonts w:ascii="Times New Roman" w:hAnsi="Times New Roman" w:eastAsia="Times New Roman" w:cs="Times New Roman"/>
+              </w:rPr>
               <w:t xml:space="preserve">Asset / System</w:t>
             </w:r>
           </w:p>
@@ -652,6 +916,9 @@
               <w:jc w:val="left"/>
             </w:pPr>
             <w:r>
+              <w:rPr>
+                <w:rFonts w:ascii="Times New Roman" w:hAnsi="Times New Roman" w:eastAsia="Times New Roman" w:cs="Times New Roman"/>
+              </w:rPr>
               <w:t xml:space="preserve">Description</w:t>
             </w:r>
           </w:p>
@@ -664,6 +931,9 @@
               <w:jc w:val="left"/>
             </w:pPr>
             <w:r>
+              <w:rPr>
+                <w:rFonts w:ascii="Times New Roman" w:hAnsi="Times New Roman" w:eastAsia="Times New Roman" w:cs="Times New Roman"/>
+              </w:rPr>
               <w:t xml:space="preserve">Data sensitivity</w:t>
             </w:r>
           </w:p>
@@ -678,6 +948,9 @@
               <w:jc w:val="left"/>
             </w:pPr>
             <w:r>
+              <w:rPr>
+                <w:rFonts w:ascii="Times New Roman" w:hAnsi="Times New Roman" w:eastAsia="Times New Roman" w:cs="Times New Roman"/>
+              </w:rPr>
               <w:t xml:space="preserve">A1</w:t>
             </w:r>
           </w:p>
@@ -690,6 +963,9 @@
               <w:jc w:val="left"/>
             </w:pPr>
             <w:r>
+              <w:rPr>
+                <w:rFonts w:ascii="Times New Roman" w:hAnsi="Times New Roman" w:eastAsia="Times New Roman" w:cs="Times New Roman"/>
+              </w:rPr>
               <w:t xml:space="preserve">Borrower loan portal (web/mobile)</w:t>
             </w:r>
           </w:p>
@@ -702,6 +978,9 @@
               <w:jc w:val="left"/>
             </w:pPr>
             <w:r>
+              <w:rPr>
+                <w:rFonts w:ascii="Times New Roman" w:hAnsi="Times New Roman" w:eastAsia="Times New Roman" w:cs="Times New Roman"/>
+              </w:rPr>
               <w:t xml:space="preserve">Customer-facing application and APIs</w:t>
             </w:r>
           </w:p>
@@ -714,6 +993,9 @@
               <w:jc w:val="left"/>
             </w:pPr>
             <w:r>
+              <w:rPr>
+                <w:rFonts w:ascii="Times New Roman" w:hAnsi="Times New Roman" w:eastAsia="Times New Roman" w:cs="Times New Roman"/>
+              </w:rPr>
               <w:t xml:space="preserve">High — PII, financial, credentials</w:t>
             </w:r>
           </w:p>
@@ -728,6 +1010,9 @@
               <w:jc w:val="left"/>
             </w:pPr>
             <w:r>
+              <w:rPr>
+                <w:rFonts w:ascii="Times New Roman" w:hAnsi="Times New Roman" w:eastAsia="Times New Roman" w:cs="Times New Roman"/>
+              </w:rPr>
               <w:t xml:space="preserve">A2</w:t>
             </w:r>
           </w:p>
@@ -740,6 +1025,9 @@
               <w:jc w:val="left"/>
             </w:pPr>
             <w:r>
+              <w:rPr>
+                <w:rFonts w:ascii="Times New Roman" w:hAnsi="Times New Roman" w:eastAsia="Times New Roman" w:cs="Times New Roman"/>
+              </w:rPr>
               <w:t xml:space="preserve">Underwriting platform</w:t>
             </w:r>
           </w:p>
@@ -752,6 +1040,9 @@
               <w:jc w:val="left"/>
             </w:pPr>
             <w:r>
+              <w:rPr>
+                <w:rFonts w:ascii="Times New Roman" w:hAnsi="Times New Roman" w:eastAsia="Times New Roman" w:cs="Times New Roman"/>
+              </w:rPr>
               <w:t xml:space="preserve">Pulls bank/credit data, scores applicants</w:t>
             </w:r>
           </w:p>
@@ -764,6 +1055,9 @@
               <w:jc w:val="left"/>
             </w:pPr>
             <w:r>
+              <w:rPr>
+                <w:rFonts w:ascii="Times New Roman" w:hAnsi="Times New Roman" w:eastAsia="Times New Roman" w:cs="Times New Roman"/>
+              </w:rPr>
               <w:t xml:space="preserve">High — PII, SSN, bank data</w:t>
             </w:r>
           </w:p>
@@ -778,6 +1072,9 @@
               <w:jc w:val="left"/>
             </w:pPr>
             <w:r>
+              <w:rPr>
+                <w:rFonts w:ascii="Times New Roman" w:hAnsi="Times New Roman" w:eastAsia="Times New Roman" w:cs="Times New Roman"/>
+              </w:rPr>
               <w:t xml:space="preserve">A3</w:t>
             </w:r>
           </w:p>
@@ -790,6 +1087,9 @@
               <w:jc w:val="left"/>
             </w:pPr>
             <w:r>
+              <w:rPr>
+                <w:rFonts w:ascii="Times New Roman" w:hAnsi="Times New Roman" w:eastAsia="Times New Roman" w:cs="Times New Roman"/>
+              </w:rPr>
               <w:t xml:space="preserve">ACH / payments service</w:t>
             </w:r>
           </w:p>
@@ -802,6 +1102,9 @@
               <w:jc w:val="left"/>
             </w:pPr>
             <w:r>
+              <w:rPr>
+                <w:rFonts w:ascii="Times New Roman" w:hAnsi="Times New Roman" w:eastAsia="Times New Roman" w:cs="Times New Roman"/>
+              </w:rPr>
               <w:t xml:space="preserve">Initiates disbursements and collections</w:t>
             </w:r>
           </w:p>
@@ -814,6 +1117,9 @@
               <w:jc w:val="left"/>
             </w:pPr>
             <w:r>
+              <w:rPr>
+                <w:rFonts w:ascii="Times New Roman" w:hAnsi="Times New Roman" w:eastAsia="Times New Roman" w:cs="Times New Roman"/>
+              </w:rPr>
               <w:t xml:space="preserve">High — bank account numbers</w:t>
             </w:r>
           </w:p>
@@ -828,6 +1134,9 @@
               <w:jc w:val="left"/>
             </w:pPr>
             <w:r>
+              <w:rPr>
+                <w:rFonts w:ascii="Times New Roman" w:hAnsi="Times New Roman" w:eastAsia="Times New Roman" w:cs="Times New Roman"/>
+              </w:rPr>
               <w:t xml:space="preserve">A4</w:t>
             </w:r>
           </w:p>
@@ -840,6 +1149,9 @@
               <w:jc w:val="left"/>
             </w:pPr>
             <w:r>
+              <w:rPr>
+                <w:rFonts w:ascii="Times New Roman" w:hAnsi="Times New Roman" w:eastAsia="Times New Roman" w:cs="Times New Roman"/>
+              </w:rPr>
               <w:t xml:space="preserve">Customer database (AWS RDS)</w:t>
             </w:r>
           </w:p>
@@ -852,6 +1164,9 @@
               <w:jc w:val="left"/>
             </w:pPr>
             <w:r>
+              <w:rPr>
+                <w:rFonts w:ascii="Times New Roman" w:hAnsi="Times New Roman" w:eastAsia="Times New Roman" w:cs="Times New Roman"/>
+              </w:rPr>
               <w:t xml:space="preserve">System of record for borrowers and loans</w:t>
             </w:r>
           </w:p>
@@ -864,6 +1179,9 @@
               <w:jc w:val="left"/>
             </w:pPr>
             <w:r>
+              <w:rPr>
+                <w:rFonts w:ascii="Times New Roman" w:hAnsi="Times New Roman" w:eastAsia="Times New Roman" w:cs="Times New Roman"/>
+              </w:rPr>
               <w:t xml:space="preserve">High — PII, financial</w:t>
             </w:r>
           </w:p>
@@ -878,6 +1196,9 @@
               <w:jc w:val="left"/>
             </w:pPr>
             <w:r>
+              <w:rPr>
+                <w:rFonts w:ascii="Times New Roman" w:hAnsi="Times New Roman" w:eastAsia="Times New Roman" w:cs="Times New Roman"/>
+              </w:rPr>
               <w:t xml:space="preserve">A5</w:t>
             </w:r>
           </w:p>
@@ -890,6 +1211,9 @@
               <w:jc w:val="left"/>
             </w:pPr>
             <w:r>
+              <w:rPr>
+                <w:rFonts w:ascii="Times New Roman" w:hAnsi="Times New Roman" w:eastAsia="Times New Roman" w:cs="Times New Roman"/>
+              </w:rPr>
               <w:t xml:space="preserve">Cloud storage (AWS S3)</w:t>
             </w:r>
           </w:p>
@@ -902,6 +1226,9 @@
               <w:jc w:val="left"/>
             </w:pPr>
             <w:r>
+              <w:rPr>
+                <w:rFonts w:ascii="Times New Roman" w:hAnsi="Times New Roman" w:eastAsia="Times New Roman" w:cs="Times New Roman"/>
+              </w:rPr>
               <w:t xml:space="preserve">Documents, statements, exports</w:t>
             </w:r>
           </w:p>
@@ -914,6 +1241,9 @@
               <w:jc w:val="left"/>
             </w:pPr>
             <w:r>
+              <w:rPr>
+                <w:rFonts w:ascii="Times New Roman" w:hAnsi="Times New Roman" w:eastAsia="Times New Roman" w:cs="Times New Roman"/>
+              </w:rPr>
               <w:t xml:space="preserve">High — PII, financial</w:t>
             </w:r>
           </w:p>
@@ -928,6 +1258,9 @@
               <w:jc w:val="left"/>
             </w:pPr>
             <w:r>
+              <w:rPr>
+                <w:rFonts w:ascii="Times New Roman" w:hAnsi="Times New Roman" w:eastAsia="Times New Roman" w:cs="Times New Roman"/>
+              </w:rPr>
               <w:t xml:space="preserve">A6</w:t>
             </w:r>
           </w:p>
@@ -940,6 +1273,9 @@
               <w:jc w:val="left"/>
             </w:pPr>
             <w:r>
+              <w:rPr>
+                <w:rFonts w:ascii="Times New Roman" w:hAnsi="Times New Roman" w:eastAsia="Times New Roman" w:cs="Times New Roman"/>
+              </w:rPr>
               <w:t xml:space="preserve">Corporate SaaS (Workspace, Salesforce, Slack)</w:t>
             </w:r>
           </w:p>
@@ -952,6 +1288,9 @@
               <w:jc w:val="left"/>
             </w:pPr>
             <w:r>
+              <w:rPr>
+                <w:rFonts w:ascii="Times New Roman" w:hAnsi="Times New Roman" w:eastAsia="Times New Roman" w:cs="Times New Roman"/>
+              </w:rPr>
               <w:t xml:space="preserve">Email, CRM, collaboration</w:t>
             </w:r>
           </w:p>
@@ -964,6 +1303,9 @@
               <w:jc w:val="left"/>
             </w:pPr>
             <w:r>
+              <w:rPr>
+                <w:rFonts w:ascii="Times New Roman" w:hAnsi="Times New Roman" w:eastAsia="Times New Roman" w:cs="Times New Roman"/>
+              </w:rPr>
               <w:t xml:space="preserve">Medium — PII, internal</w:t>
             </w:r>
           </w:p>
@@ -978,6 +1320,9 @@
               <w:jc w:val="left"/>
             </w:pPr>
             <w:r>
+              <w:rPr>
+                <w:rFonts w:ascii="Times New Roman" w:hAnsi="Times New Roman" w:eastAsia="Times New Roman" w:cs="Times New Roman"/>
+              </w:rPr>
               <w:t xml:space="preserve">A7</w:t>
             </w:r>
           </w:p>
@@ -990,6 +1335,9 @@
               <w:jc w:val="left"/>
             </w:pPr>
             <w:r>
+              <w:rPr>
+                <w:rFonts w:ascii="Times New Roman" w:hAnsi="Times New Roman" w:eastAsia="Times New Roman" w:cs="Times New Roman"/>
+              </w:rPr>
               <w:t xml:space="preserve">Employee endpoints</w:t>
             </w:r>
           </w:p>
@@ -1002,6 +1350,9 @@
               <w:jc w:val="left"/>
             </w:pPr>
             <w:r>
+              <w:rPr>
+                <w:rFonts w:ascii="Times New Roman" w:hAnsi="Times New Roman" w:eastAsia="Times New Roman" w:cs="Times New Roman"/>
+              </w:rPr>
               <w:t xml:space="preserve">Laptops used by remote staff</w:t>
             </w:r>
           </w:p>
@@ -1014,6 +1365,9 @@
               <w:jc w:val="left"/>
             </w:pPr>
             <w:r>
+              <w:rPr>
+                <w:rFonts w:ascii="Times New Roman" w:hAnsi="Times New Roman" w:eastAsia="Times New Roman" w:cs="Times New Roman"/>
+              </w:rPr>
               <w:t xml:space="preserve">Medium — access to all above</w:t>
             </w:r>
           </w:p>
@@ -1028,6 +1382,9 @@
               <w:jc w:val="left"/>
             </w:pPr>
             <w:r>
+              <w:rPr>
+                <w:rFonts w:ascii="Times New Roman" w:hAnsi="Times New Roman" w:eastAsia="Times New Roman" w:cs="Times New Roman"/>
+              </w:rPr>
               <w:t xml:space="preserve">A8</w:t>
             </w:r>
           </w:p>
@@ -1040,6 +1397,9 @@
               <w:jc w:val="left"/>
             </w:pPr>
             <w:r>
+              <w:rPr>
+                <w:rFonts w:ascii="Times New Roman" w:hAnsi="Times New Roman" w:eastAsia="Times New Roman" w:cs="Times New Roman"/>
+              </w:rPr>
               <w:t xml:space="preserve">Identity provider (SSO)</w:t>
             </w:r>
           </w:p>
@@ -1052,6 +1412,9 @@
               <w:jc w:val="left"/>
             </w:pPr>
             <w:r>
+              <w:rPr>
+                <w:rFonts w:ascii="Times New Roman" w:hAnsi="Times New Roman" w:eastAsia="Times New Roman" w:cs="Times New Roman"/>
+              </w:rPr>
               <w:t xml:space="preserve">Authentication to all systems</w:t>
             </w:r>
           </w:p>
@@ -1064,6 +1427,9 @@
               <w:jc w:val="left"/>
             </w:pPr>
             <w:r>
+              <w:rPr>
+                <w:rFonts w:ascii="Times New Roman" w:hAnsi="Times New Roman" w:eastAsia="Times New Roman" w:cs="Times New Roman"/>
+              </w:rPr>
               <w:t xml:space="preserve">High — keys to the kingdom</w:t>
             </w:r>
           </w:p>
@@ -1076,21 +1442,34 @@
       </w:pPr>
       <w:r>
         <w:rPr>
+          <w:rFonts w:ascii="Times New Roman" w:hAnsi="Times New Roman" w:eastAsia="Times New Roman" w:cs="Times New Roman"/>
           <w:bCs/>
           <w:b/>
         </w:rPr>
         <w:t xml:space="preserve">Out of scope for this iteration:</w:t>
       </w:r>
       <w:r>
-        <w:t xml:space="preserve"> </w:t>
-      </w:r>
-      <w:r>
+        <w:rPr>
+          <w:rFonts w:ascii="Times New Roman" w:hAnsi="Times New Roman" w:eastAsia="Times New Roman" w:cs="Times New Roman"/>
+        </w:rPr>
+        <w:t xml:space="preserve"> </w:t>
+      </w:r>
+      <w:r>
+        <w:rPr>
+          <w:rFonts w:ascii="Times New Roman" w:hAnsi="Times New Roman" w:eastAsia="Times New Roman" w:cs="Times New Roman"/>
+        </w:rPr>
         <w:t xml:space="preserve">physical security of the (minimal) office,</w:t>
       </w:r>
       <w:r>
-        <w:t xml:space="preserve"> </w:t>
-      </w:r>
-      <w:r>
+        <w:rPr>
+          <w:rFonts w:ascii="Times New Roman" w:hAnsi="Times New Roman" w:eastAsia="Times New Roman" w:cs="Times New Roman"/>
+        </w:rPr>
+        <w:t xml:space="preserve"> </w:t>
+      </w:r>
+      <w:r>
+        <w:rPr>
+          <w:rFonts w:ascii="Times New Roman" w:hAnsi="Times New Roman" w:eastAsia="Times New Roman" w:cs="Times New Roman"/>
+        </w:rPr>
         <w:t xml:space="preserve">and the HR/benefits systems that do not touch customer financial data.</w:t>
       </w:r>
     </w:p>
@@ -1101,6 +1480,9 @@
         <w:pStyle w:val="Heading2"/>
       </w:pPr>
       <w:r>
+        <w:rPr>
+          <w:rFonts w:ascii="Times New Roman" w:hAnsi="Times New Roman" w:eastAsia="Times New Roman" w:cs="Times New Roman"/>
+        </w:rPr>
         <w:t xml:space="preserve">4. Data types handled</w:t>
       </w:r>
     </w:p>
@@ -1114,21 +1496,34 @@
       </w:pPr>
       <w:r>
         <w:rPr>
+          <w:rFonts w:ascii="Times New Roman" w:hAnsi="Times New Roman" w:eastAsia="Times New Roman" w:cs="Times New Roman"/>
           <w:bCs/>
           <w:b/>
         </w:rPr>
         <w:t xml:space="preserve">Customer PII:</w:t>
       </w:r>
       <w:r>
-        <w:t xml:space="preserve"> </w:t>
-      </w:r>
-      <w:r>
+        <w:rPr>
+          <w:rFonts w:ascii="Times New Roman" w:hAnsi="Times New Roman" w:eastAsia="Times New Roman" w:cs="Times New Roman"/>
+        </w:rPr>
+        <w:t xml:space="preserve"> </w:t>
+      </w:r>
+      <w:r>
+        <w:rPr>
+          <w:rFonts w:ascii="Times New Roman" w:hAnsi="Times New Roman" w:eastAsia="Times New Roman" w:cs="Times New Roman"/>
+        </w:rPr>
         <w:t xml:space="preserve">names, addresses, dates of birth, Social Security Numbers,</w:t>
       </w:r>
       <w:r>
-        <w:t xml:space="preserve"> </w:t>
-      </w:r>
-      <w:r>
+        <w:rPr>
+          <w:rFonts w:ascii="Times New Roman" w:hAnsi="Times New Roman" w:eastAsia="Times New Roman" w:cs="Times New Roman"/>
+        </w:rPr>
+        <w:t xml:space="preserve"> </w:t>
+      </w:r>
+      <w:r>
+        <w:rPr>
+          <w:rFonts w:ascii="Times New Roman" w:hAnsi="Times New Roman" w:eastAsia="Times New Roman" w:cs="Times New Roman"/>
+        </w:rPr>
         <w:t xml:space="preserve">Employer Identification Numbers.</w:t>
       </w:r>
     </w:p>
@@ -1142,21 +1537,34 @@
       </w:pPr>
       <w:r>
         <w:rPr>
+          <w:rFonts w:ascii="Times New Roman" w:hAnsi="Times New Roman" w:eastAsia="Times New Roman" w:cs="Times New Roman"/>
           <w:bCs/>
           <w:b/>
         </w:rPr>
         <w:t xml:space="preserve">Financial data:</w:t>
       </w:r>
       <w:r>
-        <w:t xml:space="preserve"> </w:t>
-      </w:r>
-      <w:r>
+        <w:rPr>
+          <w:rFonts w:ascii="Times New Roman" w:hAnsi="Times New Roman" w:eastAsia="Times New Roman" w:cs="Times New Roman"/>
+        </w:rPr>
+        <w:t xml:space="preserve"> </w:t>
+      </w:r>
+      <w:r>
+        <w:rPr>
+          <w:rFonts w:ascii="Times New Roman" w:hAnsi="Times New Roman" w:eastAsia="Times New Roman" w:cs="Times New Roman"/>
+        </w:rPr>
         <w:t xml:space="preserve">bank account and routing numbers, card data, credit reports,</w:t>
       </w:r>
       <w:r>
-        <w:t xml:space="preserve"> </w:t>
-      </w:r>
-      <w:r>
+        <w:rPr>
+          <w:rFonts w:ascii="Times New Roman" w:hAnsi="Times New Roman" w:eastAsia="Times New Roman" w:cs="Times New Roman"/>
+        </w:rPr>
+        <w:t xml:space="preserve"> </w:t>
+      </w:r>
+      <w:r>
+        <w:rPr>
+          <w:rFonts w:ascii="Times New Roman" w:hAnsi="Times New Roman" w:eastAsia="Times New Roman" w:cs="Times New Roman"/>
+        </w:rPr>
         <w:t xml:space="preserve">loan balances and history.</w:t>
       </w:r>
     </w:p>
@@ -1170,15 +1578,22 @@
       </w:pPr>
       <w:r>
         <w:rPr>
+          <w:rFonts w:ascii="Times New Roman" w:hAnsi="Times New Roman" w:eastAsia="Times New Roman" w:cs="Times New Roman"/>
           <w:bCs/>
           <w:b/>
         </w:rPr>
         <w:t xml:space="preserve">Credentials &amp; secrets:</w:t>
       </w:r>
       <w:r>
-        <w:t xml:space="preserve"> </w:t>
-      </w:r>
-      <w:r>
+        <w:rPr>
+          <w:rFonts w:ascii="Times New Roman" w:hAnsi="Times New Roman" w:eastAsia="Times New Roman" w:cs="Times New Roman"/>
+        </w:rPr>
+        <w:t xml:space="preserve"> </w:t>
+      </w:r>
+      <w:r>
+        <w:rPr>
+          <w:rFonts w:ascii="Times New Roman" w:hAnsi="Times New Roman" w:eastAsia="Times New Roman" w:cs="Times New Roman"/>
+        </w:rPr>
         <w:t xml:space="preserve">customer portal logins, employee SSO, API keys.</w:t>
       </w:r>
     </w:p>
@@ -1189,6 +1604,9 @@
         <w:pStyle w:val="Heading2"/>
       </w:pPr>
       <w:r>
+        <w:rPr>
+          <w:rFonts w:ascii="Times New Roman" w:hAnsi="Times New Roman" w:eastAsia="Times New Roman" w:cs="Times New Roman"/>
+        </w:rPr>
         <w:t xml:space="preserve">5. How this scenario feeds the rest of the project</w:t>
       </w:r>
     </w:p>
@@ -1197,24 +1615,45 @@
         <w:pStyle w:val="FirstParagraph"/>
       </w:pPr>
       <w:r>
+        <w:rPr>
+          <w:rFonts w:ascii="Times New Roman" w:hAnsi="Times New Roman" w:eastAsia="Times New Roman" w:cs="Times New Roman"/>
+        </w:rPr>
         <w:t xml:space="preserve">The business context above determines, for each risk:</w:t>
       </w:r>
       <w:r>
-        <w:t xml:space="preserve"> </w:t>
-      </w:r>
-      <w:r>
+        <w:rPr>
+          <w:rFonts w:ascii="Times New Roman" w:hAnsi="Times New Roman" w:eastAsia="Times New Roman" w:cs="Times New Roman"/>
+        </w:rPr>
+        <w:t xml:space="preserve"> </w:t>
+      </w:r>
+      <w:r>
+        <w:rPr>
+          <w:rFonts w:ascii="Times New Roman" w:hAnsi="Times New Roman" w:eastAsia="Times New Roman" w:cs="Times New Roman"/>
+        </w:rPr>
         <w:t xml:space="preserve">- how likely a threat is to materialize (threat environment for a fintech), and</w:t>
       </w:r>
       <w:r>
-        <w:t xml:space="preserve"> </w:t>
-      </w:r>
-      <w:r>
+        <w:rPr>
+          <w:rFonts w:ascii="Times New Roman" w:hAnsi="Times New Roman" w:eastAsia="Times New Roman" w:cs="Times New Roman"/>
+        </w:rPr>
+        <w:t xml:space="preserve"> </w:t>
+      </w:r>
+      <w:r>
+        <w:rPr>
+          <w:rFonts w:ascii="Times New Roman" w:hAnsi="Times New Roman" w:eastAsia="Times New Roman" w:cs="Times New Roman"/>
+        </w:rPr>
         <w:t xml:space="preserve">- how large the impact would be (regulatory, financial, and reputational, given</w:t>
       </w:r>
       <w:r>
-        <w:t xml:space="preserve"> </w:t>
-      </w:r>
-      <w:r>
+        <w:rPr>
+          <w:rFonts w:ascii="Times New Roman" w:hAnsi="Times New Roman" w:eastAsia="Times New Roman" w:cs="Times New Roman"/>
+        </w:rPr>
+        <w:t xml:space="preserve"> </w:t>
+      </w:r>
+      <w:r>
+        <w:rPr>
+          <w:rFonts w:ascii="Times New Roman" w:hAnsi="Times New Roman" w:eastAsia="Times New Roman" w:cs="Times New Roman"/>
+        </w:rPr>
         <w:t xml:space="preserve">the data types and obligations listed).</w:t>
       </w:r>
     </w:p>
@@ -1223,98 +1662,158 @@
         <w:pStyle w:val="BodyText"/>
       </w:pPr>
       <w:r>
+        <w:rPr>
+          <w:rFonts w:ascii="Times New Roman" w:hAnsi="Times New Roman" w:eastAsia="Times New Roman" w:cs="Times New Roman"/>
+        </w:rPr>
         <w:t xml:space="preserve">Those two judgments are what the</w:t>
       </w:r>
       <w:r>
-        <w:t xml:space="preserve"> </w:t>
-      </w:r>
-      <w:r>
-        <w:rPr>
+        <w:rPr>
+          <w:rFonts w:ascii="Times New Roman" w:hAnsi="Times New Roman" w:eastAsia="Times New Roman" w:cs="Times New Roman"/>
+        </w:rPr>
+        <w:t xml:space="preserve"> </w:t>
+      </w:r>
+      <w:r>
+        <w:rPr>
+          <w:rFonts w:ascii="Times New Roman" w:hAnsi="Times New Roman" w:eastAsia="Times New Roman" w:cs="Times New Roman"/>
           <w:bCs/>
           <w:b/>
         </w:rPr>
         <w:t xml:space="preserve">risk register</w:t>
       </w:r>
       <w:r>
-        <w:t xml:space="preserve"> </w:t>
-      </w:r>
-      <w:r>
+        <w:rPr>
+          <w:rFonts w:ascii="Times New Roman" w:hAnsi="Times New Roman" w:eastAsia="Times New Roman" w:cs="Times New Roman"/>
+        </w:rPr>
+        <w:t xml:space="preserve"> </w:t>
+      </w:r>
+      <w:r>
+        <w:rPr>
+          <w:rFonts w:ascii="Times New Roman" w:hAnsi="Times New Roman" w:eastAsia="Times New Roman" w:cs="Times New Roman"/>
+        </w:rPr>
         <w:t xml:space="preserve">(</w:t>
       </w:r>
       <w:r>
         <w:rPr>
+          <w:rFonts w:ascii="Times New Roman" w:hAnsi="Times New Roman" w:eastAsia="Times New Roman" w:cs="Times New Roman"/>
           <w:rStyle w:val="VerbatimChar"/>
         </w:rPr>
         <w:t xml:space="preserve">data/risk-register.csv</w:t>
       </w:r>
       <w:r>
+        <w:rPr>
+          <w:rFonts w:ascii="Times New Roman" w:hAnsi="Times New Roman" w:eastAsia="Times New Roman" w:cs="Times New Roman"/>
+        </w:rPr>
         <w:t xml:space="preserve">) and</w:t>
       </w:r>
       <w:r>
-        <w:t xml:space="preserve"> </w:t>
-      </w:r>
-      <w:r>
+        <w:rPr>
+          <w:rFonts w:ascii="Times New Roman" w:hAnsi="Times New Roman" w:eastAsia="Times New Roman" w:cs="Times New Roman"/>
+        </w:rPr>
+        <w:t xml:space="preserve"> </w:t>
+      </w:r>
+      <w:r>
+        <w:rPr>
+          <w:rFonts w:ascii="Times New Roman" w:hAnsi="Times New Roman" w:eastAsia="Times New Roman" w:cs="Times New Roman"/>
+        </w:rPr>
         <w:t xml:space="preserve">the</w:t>
       </w:r>
       <w:r>
-        <w:t xml:space="preserve"> </w:t>
-      </w:r>
-      <w:r>
-        <w:rPr>
+        <w:rPr>
+          <w:rFonts w:ascii="Times New Roman" w:hAnsi="Times New Roman" w:eastAsia="Times New Roman" w:cs="Times New Roman"/>
+        </w:rPr>
+        <w:t xml:space="preserve"> </w:t>
+      </w:r>
+      <w:r>
+        <w:rPr>
+          <w:rFonts w:ascii="Times New Roman" w:hAnsi="Times New Roman" w:eastAsia="Times New Roman" w:cs="Times New Roman"/>
           <w:bCs/>
           <w:b/>
         </w:rPr>
         <w:t xml:space="preserve">scoring model</w:t>
       </w:r>
       <w:r>
-        <w:t xml:space="preserve"> </w:t>
-      </w:r>
-      <w:r>
+        <w:rPr>
+          <w:rFonts w:ascii="Times New Roman" w:hAnsi="Times New Roman" w:eastAsia="Times New Roman" w:cs="Times New Roman"/>
+        </w:rPr>
+        <w:t xml:space="preserve"> </w:t>
+      </w:r>
+      <w:r>
+        <w:rPr>
+          <w:rFonts w:ascii="Times New Roman" w:hAnsi="Times New Roman" w:eastAsia="Times New Roman" w:cs="Times New Roman"/>
+        </w:rPr>
         <w:t xml:space="preserve">(</w:t>
       </w:r>
       <w:r>
         <w:rPr>
+          <w:rFonts w:ascii="Times New Roman" w:hAnsi="Times New Roman" w:eastAsia="Times New Roman" w:cs="Times New Roman"/>
           <w:rStyle w:val="VerbatimChar"/>
         </w:rPr>
         <w:t xml:space="preserve">scripts/risk_scoring.py</w:t>
       </w:r>
       <w:r>
+        <w:rPr>
+          <w:rFonts w:ascii="Times New Roman" w:hAnsi="Times New Roman" w:eastAsia="Times New Roman" w:cs="Times New Roman"/>
+        </w:rPr>
         <w:t xml:space="preserve">) turn into prioritized, defensible</w:t>
       </w:r>
       <w:r>
-        <w:t xml:space="preserve"> </w:t>
-      </w:r>
-      <w:r>
+        <w:rPr>
+          <w:rFonts w:ascii="Times New Roman" w:hAnsi="Times New Roman" w:eastAsia="Times New Roman" w:cs="Times New Roman"/>
+        </w:rPr>
+        <w:t xml:space="preserve"> </w:t>
+      </w:r>
+      <w:r>
+        <w:rPr>
+          <w:rFonts w:ascii="Times New Roman" w:hAnsi="Times New Roman" w:eastAsia="Times New Roman" w:cs="Times New Roman"/>
+        </w:rPr>
         <w:t xml:space="preserve">numbers in the</w:t>
       </w:r>
       <w:r>
-        <w:t xml:space="preserve"> </w:t>
-      </w:r>
-      <w:r>
-        <w:rPr>
+        <w:rPr>
+          <w:rFonts w:ascii="Times New Roman" w:hAnsi="Times New Roman" w:eastAsia="Times New Roman" w:cs="Times New Roman"/>
+        </w:rPr>
+        <w:t xml:space="preserve"> </w:t>
+      </w:r>
+      <w:r>
+        <w:rPr>
+          <w:rFonts w:ascii="Times New Roman" w:hAnsi="Times New Roman" w:eastAsia="Times New Roman" w:cs="Times New Roman"/>
           <w:bCs/>
           <w:b/>
         </w:rPr>
         <w:t xml:space="preserve">risk assessment report</w:t>
       </w:r>
       <w:r>
-        <w:t xml:space="preserve"> </w:t>
-      </w:r>
-      <w:r>
+        <w:rPr>
+          <w:rFonts w:ascii="Times New Roman" w:hAnsi="Times New Roman" w:eastAsia="Times New Roman" w:cs="Times New Roman"/>
+        </w:rPr>
+        <w:t xml:space="preserve"> </w:t>
+      </w:r>
+      <w:r>
+        <w:rPr>
+          <w:rFonts w:ascii="Times New Roman" w:hAnsi="Times New Roman" w:eastAsia="Times New Roman" w:cs="Times New Roman"/>
+        </w:rPr>
         <w:t xml:space="preserve">(</w:t>
       </w:r>
       <w:r>
         <w:rPr>
+          <w:rFonts w:ascii="Times New Roman" w:hAnsi="Times New Roman" w:eastAsia="Times New Roman" w:cs="Times New Roman"/>
           <w:rStyle w:val="VerbatimChar"/>
         </w:rPr>
         <w:t xml:space="preserve">docs/03-risk-assessment-report.md</w:t>
       </w:r>
       <w:r>
+        <w:rPr>
+          <w:rFonts w:ascii="Times New Roman" w:hAnsi="Times New Roman" w:eastAsia="Times New Roman" w:cs="Times New Roman"/>
+        </w:rPr>
         <w:t xml:space="preserve">).</w:t>
       </w:r>
     </w:p>
     <w:p>
       <w:r>
+        <w:rPr>
+          <w:rFonts w:ascii="Times New Roman" w:hAnsi="Times New Roman" w:eastAsia="Times New Roman" w:cs="Times New Roman"/>
+        </w:rPr>
         <w:pict>
           <v:rect style="width:0;height:1.5pt" o:hralign="center" o:hrstd="t" o:hr="t"/>
         </w:pict>
@@ -1328,6 +1827,9 @@
         <w:pStyle w:val="Heading1"/>
       </w:pPr>
       <w:r>
+        <w:rPr>
+          <w:rFonts w:ascii="Times New Roman" w:hAnsi="Times New Roman" w:eastAsia="Times New Roman" w:cs="Times New Roman"/>
+        </w:rPr>
         <w:t xml:space="preserve">Risk Assessment Methodology</w:t>
       </w:r>
     </w:p>
@@ -1336,79 +1838,131 @@
         <w:pStyle w:val="FirstParagraph"/>
       </w:pPr>
       <w:r>
+        <w:rPr>
+          <w:rFonts w:ascii="Times New Roman" w:hAnsi="Times New Roman" w:eastAsia="Times New Roman" w:cs="Times New Roman"/>
+        </w:rPr>
         <w:t xml:space="preserve">This assessment uses a</w:t>
       </w:r>
       <w:r>
-        <w:t xml:space="preserve"> </w:t>
-      </w:r>
-      <w:r>
-        <w:rPr>
+        <w:rPr>
+          <w:rFonts w:ascii="Times New Roman" w:hAnsi="Times New Roman" w:eastAsia="Times New Roman" w:cs="Times New Roman"/>
+        </w:rPr>
+        <w:t xml:space="preserve"> </w:t>
+      </w:r>
+      <w:r>
+        <w:rPr>
+          <w:rFonts w:ascii="Times New Roman" w:hAnsi="Times New Roman" w:eastAsia="Times New Roman" w:cs="Times New Roman"/>
           <w:bCs/>
           <w:b/>
         </w:rPr>
         <w:t xml:space="preserve">semi-quantitative</w:t>
       </w:r>
       <w:r>
-        <w:t xml:space="preserve"> </w:t>
-      </w:r>
-      <w:r>
+        <w:rPr>
+          <w:rFonts w:ascii="Times New Roman" w:hAnsi="Times New Roman" w:eastAsia="Times New Roman" w:cs="Times New Roman"/>
+        </w:rPr>
+        <w:t xml:space="preserve"> </w:t>
+      </w:r>
+      <w:r>
+        <w:rPr>
+          <w:rFonts w:ascii="Times New Roman" w:hAnsi="Times New Roman" w:eastAsia="Times New Roman" w:cs="Times New Roman"/>
+        </w:rPr>
         <w:t xml:space="preserve">model for all risks, plus a</w:t>
       </w:r>
       <w:r>
-        <w:t xml:space="preserve"> </w:t>
-      </w:r>
-      <w:r>
-        <w:rPr>
+        <w:rPr>
+          <w:rFonts w:ascii="Times New Roman" w:hAnsi="Times New Roman" w:eastAsia="Times New Roman" w:cs="Times New Roman"/>
+        </w:rPr>
+        <w:t xml:space="preserve"> </w:t>
+      </w:r>
+      <w:r>
+        <w:rPr>
+          <w:rFonts w:ascii="Times New Roman" w:hAnsi="Times New Roman" w:eastAsia="Times New Roman" w:cs="Times New Roman"/>
           <w:bCs/>
           <w:b/>
         </w:rPr>
         <w:t xml:space="preserve">quantitative (annualized loss) layer</w:t>
       </w:r>
       <w:r>
-        <w:t xml:space="preserve"> </w:t>
-      </w:r>
-      <w:r>
+        <w:rPr>
+          <w:rFonts w:ascii="Times New Roman" w:hAnsi="Times New Roman" w:eastAsia="Times New Roman" w:cs="Times New Roman"/>
+        </w:rPr>
+        <w:t xml:space="preserve"> </w:t>
+      </w:r>
+      <w:r>
+        <w:rPr>
+          <w:rFonts w:ascii="Times New Roman" w:hAnsi="Times New Roman" w:eastAsia="Times New Roman" w:cs="Times New Roman"/>
+        </w:rPr>
         <w:t xml:space="preserve">for the highest-priority risks. The</w:t>
       </w:r>
       <w:r>
-        <w:t xml:space="preserve"> </w:t>
-      </w:r>
-      <w:r>
+        <w:rPr>
+          <w:rFonts w:ascii="Times New Roman" w:hAnsi="Times New Roman" w:eastAsia="Times New Roman" w:cs="Times New Roman"/>
+        </w:rPr>
+        <w:t xml:space="preserve"> </w:t>
+      </w:r>
+      <w:r>
+        <w:rPr>
+          <w:rFonts w:ascii="Times New Roman" w:hAnsi="Times New Roman" w:eastAsia="Times New Roman" w:cs="Times New Roman"/>
+        </w:rPr>
         <w:t xml:space="preserve">approach aligns with</w:t>
       </w:r>
       <w:r>
-        <w:t xml:space="preserve"> </w:t>
-      </w:r>
-      <w:r>
-        <w:rPr>
+        <w:rPr>
+          <w:rFonts w:ascii="Times New Roman" w:hAnsi="Times New Roman" w:eastAsia="Times New Roman" w:cs="Times New Roman"/>
+        </w:rPr>
+        <w:t xml:space="preserve"> </w:t>
+      </w:r>
+      <w:r>
+        <w:rPr>
+          <w:rFonts w:ascii="Times New Roman" w:hAnsi="Times New Roman" w:eastAsia="Times New Roman" w:cs="Times New Roman"/>
           <w:bCs/>
           <w:b/>
         </w:rPr>
         <w:t xml:space="preserve">NIST SP 800-30</w:t>
       </w:r>
       <w:r>
-        <w:t xml:space="preserve"> </w:t>
-      </w:r>
-      <w:r>
+        <w:rPr>
+          <w:rFonts w:ascii="Times New Roman" w:hAnsi="Times New Roman" w:eastAsia="Times New Roman" w:cs="Times New Roman"/>
+        </w:rPr>
+        <w:t xml:space="preserve"> </w:t>
+      </w:r>
+      <w:r>
+        <w:rPr>
+          <w:rFonts w:ascii="Times New Roman" w:hAnsi="Times New Roman" w:eastAsia="Times New Roman" w:cs="Times New Roman"/>
+        </w:rPr>
         <w:t xml:space="preserve">(Guide for Conducting Risk Assessments)</w:t>
       </w:r>
       <w:r>
-        <w:t xml:space="preserve"> </w:t>
-      </w:r>
-      <w:r>
+        <w:rPr>
+          <w:rFonts w:ascii="Times New Roman" w:hAnsi="Times New Roman" w:eastAsia="Times New Roman" w:cs="Times New Roman"/>
+        </w:rPr>
+        <w:t xml:space="preserve"> </w:t>
+      </w:r>
+      <w:r>
+        <w:rPr>
+          <w:rFonts w:ascii="Times New Roman" w:hAnsi="Times New Roman" w:eastAsia="Times New Roman" w:cs="Times New Roman"/>
+        </w:rPr>
         <w:t xml:space="preserve">and the risk-assessment expectation of the</w:t>
       </w:r>
       <w:r>
-        <w:t xml:space="preserve"> </w:t>
-      </w:r>
-      <w:r>
-        <w:rPr>
+        <w:rPr>
+          <w:rFonts w:ascii="Times New Roman" w:hAnsi="Times New Roman" w:eastAsia="Times New Roman" w:cs="Times New Roman"/>
+        </w:rPr>
+        <w:t xml:space="preserve"> </w:t>
+      </w:r>
+      <w:r>
+        <w:rPr>
+          <w:rFonts w:ascii="Times New Roman" w:hAnsi="Times New Roman" w:eastAsia="Times New Roman" w:cs="Times New Roman"/>
           <w:bCs/>
           <w:b/>
         </w:rPr>
         <w:t xml:space="preserve">GLBA Safeguards Rule</w:t>
       </w:r>
       <w:r>
+        <w:rPr>
+          <w:rFonts w:ascii="Times New Roman" w:hAnsi="Times New Roman" w:eastAsia="Times New Roman" w:cs="Times New Roman"/>
+        </w:rPr>
         <w:t xml:space="preserve">.</w:t>
       </w:r>
     </w:p>
@@ -1418,6 +1972,9 @@
         <w:pStyle w:val="Heading2"/>
       </w:pPr>
       <w:r>
+        <w:rPr>
+          <w:rFonts w:ascii="Times New Roman" w:hAnsi="Times New Roman" w:eastAsia="Times New Roman" w:cs="Times New Roman"/>
+        </w:rPr>
         <w:t xml:space="preserve">1. Risk model</w:t>
       </w:r>
     </w:p>
@@ -1426,44 +1983,73 @@
         <w:pStyle w:val="FirstParagraph"/>
       </w:pPr>
       <w:r>
+        <w:rPr>
+          <w:rFonts w:ascii="Times New Roman" w:hAnsi="Times New Roman" w:eastAsia="Times New Roman" w:cs="Times New Roman"/>
+        </w:rPr>
         <w:t xml:space="preserve">For each risk we assess</w:t>
       </w:r>
       <w:r>
-        <w:t xml:space="preserve"> </w:t>
-      </w:r>
-      <w:r>
-        <w:rPr>
+        <w:rPr>
+          <w:rFonts w:ascii="Times New Roman" w:hAnsi="Times New Roman" w:eastAsia="Times New Roman" w:cs="Times New Roman"/>
+        </w:rPr>
+        <w:t xml:space="preserve"> </w:t>
+      </w:r>
+      <w:r>
+        <w:rPr>
+          <w:rFonts w:ascii="Times New Roman" w:hAnsi="Times New Roman" w:eastAsia="Times New Roman" w:cs="Times New Roman"/>
           <w:bCs/>
           <w:b/>
         </w:rPr>
         <w:t xml:space="preserve">inherent risk</w:t>
       </w:r>
       <w:r>
-        <w:t xml:space="preserve"> </w:t>
-      </w:r>
-      <w:r>
+        <w:rPr>
+          <w:rFonts w:ascii="Times New Roman" w:hAnsi="Times New Roman" w:eastAsia="Times New Roman" w:cs="Times New Roman"/>
+        </w:rPr>
+        <w:t xml:space="preserve"> </w:t>
+      </w:r>
+      <w:r>
+        <w:rPr>
+          <w:rFonts w:ascii="Times New Roman" w:hAnsi="Times New Roman" w:eastAsia="Times New Roman" w:cs="Times New Roman"/>
+        </w:rPr>
         <w:t xml:space="preserve">(before considering controls) and</w:t>
       </w:r>
       <w:r>
-        <w:t xml:space="preserve"> </w:t>
-      </w:r>
-      <w:r>
-        <w:rPr>
+        <w:rPr>
+          <w:rFonts w:ascii="Times New Roman" w:hAnsi="Times New Roman" w:eastAsia="Times New Roman" w:cs="Times New Roman"/>
+        </w:rPr>
+        <w:t xml:space="preserve"> </w:t>
+      </w:r>
+      <w:r>
+        <w:rPr>
+          <w:rFonts w:ascii="Times New Roman" w:hAnsi="Times New Roman" w:eastAsia="Times New Roman" w:cs="Times New Roman"/>
           <w:bCs/>
           <w:b/>
         </w:rPr>
         <w:t xml:space="preserve">residual risk</w:t>
       </w:r>
       <w:r>
-        <w:t xml:space="preserve"> </w:t>
-      </w:r>
-      <w:r>
+        <w:rPr>
+          <w:rFonts w:ascii="Times New Roman" w:hAnsi="Times New Roman" w:eastAsia="Times New Roman" w:cs="Times New Roman"/>
+        </w:rPr>
+        <w:t xml:space="preserve"> </w:t>
+      </w:r>
+      <w:r>
+        <w:rPr>
+          <w:rFonts w:ascii="Times New Roman" w:hAnsi="Times New Roman" w:eastAsia="Times New Roman" w:cs="Times New Roman"/>
+        </w:rPr>
         <w:t xml:space="preserve">(after existing controls), so the register shows both the raw</w:t>
       </w:r>
       <w:r>
-        <w:t xml:space="preserve"> </w:t>
-      </w:r>
-      <w:r>
+        <w:rPr>
+          <w:rFonts w:ascii="Times New Roman" w:hAnsi="Times New Roman" w:eastAsia="Times New Roman" w:cs="Times New Roman"/>
+        </w:rPr>
+        <w:t xml:space="preserve"> </w:t>
+      </w:r>
+      <w:r>
+        <w:rPr>
+          <w:rFonts w:ascii="Times New Roman" w:hAnsi="Times New Roman" w:eastAsia="Times New Roman" w:cs="Times New Roman"/>
+        </w:rPr>
         <w:t xml:space="preserve">exposure and what current controls actually buy down.</w:t>
       </w:r>
     </w:p>
@@ -1473,6 +2059,7 @@
       </w:pPr>
       <w:r>
         <w:rPr>
+          <w:rFonts w:ascii="Times New Roman" w:hAnsi="Times New Roman" w:eastAsia="Times New Roman" w:cs="Times New Roman"/>
           <w:rStyle w:val="VerbatimChar"/>
         </w:rPr>
         <w:t xml:space="preserve">Risk Score = Likelihood  ×  Impact</w:t>
@@ -1483,25 +2070,41 @@
         <w:pStyle w:val="FirstParagraph"/>
       </w:pPr>
       <w:r>
+        <w:rPr>
+          <w:rFonts w:ascii="Times New Roman" w:hAnsi="Times New Roman" w:eastAsia="Times New Roman" w:cs="Times New Roman"/>
+        </w:rPr>
         <w:t xml:space="preserve">Both factors use a</w:t>
       </w:r>
       <w:r>
-        <w:t xml:space="preserve"> </w:t>
-      </w:r>
-      <w:r>
-        <w:rPr>
+        <w:rPr>
+          <w:rFonts w:ascii="Times New Roman" w:hAnsi="Times New Roman" w:eastAsia="Times New Roman" w:cs="Times New Roman"/>
+        </w:rPr>
+        <w:t xml:space="preserve"> </w:t>
+      </w:r>
+      <w:r>
+        <w:rPr>
+          <w:rFonts w:ascii="Times New Roman" w:hAnsi="Times New Roman" w:eastAsia="Times New Roman" w:cs="Times New Roman"/>
           <w:bCs/>
           <w:b/>
         </w:rPr>
         <w:t xml:space="preserve">1–5 scale</w:t>
       </w:r>
       <w:r>
+        <w:rPr>
+          <w:rFonts w:ascii="Times New Roman" w:hAnsi="Times New Roman" w:eastAsia="Times New Roman" w:cs="Times New Roman"/>
+        </w:rPr>
         <w:t xml:space="preserve">. Scores range from 1 to 25 and are banded into</w:t>
       </w:r>
       <w:r>
-        <w:t xml:space="preserve"> </w:t>
-      </w:r>
-      <w:r>
+        <w:rPr>
+          <w:rFonts w:ascii="Times New Roman" w:hAnsi="Times New Roman" w:eastAsia="Times New Roman" w:cs="Times New Roman"/>
+        </w:rPr>
+        <w:t xml:space="preserve"> </w:t>
+      </w:r>
+      <w:r>
+        <w:rPr>
+          <w:rFonts w:ascii="Times New Roman" w:hAnsi="Times New Roman" w:eastAsia="Times New Roman" w:cs="Times New Roman"/>
+        </w:rPr>
         <w:t xml:space="preserve">qualitative levels for reporting and prioritization.</w:t>
       </w:r>
     </w:p>
@@ -1511,6 +2114,9 @@
         <w:pStyle w:val="Heading3"/>
       </w:pPr>
       <w:r>
+        <w:rPr>
+          <w:rFonts w:ascii="Times New Roman" w:hAnsi="Times New Roman" w:eastAsia="Times New Roman" w:cs="Times New Roman"/>
+        </w:rPr>
         <w:t xml:space="preserve">1.1 Likelihood scale</w:t>
       </w:r>
     </w:p>
@@ -1538,6 +2144,9 @@
               <w:jc w:val="left"/>
             </w:pPr>
             <w:r>
+              <w:rPr>
+                <w:rFonts w:ascii="Times New Roman" w:hAnsi="Times New Roman" w:eastAsia="Times New Roman" w:cs="Times New Roman"/>
+              </w:rPr>
               <w:t xml:space="preserve">Value</w:t>
             </w:r>
           </w:p>
@@ -1550,6 +2159,9 @@
               <w:jc w:val="left"/>
             </w:pPr>
             <w:r>
+              <w:rPr>
+                <w:rFonts w:ascii="Times New Roman" w:hAnsi="Times New Roman" w:eastAsia="Times New Roman" w:cs="Times New Roman"/>
+              </w:rPr>
               <w:t xml:space="preserve">Rating</w:t>
             </w:r>
           </w:p>
@@ -1562,6 +2174,9 @@
               <w:jc w:val="left"/>
             </w:pPr>
             <w:r>
+              <w:rPr>
+                <w:rFonts w:ascii="Times New Roman" w:hAnsi="Times New Roman" w:eastAsia="Times New Roman" w:cs="Times New Roman"/>
+              </w:rPr>
               <w:t xml:space="preserve">Meaning (annualized)</w:t>
             </w:r>
           </w:p>
@@ -1576,6 +2191,9 @@
               <w:jc w:val="left"/>
             </w:pPr>
             <w:r>
+              <w:rPr>
+                <w:rFonts w:ascii="Times New Roman" w:hAnsi="Times New Roman" w:eastAsia="Times New Roman" w:cs="Times New Roman"/>
+              </w:rPr>
               <w:t xml:space="preserve">1</w:t>
             </w:r>
           </w:p>
@@ -1588,6 +2206,9 @@
               <w:jc w:val="left"/>
             </w:pPr>
             <w:r>
+              <w:rPr>
+                <w:rFonts w:ascii="Times New Roman" w:hAnsi="Times New Roman" w:eastAsia="Times New Roman" w:cs="Times New Roman"/>
+              </w:rPr>
               <w:t xml:space="preserve">Rare</w:t>
             </w:r>
           </w:p>
@@ -1600,6 +2221,9 @@
               <w:jc w:val="left"/>
             </w:pPr>
             <w:r>
+              <w:rPr>
+                <w:rFonts w:ascii="Times New Roman" w:hAnsi="Times New Roman" w:eastAsia="Times New Roman" w:cs="Times New Roman"/>
+              </w:rPr>
               <w:t xml:space="preserve">Not expected in a multi-year horizon (&lt; ~5%/yr)</w:t>
             </w:r>
           </w:p>
@@ -1614,6 +2238,9 @@
               <w:jc w:val="left"/>
             </w:pPr>
             <w:r>
+              <w:rPr>
+                <w:rFonts w:ascii="Times New Roman" w:hAnsi="Times New Roman" w:eastAsia="Times New Roman" w:cs="Times New Roman"/>
+              </w:rPr>
               <w:t xml:space="preserve">2</w:t>
             </w:r>
           </w:p>
@@ -1626,6 +2253,9 @@
               <w:jc w:val="left"/>
             </w:pPr>
             <w:r>
+              <w:rPr>
+                <w:rFonts w:ascii="Times New Roman" w:hAnsi="Times New Roman" w:eastAsia="Times New Roman" w:cs="Times New Roman"/>
+              </w:rPr>
               <w:t xml:space="preserve">Unlikely</w:t>
             </w:r>
           </w:p>
@@ -1638,6 +2268,9 @@
               <w:jc w:val="left"/>
             </w:pPr>
             <w:r>
+              <w:rPr>
+                <w:rFonts w:ascii="Times New Roman" w:hAnsi="Times New Roman" w:eastAsia="Times New Roman" w:cs="Times New Roman"/>
+              </w:rPr>
               <w:t xml:space="preserve">Could occur but not expected (~5–20%/yr)</w:t>
             </w:r>
           </w:p>
@@ -1652,6 +2285,9 @@
               <w:jc w:val="left"/>
             </w:pPr>
             <w:r>
+              <w:rPr>
+                <w:rFonts w:ascii="Times New Roman" w:hAnsi="Times New Roman" w:eastAsia="Times New Roman" w:cs="Times New Roman"/>
+              </w:rPr>
               <w:t xml:space="preserve">3</w:t>
             </w:r>
           </w:p>
@@ -1664,6 +2300,9 @@
               <w:jc w:val="left"/>
             </w:pPr>
             <w:r>
+              <w:rPr>
+                <w:rFonts w:ascii="Times New Roman" w:hAnsi="Times New Roman" w:eastAsia="Times New Roman" w:cs="Times New Roman"/>
+              </w:rPr>
               <w:t xml:space="preserve">Possible</w:t>
             </w:r>
           </w:p>
@@ -1676,6 +2315,9 @@
               <w:jc w:val="left"/>
             </w:pPr>
             <w:r>
+              <w:rPr>
+                <w:rFonts w:ascii="Times New Roman" w:hAnsi="Times New Roman" w:eastAsia="Times New Roman" w:cs="Times New Roman"/>
+              </w:rPr>
               <w:t xml:space="preserve">Might occur at some point (~20–50%/yr)</w:t>
             </w:r>
           </w:p>
@@ -1690,6 +2332,9 @@
               <w:jc w:val="left"/>
             </w:pPr>
             <w:r>
+              <w:rPr>
+                <w:rFonts w:ascii="Times New Roman" w:hAnsi="Times New Roman" w:eastAsia="Times New Roman" w:cs="Times New Roman"/>
+              </w:rPr>
               <w:t xml:space="preserve">4</w:t>
             </w:r>
           </w:p>
@@ -1702,6 +2347,9 @@
               <w:jc w:val="left"/>
             </w:pPr>
             <w:r>
+              <w:rPr>
+                <w:rFonts w:ascii="Times New Roman" w:hAnsi="Times New Roman" w:eastAsia="Times New Roman" w:cs="Times New Roman"/>
+              </w:rPr>
               <w:t xml:space="preserve">Likely</w:t>
             </w:r>
           </w:p>
@@ -1714,6 +2362,9 @@
               <w:jc w:val="left"/>
             </w:pPr>
             <w:r>
+              <w:rPr>
+                <w:rFonts w:ascii="Times New Roman" w:hAnsi="Times New Roman" w:eastAsia="Times New Roman" w:cs="Times New Roman"/>
+              </w:rPr>
               <w:t xml:space="preserve">Expected to occur (~50–80%/yr)</w:t>
             </w:r>
           </w:p>
@@ -1728,6 +2379,9 @@
               <w:jc w:val="left"/>
             </w:pPr>
             <w:r>
+              <w:rPr>
+                <w:rFonts w:ascii="Times New Roman" w:hAnsi="Times New Roman" w:eastAsia="Times New Roman" w:cs="Times New Roman"/>
+              </w:rPr>
               <w:t xml:space="preserve">5</w:t>
             </w:r>
           </w:p>
@@ -1740,6 +2394,9 @@
               <w:jc w:val="left"/>
             </w:pPr>
             <w:r>
+              <w:rPr>
+                <w:rFonts w:ascii="Times New Roman" w:hAnsi="Times New Roman" w:eastAsia="Times New Roman" w:cs="Times New Roman"/>
+              </w:rPr>
               <w:t xml:space="preserve">Almost certain</w:t>
             </w:r>
           </w:p>
@@ -1752,6 +2409,9 @@
               <w:jc w:val="left"/>
             </w:pPr>
             <w:r>
+              <w:rPr>
+                <w:rFonts w:ascii="Times New Roman" w:hAnsi="Times New Roman" w:eastAsia="Times New Roman" w:cs="Times New Roman"/>
+              </w:rPr>
               <w:t xml:space="preserve">Expected to occur repeatedly (&gt; ~80%/yr)</w:t>
             </w:r>
           </w:p>
@@ -1765,6 +2425,9 @@
         <w:pStyle w:val="Heading3"/>
       </w:pPr>
       <w:r>
+        <w:rPr>
+          <w:rFonts w:ascii="Times New Roman" w:hAnsi="Times New Roman" w:eastAsia="Times New Roman" w:cs="Times New Roman"/>
+        </w:rPr>
         <w:t xml:space="preserve">1.2 Impact scale</w:t>
       </w:r>
     </w:p>
@@ -1773,44 +2436,73 @@
         <w:pStyle w:val="FirstParagraph"/>
       </w:pPr>
       <w:r>
+        <w:rPr>
+          <w:rFonts w:ascii="Times New Roman" w:hAnsi="Times New Roman" w:eastAsia="Times New Roman" w:cs="Times New Roman"/>
+        </w:rPr>
         <w:t xml:space="preserve">Impact is rated on the</w:t>
       </w:r>
       <w:r>
-        <w:t xml:space="preserve"> </w:t>
-      </w:r>
-      <w:r>
-        <w:rPr>
+        <w:rPr>
+          <w:rFonts w:ascii="Times New Roman" w:hAnsi="Times New Roman" w:eastAsia="Times New Roman" w:cs="Times New Roman"/>
+        </w:rPr>
+        <w:t xml:space="preserve"> </w:t>
+      </w:r>
+      <w:r>
+        <w:rPr>
+          <w:rFonts w:ascii="Times New Roman" w:hAnsi="Times New Roman" w:eastAsia="Times New Roman" w:cs="Times New Roman"/>
           <w:bCs/>
           <w:b/>
         </w:rPr>
         <w:t xml:space="preserve">worst plausible</w:t>
       </w:r>
       <w:r>
-        <w:t xml:space="preserve"> </w:t>
-      </w:r>
-      <w:r>
+        <w:rPr>
+          <w:rFonts w:ascii="Times New Roman" w:hAnsi="Times New Roman" w:eastAsia="Times New Roman" w:cs="Times New Roman"/>
+        </w:rPr>
+        <w:t xml:space="preserve"> </w:t>
+      </w:r>
+      <w:r>
+        <w:rPr>
+          <w:rFonts w:ascii="Times New Roman" w:hAnsi="Times New Roman" w:eastAsia="Times New Roman" w:cs="Times New Roman"/>
+        </w:rPr>
         <w:t xml:space="preserve">outcome across three dimensions —</w:t>
       </w:r>
       <w:r>
-        <w:t xml:space="preserve"> </w:t>
-      </w:r>
-      <w:r>
-        <w:rPr>
+        <w:rPr>
+          <w:rFonts w:ascii="Times New Roman" w:hAnsi="Times New Roman" w:eastAsia="Times New Roman" w:cs="Times New Roman"/>
+        </w:rPr>
+        <w:t xml:space="preserve"> </w:t>
+      </w:r>
+      <w:r>
+        <w:rPr>
+          <w:rFonts w:ascii="Times New Roman" w:hAnsi="Times New Roman" w:eastAsia="Times New Roman" w:cs="Times New Roman"/>
           <w:bCs/>
           <w:b/>
         </w:rPr>
         <w:t xml:space="preserve">financial, regulatory/legal, and reputational</w:t>
       </w:r>
       <w:r>
-        <w:t xml:space="preserve"> </w:t>
-      </w:r>
-      <w:r>
+        <w:rPr>
+          <w:rFonts w:ascii="Times New Roman" w:hAnsi="Times New Roman" w:eastAsia="Times New Roman" w:cs="Times New Roman"/>
+        </w:rPr>
+        <w:t xml:space="preserve"> </w:t>
+      </w:r>
+      <w:r>
+        <w:rPr>
+          <w:rFonts w:ascii="Times New Roman" w:hAnsi="Times New Roman" w:eastAsia="Times New Roman" w:cs="Times New Roman"/>
+        </w:rPr>
         <w:t xml:space="preserve">— reflecting NorthStar’s data</w:t>
       </w:r>
       <w:r>
-        <w:t xml:space="preserve"> </w:t>
-      </w:r>
-      <w:r>
+        <w:rPr>
+          <w:rFonts w:ascii="Times New Roman" w:hAnsi="Times New Roman" w:eastAsia="Times New Roman" w:cs="Times New Roman"/>
+        </w:rPr>
+        <w:t xml:space="preserve"> </w:t>
+      </w:r>
+      <w:r>
+        <w:rPr>
+          <w:rFonts w:ascii="Times New Roman" w:hAnsi="Times New Roman" w:eastAsia="Times New Roman" w:cs="Times New Roman"/>
+        </w:rPr>
         <w:t xml:space="preserve">and obligations.</w:t>
       </w:r>
     </w:p>
@@ -1838,6 +2530,9 @@
               <w:jc w:val="left"/>
             </w:pPr>
             <w:r>
+              <w:rPr>
+                <w:rFonts w:ascii="Times New Roman" w:hAnsi="Times New Roman" w:eastAsia="Times New Roman" w:cs="Times New Roman"/>
+              </w:rPr>
               <w:t xml:space="preserve">Value</w:t>
             </w:r>
           </w:p>
@@ -1850,6 +2545,9 @@
               <w:jc w:val="left"/>
             </w:pPr>
             <w:r>
+              <w:rPr>
+                <w:rFonts w:ascii="Times New Roman" w:hAnsi="Times New Roman" w:eastAsia="Times New Roman" w:cs="Times New Roman"/>
+              </w:rPr>
               <w:t xml:space="preserve">Rating</w:t>
             </w:r>
           </w:p>
@@ -1862,6 +2560,9 @@
               <w:jc w:val="left"/>
             </w:pPr>
             <w:r>
+              <w:rPr>
+                <w:rFonts w:ascii="Times New Roman" w:hAnsi="Times New Roman" w:eastAsia="Times New Roman" w:cs="Times New Roman"/>
+              </w:rPr>
               <w:t xml:space="preserve">Example impact for NorthStar</w:t>
             </w:r>
           </w:p>
@@ -1876,6 +2577,9 @@
               <w:jc w:val="left"/>
             </w:pPr>
             <w:r>
+              <w:rPr>
+                <w:rFonts w:ascii="Times New Roman" w:hAnsi="Times New Roman" w:eastAsia="Times New Roman" w:cs="Times New Roman"/>
+              </w:rPr>
               <w:t xml:space="preserve">1</w:t>
             </w:r>
           </w:p>
@@ -1888,6 +2592,9 @@
               <w:jc w:val="left"/>
             </w:pPr>
             <w:r>
+              <w:rPr>
+                <w:rFonts w:ascii="Times New Roman" w:hAnsi="Times New Roman" w:eastAsia="Times New Roman" w:cs="Times New Roman"/>
+              </w:rPr>
               <w:t xml:space="preserve">Insignificant</w:t>
             </w:r>
           </w:p>
@@ -1900,6 +2607,9 @@
               <w:jc w:val="left"/>
             </w:pPr>
             <w:r>
+              <w:rPr>
+                <w:rFonts w:ascii="Times New Roman" w:hAnsi="Times New Roman" w:eastAsia="Times New Roman" w:cs="Times New Roman"/>
+              </w:rPr>
               <w:t xml:space="preserve">Minor internal disruption; no data or regulatory effect</w:t>
             </w:r>
           </w:p>
@@ -1914,6 +2624,9 @@
               <w:jc w:val="left"/>
             </w:pPr>
             <w:r>
+              <w:rPr>
+                <w:rFonts w:ascii="Times New Roman" w:hAnsi="Times New Roman" w:eastAsia="Times New Roman" w:cs="Times New Roman"/>
+              </w:rPr>
               <w:t xml:space="preserve">2</w:t>
             </w:r>
           </w:p>
@@ -1926,6 +2639,9 @@
               <w:jc w:val="left"/>
             </w:pPr>
             <w:r>
+              <w:rPr>
+                <w:rFonts w:ascii="Times New Roman" w:hAnsi="Times New Roman" w:eastAsia="Times New Roman" w:cs="Times New Roman"/>
+              </w:rPr>
               <w:t xml:space="preserve">Minor</w:t>
             </w:r>
           </w:p>
@@ -1938,6 +2654,9 @@
               <w:jc w:val="left"/>
             </w:pPr>
             <w:r>
+              <w:rPr>
+                <w:rFonts w:ascii="Times New Roman" w:hAnsi="Times New Roman" w:eastAsia="Times New Roman" w:cs="Times New Roman"/>
+              </w:rPr>
               <w:t xml:space="preserve">Limited disruption; easily remediated; no reportable data loss</w:t>
             </w:r>
           </w:p>
@@ -1952,6 +2671,9 @@
               <w:jc w:val="left"/>
             </w:pPr>
             <w:r>
+              <w:rPr>
+                <w:rFonts w:ascii="Times New Roman" w:hAnsi="Times New Roman" w:eastAsia="Times New Roman" w:cs="Times New Roman"/>
+              </w:rPr>
               <w:t xml:space="preserve">3</w:t>
             </w:r>
           </w:p>
@@ -1964,6 +2686,9 @@
               <w:jc w:val="left"/>
             </w:pPr>
             <w:r>
+              <w:rPr>
+                <w:rFonts w:ascii="Times New Roman" w:hAnsi="Times New Roman" w:eastAsia="Times New Roman" w:cs="Times New Roman"/>
+              </w:rPr>
               <w:t xml:space="preserve">Moderate</w:t>
             </w:r>
           </w:p>
@@ -1976,6 +2701,9 @@
               <w:jc w:val="left"/>
             </w:pPr>
             <w:r>
+              <w:rPr>
+                <w:rFonts w:ascii="Times New Roman" w:hAnsi="Times New Roman" w:eastAsia="Times New Roman" w:cs="Times New Roman"/>
+              </w:rPr>
               <w:t xml:space="preserve">Localized data exposure; customer notification; recoverable cost</w:t>
             </w:r>
           </w:p>
@@ -1990,6 +2718,9 @@
               <w:jc w:val="left"/>
             </w:pPr>
             <w:r>
+              <w:rPr>
+                <w:rFonts w:ascii="Times New Roman" w:hAnsi="Times New Roman" w:eastAsia="Times New Roman" w:cs="Times New Roman"/>
+              </w:rPr>
               <w:t xml:space="preserve">4</w:t>
             </w:r>
           </w:p>
@@ -2002,6 +2733,9 @@
               <w:jc w:val="left"/>
             </w:pPr>
             <w:r>
+              <w:rPr>
+                <w:rFonts w:ascii="Times New Roman" w:hAnsi="Times New Roman" w:eastAsia="Times New Roman" w:cs="Times New Roman"/>
+              </w:rPr>
               <w:t xml:space="preserve">Major</w:t>
             </w:r>
           </w:p>
@@ -2014,6 +2748,9 @@
               <w:jc w:val="left"/>
             </w:pPr>
             <w:r>
+              <w:rPr>
+                <w:rFonts w:ascii="Times New Roman" w:hAnsi="Times New Roman" w:eastAsia="Times New Roman" w:cs="Times New Roman"/>
+              </w:rPr>
               <w:t xml:space="preserve">Breach of regulated financial data; regulatory scrutiny; material cost</w:t>
             </w:r>
           </w:p>
@@ -2028,6 +2765,9 @@
               <w:jc w:val="left"/>
             </w:pPr>
             <w:r>
+              <w:rPr>
+                <w:rFonts w:ascii="Times New Roman" w:hAnsi="Times New Roman" w:eastAsia="Times New Roman" w:cs="Times New Roman"/>
+              </w:rPr>
               <w:t xml:space="preserve">5</w:t>
             </w:r>
           </w:p>
@@ -2040,6 +2780,9 @@
               <w:jc w:val="left"/>
             </w:pPr>
             <w:r>
+              <w:rPr>
+                <w:rFonts w:ascii="Times New Roman" w:hAnsi="Times New Roman" w:eastAsia="Times New Roman" w:cs="Times New Roman"/>
+              </w:rPr>
               <w:t xml:space="preserve">Severe</w:t>
             </w:r>
           </w:p>
@@ -2052,6 +2795,9 @@
               <w:jc w:val="left"/>
             </w:pPr>
             <w:r>
+              <w:rPr>
+                <w:rFonts w:ascii="Times New Roman" w:hAnsi="Times New Roman" w:eastAsia="Times New Roman" w:cs="Times New Roman"/>
+              </w:rPr>
               <w:t xml:space="preserve">Large-scale breach of SSN/bank data; GLBA enforcement; existential cost</w:t>
             </w:r>
           </w:p>
@@ -2065,6 +2811,9 @@
         <w:pStyle w:val="Heading3"/>
       </w:pPr>
       <w:r>
+        <w:rPr>
+          <w:rFonts w:ascii="Times New Roman" w:hAnsi="Times New Roman" w:eastAsia="Times New Roman" w:cs="Times New Roman"/>
+        </w:rPr>
         <w:t xml:space="preserve">1.3 Risk level bands</w:t>
       </w:r>
     </w:p>
@@ -2092,6 +2841,9 @@
               <w:jc w:val="left"/>
             </w:pPr>
             <w:r>
+              <w:rPr>
+                <w:rFonts w:ascii="Times New Roman" w:hAnsi="Times New Roman" w:eastAsia="Times New Roman" w:cs="Times New Roman"/>
+              </w:rPr>
               <w:t xml:space="preserve">Score (L × I)</w:t>
             </w:r>
           </w:p>
@@ -2104,6 +2856,9 @@
               <w:jc w:val="left"/>
             </w:pPr>
             <w:r>
+              <w:rPr>
+                <w:rFonts w:ascii="Times New Roman" w:hAnsi="Times New Roman" w:eastAsia="Times New Roman" w:cs="Times New Roman"/>
+              </w:rPr>
               <w:t xml:space="preserve">Level</w:t>
             </w:r>
           </w:p>
@@ -2116,6 +2871,9 @@
               <w:jc w:val="left"/>
             </w:pPr>
             <w:r>
+              <w:rPr>
+                <w:rFonts w:ascii="Times New Roman" w:hAnsi="Times New Roman" w:eastAsia="Times New Roman" w:cs="Times New Roman"/>
+              </w:rPr>
               <w:t xml:space="preserve">Action expectation</w:t>
             </w:r>
           </w:p>
@@ -2130,6 +2888,9 @@
               <w:jc w:val="left"/>
             </w:pPr>
             <w:r>
+              <w:rPr>
+                <w:rFonts w:ascii="Times New Roman" w:hAnsi="Times New Roman" w:eastAsia="Times New Roman" w:cs="Times New Roman"/>
+              </w:rPr>
               <w:t xml:space="preserve">1–4</w:t>
             </w:r>
           </w:p>
@@ -2142,6 +2903,9 @@
               <w:jc w:val="left"/>
             </w:pPr>
             <w:r>
+              <w:rPr>
+                <w:rFonts w:ascii="Times New Roman" w:hAnsi="Times New Roman" w:eastAsia="Times New Roman" w:cs="Times New Roman"/>
+              </w:rPr>
               <w:t xml:space="preserve">Low</w:t>
             </w:r>
           </w:p>
@@ -2154,6 +2918,9 @@
               <w:jc w:val="left"/>
             </w:pPr>
             <w:r>
+              <w:rPr>
+                <w:rFonts w:ascii="Times New Roman" w:hAnsi="Times New Roman" w:eastAsia="Times New Roman" w:cs="Times New Roman"/>
+              </w:rPr>
               <w:t xml:space="preserve">Accept / monitor</w:t>
             </w:r>
           </w:p>
@@ -2168,6 +2935,9 @@
               <w:jc w:val="left"/>
             </w:pPr>
             <w:r>
+              <w:rPr>
+                <w:rFonts w:ascii="Times New Roman" w:hAnsi="Times New Roman" w:eastAsia="Times New Roman" w:cs="Times New Roman"/>
+              </w:rPr>
               <w:t xml:space="preserve">5–9</w:t>
             </w:r>
           </w:p>
@@ -2180,6 +2950,9 @@
               <w:jc w:val="left"/>
             </w:pPr>
             <w:r>
+              <w:rPr>
+                <w:rFonts w:ascii="Times New Roman" w:hAnsi="Times New Roman" w:eastAsia="Times New Roman" w:cs="Times New Roman"/>
+              </w:rPr>
               <w:t xml:space="preserve">Moderate</w:t>
             </w:r>
           </w:p>
@@ -2192,6 +2965,9 @@
               <w:jc w:val="left"/>
             </w:pPr>
             <w:r>
+              <w:rPr>
+                <w:rFonts w:ascii="Times New Roman" w:hAnsi="Times New Roman" w:eastAsia="Times New Roman" w:cs="Times New Roman"/>
+              </w:rPr>
               <w:t xml:space="preserve">Plan remediation</w:t>
             </w:r>
           </w:p>
@@ -2206,6 +2982,9 @@
               <w:jc w:val="left"/>
             </w:pPr>
             <w:r>
+              <w:rPr>
+                <w:rFonts w:ascii="Times New Roman" w:hAnsi="Times New Roman" w:eastAsia="Times New Roman" w:cs="Times New Roman"/>
+              </w:rPr>
               <w:t xml:space="preserve">10–14</w:t>
             </w:r>
           </w:p>
@@ -2218,6 +2997,9 @@
               <w:jc w:val="left"/>
             </w:pPr>
             <w:r>
+              <w:rPr>
+                <w:rFonts w:ascii="Times New Roman" w:hAnsi="Times New Roman" w:eastAsia="Times New Roman" w:cs="Times New Roman"/>
+              </w:rPr>
               <w:t xml:space="preserve">High</w:t>
             </w:r>
           </w:p>
@@ -2230,6 +3012,9 @@
               <w:jc w:val="left"/>
             </w:pPr>
             <w:r>
+              <w:rPr>
+                <w:rFonts w:ascii="Times New Roman" w:hAnsi="Times New Roman" w:eastAsia="Times New Roman" w:cs="Times New Roman"/>
+              </w:rPr>
               <w:t xml:space="preserve">Remediate on a defined timeline</w:t>
             </w:r>
           </w:p>
@@ -2244,6 +3029,9 @@
               <w:jc w:val="left"/>
             </w:pPr>
             <w:r>
+              <w:rPr>
+                <w:rFonts w:ascii="Times New Roman" w:hAnsi="Times New Roman" w:eastAsia="Times New Roman" w:cs="Times New Roman"/>
+              </w:rPr>
               <w:t xml:space="preserve">15–25</w:t>
             </w:r>
           </w:p>
@@ -2256,6 +3044,9 @@
               <w:jc w:val="left"/>
             </w:pPr>
             <w:r>
+              <w:rPr>
+                <w:rFonts w:ascii="Times New Roman" w:hAnsi="Times New Roman" w:eastAsia="Times New Roman" w:cs="Times New Roman"/>
+              </w:rPr>
               <w:t xml:space="preserve">Critical</w:t>
             </w:r>
           </w:p>
@@ -2268,6 +3059,9 @@
               <w:jc w:val="left"/>
             </w:pPr>
             <w:r>
+              <w:rPr>
+                <w:rFonts w:ascii="Times New Roman" w:hAnsi="Times New Roman" w:eastAsia="Times New Roman" w:cs="Times New Roman"/>
+              </w:rPr>
               <w:t xml:space="preserve">Remediate urgently; escalate to leadership</w:t>
             </w:r>
           </w:p>
@@ -2282,6 +3076,9 @@
         <w:pStyle w:val="Heading2"/>
       </w:pPr>
       <w:r>
+        <w:rPr>
+          <w:rFonts w:ascii="Times New Roman" w:hAnsi="Times New Roman" w:eastAsia="Times New Roman" w:cs="Times New Roman"/>
+        </w:rPr>
         <w:t xml:space="preserve">2. Control effectiveness → residual risk</w:t>
       </w:r>
     </w:p>
@@ -2290,34 +3087,59 @@
         <w:pStyle w:val="FirstParagraph"/>
       </w:pPr>
       <w:r>
+        <w:rPr>
+          <w:rFonts w:ascii="Times New Roman" w:hAnsi="Times New Roman" w:eastAsia="Times New Roman" w:cs="Times New Roman"/>
+        </w:rPr>
         <w:t xml:space="preserve">Existing controls reduce likelihood, impact, or both. Each risk records the</w:t>
       </w:r>
       <w:r>
-        <w:t xml:space="preserve"> </w:t>
-      </w:r>
-      <w:r>
+        <w:rPr>
+          <w:rFonts w:ascii="Times New Roman" w:hAnsi="Times New Roman" w:eastAsia="Times New Roman" w:cs="Times New Roman"/>
+        </w:rPr>
+        <w:t xml:space="preserve"> </w:t>
+      </w:r>
+      <w:r>
+        <w:rPr>
+          <w:rFonts w:ascii="Times New Roman" w:hAnsi="Times New Roman" w:eastAsia="Times New Roman" w:cs="Times New Roman"/>
+        </w:rPr>
         <w:t xml:space="preserve">current controls and a</w:t>
       </w:r>
       <w:r>
-        <w:t xml:space="preserve"> </w:t>
-      </w:r>
-      <w:r>
-        <w:rPr>
+        <w:rPr>
+          <w:rFonts w:ascii="Times New Roman" w:hAnsi="Times New Roman" w:eastAsia="Times New Roman" w:cs="Times New Roman"/>
+        </w:rPr>
+        <w:t xml:space="preserve"> </w:t>
+      </w:r>
+      <w:r>
+        <w:rPr>
+          <w:rFonts w:ascii="Times New Roman" w:hAnsi="Times New Roman" w:eastAsia="Times New Roman" w:cs="Times New Roman"/>
           <w:bCs/>
           <w:b/>
         </w:rPr>
         <w:t xml:space="preserve">control-effectiveness rating</w:t>
       </w:r>
       <w:r>
-        <w:t xml:space="preserve"> </w:t>
-      </w:r>
-      <w:r>
+        <w:rPr>
+          <w:rFonts w:ascii="Times New Roman" w:hAnsi="Times New Roman" w:eastAsia="Times New Roman" w:cs="Times New Roman"/>
+        </w:rPr>
+        <w:t xml:space="preserve"> </w:t>
+      </w:r>
+      <w:r>
+        <w:rPr>
+          <w:rFonts w:ascii="Times New Roman" w:hAnsi="Times New Roman" w:eastAsia="Times New Roman" w:cs="Times New Roman"/>
+        </w:rPr>
         <w:t xml:space="preserve">that justifies the</w:t>
       </w:r>
       <w:r>
-        <w:t xml:space="preserve"> </w:t>
-      </w:r>
-      <w:r>
+        <w:rPr>
+          <w:rFonts w:ascii="Times New Roman" w:hAnsi="Times New Roman" w:eastAsia="Times New Roman" w:cs="Times New Roman"/>
+        </w:rPr>
+        <w:t xml:space="preserve"> </w:t>
+      </w:r>
+      <w:r>
+        <w:rPr>
+          <w:rFonts w:ascii="Times New Roman" w:hAnsi="Times New Roman" w:eastAsia="Times New Roman" w:cs="Times New Roman"/>
+        </w:rPr>
         <w:t xml:space="preserve">residual scores:</w:t>
       </w:r>
     </w:p>
@@ -2344,6 +3166,9 @@
               <w:jc w:val="left"/>
             </w:pPr>
             <w:r>
+              <w:rPr>
+                <w:rFonts w:ascii="Times New Roman" w:hAnsi="Times New Roman" w:eastAsia="Times New Roman" w:cs="Times New Roman"/>
+              </w:rPr>
               <w:t xml:space="preserve">Rating</w:t>
             </w:r>
           </w:p>
@@ -2356,6 +3181,9 @@
               <w:jc w:val="left"/>
             </w:pPr>
             <w:r>
+              <w:rPr>
+                <w:rFonts w:ascii="Times New Roman" w:hAnsi="Times New Roman" w:eastAsia="Times New Roman" w:cs="Times New Roman"/>
+              </w:rPr>
               <w:t xml:space="preserve">Meaning</w:t>
             </w:r>
           </w:p>
@@ -2370,6 +3198,9 @@
               <w:jc w:val="left"/>
             </w:pPr>
             <w:r>
+              <w:rPr>
+                <w:rFonts w:ascii="Times New Roman" w:hAnsi="Times New Roman" w:eastAsia="Times New Roman" w:cs="Times New Roman"/>
+              </w:rPr>
               <w:t xml:space="preserve">None</w:t>
             </w:r>
           </w:p>
@@ -2382,6 +3213,9 @@
               <w:jc w:val="left"/>
             </w:pPr>
             <w:r>
+              <w:rPr>
+                <w:rFonts w:ascii="Times New Roman" w:hAnsi="Times New Roman" w:eastAsia="Times New Roman" w:cs="Times New Roman"/>
+              </w:rPr>
               <w:t xml:space="preserve">No meaningful control in place</w:t>
             </w:r>
           </w:p>
@@ -2396,6 +3230,9 @@
               <w:jc w:val="left"/>
             </w:pPr>
             <w:r>
+              <w:rPr>
+                <w:rFonts w:ascii="Times New Roman" w:hAnsi="Times New Roman" w:eastAsia="Times New Roman" w:cs="Times New Roman"/>
+              </w:rPr>
               <w:t xml:space="preserve">Low</w:t>
             </w:r>
           </w:p>
@@ -2408,6 +3245,9 @@
               <w:jc w:val="left"/>
             </w:pPr>
             <w:r>
+              <w:rPr>
+                <w:rFonts w:ascii="Times New Roman" w:hAnsi="Times New Roman" w:eastAsia="Times New Roman" w:cs="Times New Roman"/>
+              </w:rPr>
               <w:t xml:space="preserve">Partial/ad-hoc control; easily bypassed</w:t>
             </w:r>
           </w:p>
@@ -2422,6 +3262,9 @@
               <w:jc w:val="left"/>
             </w:pPr>
             <w:r>
+              <w:rPr>
+                <w:rFonts w:ascii="Times New Roman" w:hAnsi="Times New Roman" w:eastAsia="Times New Roman" w:cs="Times New Roman"/>
+              </w:rPr>
               <w:t xml:space="preserve">Moderate</w:t>
             </w:r>
           </w:p>
@@ -2434,6 +3277,9 @@
               <w:jc w:val="left"/>
             </w:pPr>
             <w:r>
+              <w:rPr>
+                <w:rFonts w:ascii="Times New Roman" w:hAnsi="Times New Roman" w:eastAsia="Times New Roman" w:cs="Times New Roman"/>
+              </w:rPr>
               <w:t xml:space="preserve">Control exists but has gaps or isn’t consistently enforced</w:t>
             </w:r>
           </w:p>
@@ -2448,6 +3294,9 @@
               <w:jc w:val="left"/>
             </w:pPr>
             <w:r>
+              <w:rPr>
+                <w:rFonts w:ascii="Times New Roman" w:hAnsi="Times New Roman" w:eastAsia="Times New Roman" w:cs="Times New Roman"/>
+              </w:rPr>
               <w:t xml:space="preserve">Strong</w:t>
             </w:r>
           </w:p>
@@ -2460,6 +3309,9 @@
               <w:jc w:val="left"/>
             </w:pPr>
             <w:r>
+              <w:rPr>
+                <w:rFonts w:ascii="Times New Roman" w:hAnsi="Times New Roman" w:eastAsia="Times New Roman" w:cs="Times New Roman"/>
+              </w:rPr>
               <w:t xml:space="preserve">Well-designed, consistently operating control</w:t>
             </w:r>
           </w:p>
@@ -2471,19 +3323,32 @@
         <w:pStyle w:val="BodyText"/>
       </w:pPr>
       <w:r>
+        <w:rPr>
+          <w:rFonts w:ascii="Times New Roman" w:hAnsi="Times New Roman" w:eastAsia="Times New Roman" w:cs="Times New Roman"/>
+        </w:rPr>
         <w:t xml:space="preserve">Residual likelihood and impact are re-rated on the same 1–5 scales given those</w:t>
       </w:r>
       <w:r>
-        <w:t xml:space="preserve"> </w:t>
-      </w:r>
-      <w:r>
+        <w:rPr>
+          <w:rFonts w:ascii="Times New Roman" w:hAnsi="Times New Roman" w:eastAsia="Times New Roman" w:cs="Times New Roman"/>
+        </w:rPr>
+        <w:t xml:space="preserve"> </w:t>
+      </w:r>
+      <w:r>
+        <w:rPr>
+          <w:rFonts w:ascii="Times New Roman" w:hAnsi="Times New Roman" w:eastAsia="Times New Roman" w:cs="Times New Roman"/>
+        </w:rPr>
         <w:t xml:space="preserve">controls.</w:t>
       </w:r>
       <w:r>
-        <w:t xml:space="preserve"> </w:t>
-      </w:r>
-      <w:r>
-        <w:rPr>
+        <w:rPr>
+          <w:rFonts w:ascii="Times New Roman" w:hAnsi="Times New Roman" w:eastAsia="Times New Roman" w:cs="Times New Roman"/>
+        </w:rPr>
+        <w:t xml:space="preserve"> </w:t>
+      </w:r>
+      <w:r>
+        <w:rPr>
+          <w:rFonts w:ascii="Times New Roman" w:hAnsi="Times New Roman" w:eastAsia="Times New Roman" w:cs="Times New Roman"/>
           <w:bCs/>
           <w:b/>
         </w:rPr>
@@ -2497,6 +3362,9 @@
         <w:pStyle w:val="Heading2"/>
       </w:pPr>
       <w:r>
+        <w:rPr>
+          <w:rFonts w:ascii="Times New Roman" w:hAnsi="Times New Roman" w:eastAsia="Times New Roman" w:cs="Times New Roman"/>
+        </w:rPr>
         <w:t xml:space="preserve">3. Risk treatment</w:t>
       </w:r>
     </w:p>
@@ -2505,12 +3373,21 @@
         <w:pStyle w:val="FirstParagraph"/>
       </w:pPr>
       <w:r>
+        <w:rPr>
+          <w:rFonts w:ascii="Times New Roman" w:hAnsi="Times New Roman" w:eastAsia="Times New Roman" w:cs="Times New Roman"/>
+        </w:rPr>
         <w:t xml:space="preserve">Each risk is assigned one of the four standard treatments (per ISO 31000 /</w:t>
       </w:r>
       <w:r>
-        <w:t xml:space="preserve"> </w:t>
-      </w:r>
-      <w:r>
+        <w:rPr>
+          <w:rFonts w:ascii="Times New Roman" w:hAnsi="Times New Roman" w:eastAsia="Times New Roman" w:cs="Times New Roman"/>
+        </w:rPr>
+        <w:t xml:space="preserve"> </w:t>
+      </w:r>
+      <w:r>
+        <w:rPr>
+          <w:rFonts w:ascii="Times New Roman" w:hAnsi="Times New Roman" w:eastAsia="Times New Roman" w:cs="Times New Roman"/>
+        </w:rPr>
         <w:t xml:space="preserve">NIST 800-30):</w:t>
       </w:r>
     </w:p>
@@ -2524,15 +3401,22 @@
       </w:pPr>
       <w:r>
         <w:rPr>
+          <w:rFonts w:ascii="Times New Roman" w:hAnsi="Times New Roman" w:eastAsia="Times New Roman" w:cs="Times New Roman"/>
           <w:bCs/>
           <w:b/>
         </w:rPr>
         <w:t xml:space="preserve">Mitigate</w:t>
       </w:r>
       <w:r>
-        <w:t xml:space="preserve"> </w:t>
-      </w:r>
-      <w:r>
+        <w:rPr>
+          <w:rFonts w:ascii="Times New Roman" w:hAnsi="Times New Roman" w:eastAsia="Times New Roman" w:cs="Times New Roman"/>
+        </w:rPr>
+        <w:t xml:space="preserve"> </w:t>
+      </w:r>
+      <w:r>
+        <w:rPr>
+          <w:rFonts w:ascii="Times New Roman" w:hAnsi="Times New Roman" w:eastAsia="Times New Roman" w:cs="Times New Roman"/>
+        </w:rPr>
         <w:t xml:space="preserve">— add or strengthen controls to reduce the risk.</w:t>
       </w:r>
     </w:p>
@@ -2546,15 +3430,22 @@
       </w:pPr>
       <w:r>
         <w:rPr>
+          <w:rFonts w:ascii="Times New Roman" w:hAnsi="Times New Roman" w:eastAsia="Times New Roman" w:cs="Times New Roman"/>
           <w:bCs/>
           <w:b/>
         </w:rPr>
         <w:t xml:space="preserve">Transfer</w:t>
       </w:r>
       <w:r>
-        <w:t xml:space="preserve"> </w:t>
-      </w:r>
-      <w:r>
+        <w:rPr>
+          <w:rFonts w:ascii="Times New Roman" w:hAnsi="Times New Roman" w:eastAsia="Times New Roman" w:cs="Times New Roman"/>
+        </w:rPr>
+        <w:t xml:space="preserve"> </w:t>
+      </w:r>
+      <w:r>
+        <w:rPr>
+          <w:rFonts w:ascii="Times New Roman" w:hAnsi="Times New Roman" w:eastAsia="Times New Roman" w:cs="Times New Roman"/>
+        </w:rPr>
         <w:t xml:space="preserve">— shift risk via insurance or contractual terms.</w:t>
       </w:r>
     </w:p>
@@ -2568,15 +3459,22 @@
       </w:pPr>
       <w:r>
         <w:rPr>
+          <w:rFonts w:ascii="Times New Roman" w:hAnsi="Times New Roman" w:eastAsia="Times New Roman" w:cs="Times New Roman"/>
           <w:bCs/>
           <w:b/>
         </w:rPr>
         <w:t xml:space="preserve">Avoid</w:t>
       </w:r>
       <w:r>
-        <w:t xml:space="preserve"> </w:t>
-      </w:r>
-      <w:r>
+        <w:rPr>
+          <w:rFonts w:ascii="Times New Roman" w:hAnsi="Times New Roman" w:eastAsia="Times New Roman" w:cs="Times New Roman"/>
+        </w:rPr>
+        <w:t xml:space="preserve"> </w:t>
+      </w:r>
+      <w:r>
+        <w:rPr>
+          <w:rFonts w:ascii="Times New Roman" w:hAnsi="Times New Roman" w:eastAsia="Times New Roman" w:cs="Times New Roman"/>
+        </w:rPr>
         <w:t xml:space="preserve">— stop the activity that creates the risk.</w:t>
       </w:r>
     </w:p>
@@ -2590,15 +3488,22 @@
       </w:pPr>
       <w:r>
         <w:rPr>
+          <w:rFonts w:ascii="Times New Roman" w:hAnsi="Times New Roman" w:eastAsia="Times New Roman" w:cs="Times New Roman"/>
           <w:bCs/>
           <w:b/>
         </w:rPr>
         <w:t xml:space="preserve">Accept</w:t>
       </w:r>
       <w:r>
-        <w:t xml:space="preserve"> </w:t>
-      </w:r>
-      <w:r>
+        <w:rPr>
+          <w:rFonts w:ascii="Times New Roman" w:hAnsi="Times New Roman" w:eastAsia="Times New Roman" w:cs="Times New Roman"/>
+        </w:rPr>
+        <w:t xml:space="preserve"> </w:t>
+      </w:r>
+      <w:r>
+        <w:rPr>
+          <w:rFonts w:ascii="Times New Roman" w:hAnsi="Times New Roman" w:eastAsia="Times New Roman" w:cs="Times New Roman"/>
+        </w:rPr>
         <w:t xml:space="preserve">— formally accept the residual risk (documented, owner sign-off).</w:t>
       </w:r>
     </w:p>
@@ -2609,6 +3514,9 @@
         <w:pStyle w:val="Heading2"/>
       </w:pPr>
       <w:r>
+        <w:rPr>
+          <w:rFonts w:ascii="Times New Roman" w:hAnsi="Times New Roman" w:eastAsia="Times New Roman" w:cs="Times New Roman"/>
+        </w:rPr>
         <w:t xml:space="preserve">4. Quantitative layer (top risks) — the finance view</w:t>
       </w:r>
     </w:p>
@@ -2617,40 +3525,71 @@
         <w:pStyle w:val="FirstParagraph"/>
       </w:pPr>
       <w:r>
+        <w:rPr>
+          <w:rFonts w:ascii="Times New Roman" w:hAnsi="Times New Roman" w:eastAsia="Times New Roman" w:cs="Times New Roman"/>
+        </w:rPr>
         <w:t xml:space="preserve">For the highest-residual risks, a qualitative score isn’t enough to justify spend.</w:t>
       </w:r>
       <w:r>
-        <w:t xml:space="preserve"> </w:t>
-      </w:r>
-      <w:r>
+        <w:rPr>
+          <w:rFonts w:ascii="Times New Roman" w:hAnsi="Times New Roman" w:eastAsia="Times New Roman" w:cs="Times New Roman"/>
+        </w:rPr>
+        <w:t xml:space="preserve"> </w:t>
+      </w:r>
+      <w:r>
+        <w:rPr>
+          <w:rFonts w:ascii="Times New Roman" w:hAnsi="Times New Roman" w:eastAsia="Times New Roman" w:cs="Times New Roman"/>
+        </w:rPr>
         <w:t xml:space="preserve">We add a</w:t>
       </w:r>
       <w:r>
-        <w:t xml:space="preserve"> </w:t>
-      </w:r>
-      <w:r>
-        <w:rPr>
+        <w:rPr>
+          <w:rFonts w:ascii="Times New Roman" w:hAnsi="Times New Roman" w:eastAsia="Times New Roman" w:cs="Times New Roman"/>
+        </w:rPr>
+        <w:t xml:space="preserve"> </w:t>
+      </w:r>
+      <w:r>
+        <w:rPr>
+          <w:rFonts w:ascii="Times New Roman" w:hAnsi="Times New Roman" w:eastAsia="Times New Roman" w:cs="Times New Roman"/>
           <w:bCs/>
           <w:b/>
         </w:rPr>
         <w:t xml:space="preserve">single-loss / annualized-loss</w:t>
       </w:r>
       <w:r>
-        <w:t xml:space="preserve"> </w:t>
-      </w:r>
-      <w:r>
+        <w:rPr>
+          <w:rFonts w:ascii="Times New Roman" w:hAnsi="Times New Roman" w:eastAsia="Times New Roman" w:cs="Times New Roman"/>
+        </w:rPr>
+        <w:t xml:space="preserve"> </w:t>
+      </w:r>
+      <w:r>
+        <w:rPr>
+          <w:rFonts w:ascii="Times New Roman" w:hAnsi="Times New Roman" w:eastAsia="Times New Roman" w:cs="Times New Roman"/>
+        </w:rPr>
         <w:t xml:space="preserve">estimate so leadership can compare the</w:t>
       </w:r>
       <w:r>
-        <w:t xml:space="preserve"> </w:t>
-      </w:r>
-      <w:r>
+        <w:rPr>
+          <w:rFonts w:ascii="Times New Roman" w:hAnsi="Times New Roman" w:eastAsia="Times New Roman" w:cs="Times New Roman"/>
+        </w:rPr>
+        <w:t xml:space="preserve"> </w:t>
+      </w:r>
+      <w:r>
+        <w:rPr>
+          <w:rFonts w:ascii="Times New Roman" w:hAnsi="Times New Roman" w:eastAsia="Times New Roman" w:cs="Times New Roman"/>
+        </w:rPr>
         <w:t xml:space="preserve">cost of a control to the risk it reduces — the same expected-value logic used in</w:t>
       </w:r>
       <w:r>
-        <w:t xml:space="preserve"> </w:t>
-      </w:r>
-      <w:r>
+        <w:rPr>
+          <w:rFonts w:ascii="Times New Roman" w:hAnsi="Times New Roman" w:eastAsia="Times New Roman" w:cs="Times New Roman"/>
+        </w:rPr>
+        <w:t xml:space="preserve"> </w:t>
+      </w:r>
+      <w:r>
+        <w:rPr>
+          <w:rFonts w:ascii="Times New Roman" w:hAnsi="Times New Roman" w:eastAsia="Times New Roman" w:cs="Times New Roman"/>
+        </w:rPr>
         <w:t xml:space="preserve">financial analysis.</w:t>
       </w:r>
     </w:p>
@@ -2660,24 +3599,33 @@
       </w:pPr>
       <w:r>
         <w:rPr>
+          <w:rFonts w:ascii="Times New Roman" w:hAnsi="Times New Roman" w:eastAsia="Times New Roman" w:cs="Times New Roman"/>
           <w:rStyle w:val="VerbatimChar"/>
         </w:rPr>
         <w:t xml:space="preserve">SLE  (Single Loss Expectancy)      = Asset Value × Exposure Factor</w:t>
       </w:r>
       <w:r>
+        <w:rPr>
+          <w:rFonts w:ascii="Times New Roman" w:hAnsi="Times New Roman" w:eastAsia="Times New Roman" w:cs="Times New Roman"/>
+        </w:rPr>
         <w:br/>
       </w:r>
       <w:r>
         <w:rPr>
+          <w:rFonts w:ascii="Times New Roman" w:hAnsi="Times New Roman" w:eastAsia="Times New Roman" w:cs="Times New Roman"/>
           <w:rStyle w:val="VerbatimChar"/>
         </w:rPr>
         <w:t xml:space="preserve">ALE  (Annualized Loss Expectancy)  = SLE × ARO (Annualized Rate of Occurrence)</w:t>
       </w:r>
       <w:r>
+        <w:rPr>
+          <w:rFonts w:ascii="Times New Roman" w:hAnsi="Times New Roman" w:eastAsia="Times New Roman" w:cs="Times New Roman"/>
+        </w:rPr>
         <w:br/>
       </w:r>
       <w:r>
         <w:rPr>
+          <w:rFonts w:ascii="Times New Roman" w:hAnsi="Times New Roman" w:eastAsia="Times New Roman" w:cs="Times New Roman"/>
           <w:rStyle w:val="VerbatimChar"/>
         </w:rPr>
         <w:t xml:space="preserve">Risk-reduction value of a control  = ALE(before) − ALE(after)</w:t>
@@ -2688,74 +3636,133 @@
         <w:pStyle w:val="FirstParagraph"/>
       </w:pPr>
       <w:r>
+        <w:rPr>
+          <w:rFonts w:ascii="Times New Roman" w:hAnsi="Times New Roman" w:eastAsia="Times New Roman" w:cs="Times New Roman"/>
+        </w:rPr>
         <w:t xml:space="preserve">Where:</w:t>
       </w:r>
       <w:r>
-        <w:t xml:space="preserve"> </w:t>
-      </w:r>
-      <w:r>
+        <w:rPr>
+          <w:rFonts w:ascii="Times New Roman" w:hAnsi="Times New Roman" w:eastAsia="Times New Roman" w:cs="Times New Roman"/>
+        </w:rPr>
+        <w:t xml:space="preserve"> </w:t>
+      </w:r>
+      <w:r>
+        <w:rPr>
+          <w:rFonts w:ascii="Times New Roman" w:hAnsi="Times New Roman" w:eastAsia="Times New Roman" w:cs="Times New Roman"/>
+        </w:rPr>
         <w:t xml:space="preserve">-</w:t>
       </w:r>
       <w:r>
-        <w:t xml:space="preserve"> </w:t>
-      </w:r>
-      <w:r>
-        <w:rPr>
+        <w:rPr>
+          <w:rFonts w:ascii="Times New Roman" w:hAnsi="Times New Roman" w:eastAsia="Times New Roman" w:cs="Times New Roman"/>
+        </w:rPr>
+        <w:t xml:space="preserve"> </w:t>
+      </w:r>
+      <w:r>
+        <w:rPr>
+          <w:rFonts w:ascii="Times New Roman" w:hAnsi="Times New Roman" w:eastAsia="Times New Roman" w:cs="Times New Roman"/>
           <w:bCs/>
           <w:b/>
         </w:rPr>
         <w:t xml:space="preserve">Exposure Factor (EF):</w:t>
       </w:r>
       <w:r>
-        <w:t xml:space="preserve"> </w:t>
-      </w:r>
-      <w:r>
+        <w:rPr>
+          <w:rFonts w:ascii="Times New Roman" w:hAnsi="Times New Roman" w:eastAsia="Times New Roman" w:cs="Times New Roman"/>
+        </w:rPr>
+        <w:t xml:space="preserve"> </w:t>
+      </w:r>
+      <w:r>
+        <w:rPr>
+          <w:rFonts w:ascii="Times New Roman" w:hAnsi="Times New Roman" w:eastAsia="Times New Roman" w:cs="Times New Roman"/>
+        </w:rPr>
         <w:t xml:space="preserve">the fraction of the asset’s value lost if the event occurs.</w:t>
       </w:r>
       <w:r>
-        <w:t xml:space="preserve"> </w:t>
-      </w:r>
-      <w:r>
+        <w:rPr>
+          <w:rFonts w:ascii="Times New Roman" w:hAnsi="Times New Roman" w:eastAsia="Times New Roman" w:cs="Times New Roman"/>
+        </w:rPr>
+        <w:t xml:space="preserve"> </w:t>
+      </w:r>
+      <w:r>
+        <w:rPr>
+          <w:rFonts w:ascii="Times New Roman" w:hAnsi="Times New Roman" w:eastAsia="Times New Roman" w:cs="Times New Roman"/>
+        </w:rPr>
         <w:t xml:space="preserve">-</w:t>
       </w:r>
       <w:r>
-        <w:t xml:space="preserve"> </w:t>
-      </w:r>
-      <w:r>
-        <w:rPr>
+        <w:rPr>
+          <w:rFonts w:ascii="Times New Roman" w:hAnsi="Times New Roman" w:eastAsia="Times New Roman" w:cs="Times New Roman"/>
+        </w:rPr>
+        <w:t xml:space="preserve"> </w:t>
+      </w:r>
+      <w:r>
+        <w:rPr>
+          <w:rFonts w:ascii="Times New Roman" w:hAnsi="Times New Roman" w:eastAsia="Times New Roman" w:cs="Times New Roman"/>
           <w:bCs/>
           <w:b/>
         </w:rPr>
         <w:t xml:space="preserve">ARO:</w:t>
       </w:r>
       <w:r>
-        <w:t xml:space="preserve"> </w:t>
-      </w:r>
-      <w:r>
+        <w:rPr>
+          <w:rFonts w:ascii="Times New Roman" w:hAnsi="Times New Roman" w:eastAsia="Times New Roman" w:cs="Times New Roman"/>
+        </w:rPr>
+        <w:t xml:space="preserve"> </w:t>
+      </w:r>
+      <w:r>
+        <w:rPr>
+          <w:rFonts w:ascii="Times New Roman" w:hAnsi="Times New Roman" w:eastAsia="Times New Roman" w:cs="Times New Roman"/>
+        </w:rPr>
         <w:t xml:space="preserve">how many times per year the event is expected (derived from the</w:t>
       </w:r>
       <w:r>
-        <w:t xml:space="preserve"> </w:t>
-      </w:r>
-      <w:r>
+        <w:rPr>
+          <w:rFonts w:ascii="Times New Roman" w:hAnsi="Times New Roman" w:eastAsia="Times New Roman" w:cs="Times New Roman"/>
+        </w:rPr>
+        <w:t xml:space="preserve"> </w:t>
+      </w:r>
+      <w:r>
+        <w:rPr>
+          <w:rFonts w:ascii="Times New Roman" w:hAnsi="Times New Roman" w:eastAsia="Times New Roman" w:cs="Times New Roman"/>
+        </w:rPr>
         <w:t xml:space="preserve">likelihood rating, e.g.,</w:t>
       </w:r>
       <w:r>
-        <w:t xml:space="preserve"> </w:t>
-      </w:r>
-      <w:r>
+        <w:rPr>
+          <w:rFonts w:ascii="Times New Roman" w:hAnsi="Times New Roman" w:eastAsia="Times New Roman" w:cs="Times New Roman"/>
+        </w:rPr>
+        <w:t xml:space="preserve"> </w:t>
+      </w:r>
+      <w:r>
+        <w:rPr>
+          <w:rFonts w:ascii="Times New Roman" w:hAnsi="Times New Roman" w:eastAsia="Times New Roman" w:cs="Times New Roman"/>
+        </w:rPr>
         <w:t xml:space="preserve">“</w:t>
       </w:r>
       <w:r>
+        <w:rPr>
+          <w:rFonts w:ascii="Times New Roman" w:hAnsi="Times New Roman" w:eastAsia="Times New Roman" w:cs="Times New Roman"/>
+        </w:rPr>
         <w:t xml:space="preserve">Possible</w:t>
       </w:r>
       <w:r>
+        <w:rPr>
+          <w:rFonts w:ascii="Times New Roman" w:hAnsi="Times New Roman" w:eastAsia="Times New Roman" w:cs="Times New Roman"/>
+        </w:rPr>
         <w:t xml:space="preserve">”</w:t>
       </w:r>
       <w:r>
-        <w:t xml:space="preserve"> </w:t>
-      </w:r>
-      <w:r>
+        <w:rPr>
+          <w:rFonts w:ascii="Times New Roman" w:hAnsi="Times New Roman" w:eastAsia="Times New Roman" w:cs="Times New Roman"/>
+        </w:rPr>
+        <w:t xml:space="preserve"> </w:t>
+      </w:r>
+      <w:r>
+        <w:rPr>
+          <w:rFonts w:ascii="Times New Roman" w:hAnsi="Times New Roman" w:eastAsia="Times New Roman" w:cs="Times New Roman"/>
+        </w:rPr>
         <w:t xml:space="preserve">≈ 0.35/yr).</w:t>
       </w:r>
     </w:p>
@@ -2765,104 +3772,170 @@
       </w:pPr>
       <w:r>
         <w:rPr>
+          <w:rFonts w:ascii="Times New Roman" w:hAnsi="Times New Roman" w:eastAsia="Times New Roman" w:cs="Times New Roman"/>
           <w:bCs/>
           <w:b/>
         </w:rPr>
         <w:t xml:space="preserve">Worked example (Risk R03 — insecure API exposing customer data):</w:t>
       </w:r>
       <w:r>
-        <w:t xml:space="preserve"> </w:t>
-      </w:r>
-      <w:r>
+        <w:rPr>
+          <w:rFonts w:ascii="Times New Roman" w:hAnsi="Times New Roman" w:eastAsia="Times New Roman" w:cs="Times New Roman"/>
+        </w:rPr>
+        <w:t xml:space="preserve"> </w:t>
+      </w:r>
+      <w:r>
+        <w:rPr>
+          <w:rFonts w:ascii="Times New Roman" w:hAnsi="Times New Roman" w:eastAsia="Times New Roman" w:cs="Times New Roman"/>
+        </w:rPr>
         <w:t xml:space="preserve">Estimated loss per breach event (notification, regulatory, remediation,</w:t>
       </w:r>
       <w:r>
-        <w:t xml:space="preserve"> </w:t>
-      </w:r>
-      <w:r>
+        <w:rPr>
+          <w:rFonts w:ascii="Times New Roman" w:hAnsi="Times New Roman" w:eastAsia="Times New Roman" w:cs="Times New Roman"/>
+        </w:rPr>
+        <w:t xml:space="preserve"> </w:t>
+      </w:r>
+      <w:r>
+        <w:rPr>
+          <w:rFonts w:ascii="Times New Roman" w:hAnsi="Times New Roman" w:eastAsia="Times New Roman" w:cs="Times New Roman"/>
+        </w:rPr>
         <w:t xml:space="preserve">churn)</w:t>
       </w:r>
       <w:r>
-        <w:t xml:space="preserve"> </w:t>
-      </w:r>
-      <w:r>
-        <w:rPr>
+        <w:rPr>
+          <w:rFonts w:ascii="Times New Roman" w:hAnsi="Times New Roman" w:eastAsia="Times New Roman" w:cs="Times New Roman"/>
+        </w:rPr>
+        <w:t xml:space="preserve"> </w:t>
+      </w:r>
+      <w:r>
+        <w:rPr>
+          <w:rFonts w:ascii="Times New Roman" w:hAnsi="Times New Roman" w:eastAsia="Times New Roman" w:cs="Times New Roman"/>
           <w:bCs/>
           <w:b/>
         </w:rPr>
         <w:t xml:space="preserve">SLE = $1,200,000</w:t>
       </w:r>
       <w:r>
+        <w:rPr>
+          <w:rFonts w:ascii="Times New Roman" w:hAnsi="Times New Roman" w:eastAsia="Times New Roman" w:cs="Times New Roman"/>
+        </w:rPr>
         <w:t xml:space="preserve">; estimated frequency</w:t>
       </w:r>
       <w:r>
-        <w:t xml:space="preserve"> </w:t>
-      </w:r>
-      <w:r>
-        <w:rPr>
+        <w:rPr>
+          <w:rFonts w:ascii="Times New Roman" w:hAnsi="Times New Roman" w:eastAsia="Times New Roman" w:cs="Times New Roman"/>
+        </w:rPr>
+        <w:t xml:space="preserve"> </w:t>
+      </w:r>
+      <w:r>
+        <w:rPr>
+          <w:rFonts w:ascii="Times New Roman" w:hAnsi="Times New Roman" w:eastAsia="Times New Roman" w:cs="Times New Roman"/>
           <w:bCs/>
           <w:b/>
         </w:rPr>
         <w:t xml:space="preserve">ARO = 0.4/yr</w:t>
       </w:r>
       <w:r>
-        <w:t xml:space="preserve"> </w:t>
-      </w:r>
-      <w:r>
+        <w:rPr>
+          <w:rFonts w:ascii="Times New Roman" w:hAnsi="Times New Roman" w:eastAsia="Times New Roman" w:cs="Times New Roman"/>
+        </w:rPr>
+        <w:t xml:space="preserve"> </w:t>
+      </w:r>
+      <w:r>
+        <w:rPr>
+          <w:rFonts w:ascii="Times New Roman" w:hAnsi="Times New Roman" w:eastAsia="Times New Roman" w:cs="Times New Roman"/>
+        </w:rPr>
         <w:t xml:space="preserve">→</w:t>
       </w:r>
       <w:r>
-        <w:t xml:space="preserve"> </w:t>
-      </w:r>
-      <w:r>
-        <w:rPr>
+        <w:rPr>
+          <w:rFonts w:ascii="Times New Roman" w:hAnsi="Times New Roman" w:eastAsia="Times New Roman" w:cs="Times New Roman"/>
+        </w:rPr>
+        <w:t xml:space="preserve"> </w:t>
+      </w:r>
+      <w:r>
+        <w:rPr>
+          <w:rFonts w:ascii="Times New Roman" w:hAnsi="Times New Roman" w:eastAsia="Times New Roman" w:cs="Times New Roman"/>
           <w:bCs/>
           <w:b/>
         </w:rPr>
         <w:t xml:space="preserve">ALE ≈ $480,000/yr</w:t>
       </w:r>
       <w:r>
+        <w:rPr>
+          <w:rFonts w:ascii="Times New Roman" w:hAnsi="Times New Roman" w:eastAsia="Times New Roman" w:cs="Times New Roman"/>
+        </w:rPr>
         <w:t xml:space="preserve">. Implementing API authentication, rate-limiting, and a</w:t>
       </w:r>
       <w:r>
-        <w:t xml:space="preserve"> </w:t>
-      </w:r>
-      <w:r>
+        <w:rPr>
+          <w:rFonts w:ascii="Times New Roman" w:hAnsi="Times New Roman" w:eastAsia="Times New Roman" w:cs="Times New Roman"/>
+        </w:rPr>
+        <w:t xml:space="preserve"> </w:t>
+      </w:r>
+      <w:r>
+        <w:rPr>
+          <w:rFonts w:ascii="Times New Roman" w:hAnsi="Times New Roman" w:eastAsia="Times New Roman" w:cs="Times New Roman"/>
+        </w:rPr>
         <w:t xml:space="preserve">WAF is estimated to cut ARO to ~0.1/yr →</w:t>
       </w:r>
       <w:r>
-        <w:t xml:space="preserve"> </w:t>
-      </w:r>
-      <w:r>
-        <w:rPr>
+        <w:rPr>
+          <w:rFonts w:ascii="Times New Roman" w:hAnsi="Times New Roman" w:eastAsia="Times New Roman" w:cs="Times New Roman"/>
+        </w:rPr>
+        <w:t xml:space="preserve"> </w:t>
+      </w:r>
+      <w:r>
+        <w:rPr>
+          <w:rFonts w:ascii="Times New Roman" w:hAnsi="Times New Roman" w:eastAsia="Times New Roman" w:cs="Times New Roman"/>
           <w:bCs/>
           <w:b/>
         </w:rPr>
         <w:t xml:space="preserve">ALE ≈ $120,000/yr</w:t>
       </w:r>
       <w:r>
+        <w:rPr>
+          <w:rFonts w:ascii="Times New Roman" w:hAnsi="Times New Roman" w:eastAsia="Times New Roman" w:cs="Times New Roman"/>
+        </w:rPr>
         <w:t xml:space="preserve">, a modeled</w:t>
       </w:r>
       <w:r>
-        <w:t xml:space="preserve"> </w:t>
-      </w:r>
-      <w:r>
-        <w:rPr>
+        <w:rPr>
+          <w:rFonts w:ascii="Times New Roman" w:hAnsi="Times New Roman" w:eastAsia="Times New Roman" w:cs="Times New Roman"/>
+        </w:rPr>
+        <w:t xml:space="preserve"> </w:t>
+      </w:r>
+      <w:r>
+        <w:rPr>
+          <w:rFonts w:ascii="Times New Roman" w:hAnsi="Times New Roman" w:eastAsia="Times New Roman" w:cs="Times New Roman"/>
           <w:bCs/>
           <w:b/>
         </w:rPr>
         <w:t xml:space="preserve">risk reduction of ~$360,000/yr</w:t>
       </w:r>
       <w:r>
-        <w:t xml:space="preserve"> </w:t>
-      </w:r>
-      <w:r>
+        <w:rPr>
+          <w:rFonts w:ascii="Times New Roman" w:hAnsi="Times New Roman" w:eastAsia="Times New Roman" w:cs="Times New Roman"/>
+        </w:rPr>
+        <w:t xml:space="preserve"> </w:t>
+      </w:r>
+      <w:r>
+        <w:rPr>
+          <w:rFonts w:ascii="Times New Roman" w:hAnsi="Times New Roman" w:eastAsia="Times New Roman" w:cs="Times New Roman"/>
+        </w:rPr>
         <w:t xml:space="preserve">against a control cost well under that.</w:t>
       </w:r>
       <w:r>
-        <w:t xml:space="preserve"> </w:t>
-      </w:r>
-      <w:r>
+        <w:rPr>
+          <w:rFonts w:ascii="Times New Roman" w:hAnsi="Times New Roman" w:eastAsia="Times New Roman" w:cs="Times New Roman"/>
+        </w:rPr>
+        <w:t xml:space="preserve"> </w:t>
+      </w:r>
+      <w:r>
+        <w:rPr>
+          <w:rFonts w:ascii="Times New Roman" w:hAnsi="Times New Roman" w:eastAsia="Times New Roman" w:cs="Times New Roman"/>
+        </w:rPr>
         <w:t xml:space="preserve">The investment is justified on expected-value grounds.</w:t>
       </w:r>
     </w:p>
@@ -2871,50 +3944,85 @@
         <w:pStyle w:val="FirstParagraph"/>
       </w:pPr>
       <w:r>
+        <w:rPr>
+          <w:rFonts w:ascii="Times New Roman" w:hAnsi="Times New Roman" w:eastAsia="Times New Roman" w:cs="Times New Roman"/>
+        </w:rPr>
         <w:t xml:space="preserve">These figures are</w:t>
       </w:r>
       <w:r>
-        <w:t xml:space="preserve"> </w:t>
-      </w:r>
-      <w:r>
-        <w:rPr>
+        <w:rPr>
+          <w:rFonts w:ascii="Times New Roman" w:hAnsi="Times New Roman" w:eastAsia="Times New Roman" w:cs="Times New Roman"/>
+        </w:rPr>
+        <w:t xml:space="preserve"> </w:t>
+      </w:r>
+      <w:r>
+        <w:rPr>
+          <w:rFonts w:ascii="Times New Roman" w:hAnsi="Times New Roman" w:eastAsia="Times New Roman" w:cs="Times New Roman"/>
           <w:bCs/>
           <w:b/>
         </w:rPr>
         <w:t xml:space="preserve">illustrative estimates</w:t>
       </w:r>
       <w:r>
-        <w:t xml:space="preserve"> </w:t>
-      </w:r>
-      <w:r>
+        <w:rPr>
+          <w:rFonts w:ascii="Times New Roman" w:hAnsi="Times New Roman" w:eastAsia="Times New Roman" w:cs="Times New Roman"/>
+        </w:rPr>
+        <w:t xml:space="preserve"> </w:t>
+      </w:r>
+      <w:r>
+        <w:rPr>
+          <w:rFonts w:ascii="Times New Roman" w:hAnsi="Times New Roman" w:eastAsia="Times New Roman" w:cs="Times New Roman"/>
+        </w:rPr>
         <w:t xml:space="preserve">for a fictional company — the point</w:t>
       </w:r>
       <w:r>
-        <w:t xml:space="preserve"> </w:t>
-      </w:r>
-      <w:r>
+        <w:rPr>
+          <w:rFonts w:ascii="Times New Roman" w:hAnsi="Times New Roman" w:eastAsia="Times New Roman" w:cs="Times New Roman"/>
+        </w:rPr>
+        <w:t xml:space="preserve"> </w:t>
+      </w:r>
+      <w:r>
+        <w:rPr>
+          <w:rFonts w:ascii="Times New Roman" w:hAnsi="Times New Roman" w:eastAsia="Times New Roman" w:cs="Times New Roman"/>
+        </w:rPr>
         <w:t xml:space="preserve">is the</w:t>
       </w:r>
       <w:r>
-        <w:t xml:space="preserve"> </w:t>
-      </w:r>
-      <w:r>
-        <w:rPr>
+        <w:rPr>
+          <w:rFonts w:ascii="Times New Roman" w:hAnsi="Times New Roman" w:eastAsia="Times New Roman" w:cs="Times New Roman"/>
+        </w:rPr>
+        <w:t xml:space="preserve"> </w:t>
+      </w:r>
+      <w:r>
+        <w:rPr>
+          <w:rFonts w:ascii="Times New Roman" w:hAnsi="Times New Roman" w:eastAsia="Times New Roman" w:cs="Times New Roman"/>
           <w:iCs/>
           <w:i/>
         </w:rPr>
         <w:t xml:space="preserve">method</w:t>
       </w:r>
       <w:r>
-        <w:t xml:space="preserve"> </w:t>
-      </w:r>
-      <w:r>
+        <w:rPr>
+          <w:rFonts w:ascii="Times New Roman" w:hAnsi="Times New Roman" w:eastAsia="Times New Roman" w:cs="Times New Roman"/>
+        </w:rPr>
+        <w:t xml:space="preserve"> </w:t>
+      </w:r>
+      <w:r>
+        <w:rPr>
+          <w:rFonts w:ascii="Times New Roman" w:hAnsi="Times New Roman" w:eastAsia="Times New Roman" w:cs="Times New Roman"/>
+        </w:rPr>
         <w:t xml:space="preserve">of translating a security risk into a financial decision, which is</w:t>
       </w:r>
       <w:r>
-        <w:t xml:space="preserve"> </w:t>
-      </w:r>
-      <w:r>
+        <w:rPr>
+          <w:rFonts w:ascii="Times New Roman" w:hAnsi="Times New Roman" w:eastAsia="Times New Roman" w:cs="Times New Roman"/>
+        </w:rPr>
+        <w:t xml:space="preserve"> </w:t>
+      </w:r>
+      <w:r>
+        <w:rPr>
+          <w:rFonts w:ascii="Times New Roman" w:hAnsi="Times New Roman" w:eastAsia="Times New Roman" w:cs="Times New Roman"/>
+        </w:rPr>
         <w:t xml:space="preserve">how GRC earns a seat at the budget table.</w:t>
       </w:r>
     </w:p>
@@ -2925,6 +4033,9 @@
         <w:pStyle w:val="Heading2"/>
       </w:pPr>
       <w:r>
+        <w:rPr>
+          <w:rFonts w:ascii="Times New Roman" w:hAnsi="Times New Roman" w:eastAsia="Times New Roman" w:cs="Times New Roman"/>
+        </w:rPr>
         <w:t xml:space="preserve">5. Limitations</w:t>
       </w:r>
     </w:p>
@@ -2937,6 +4048,9 @@
         <w:pStyle w:val="Compact"/>
       </w:pPr>
       <w:r>
+        <w:rPr>
+          <w:rFonts w:ascii="Times New Roman" w:hAnsi="Times New Roman" w:eastAsia="Times New Roman" w:cs="Times New Roman"/>
+        </w:rPr>
         <w:t xml:space="preserve">Likelihood and impact ratings are expert-judgment estimates, not actuarial data.</w:t>
       </w:r>
     </w:p>
@@ -2949,18 +4063,33 @@
         <w:pStyle w:val="Compact"/>
       </w:pPr>
       <w:r>
+        <w:rPr>
+          <w:rFonts w:ascii="Times New Roman" w:hAnsi="Times New Roman" w:eastAsia="Times New Roman" w:cs="Times New Roman"/>
+        </w:rPr>
         <w:t xml:space="preserve">The quantitative layer uses modeled loss figures; a real program would refine</w:t>
       </w:r>
       <w:r>
-        <w:t xml:space="preserve"> </w:t>
-      </w:r>
-      <w:r>
+        <w:rPr>
+          <w:rFonts w:ascii="Times New Roman" w:hAnsi="Times New Roman" w:eastAsia="Times New Roman" w:cs="Times New Roman"/>
+        </w:rPr>
+        <w:t xml:space="preserve"> </w:t>
+      </w:r>
+      <w:r>
+        <w:rPr>
+          <w:rFonts w:ascii="Times New Roman" w:hAnsi="Times New Roman" w:eastAsia="Times New Roman" w:cs="Times New Roman"/>
+        </w:rPr>
         <w:t xml:space="preserve">these with industry breach-cost data (e.g., IBM Cost of a Data Breach) and</w:t>
       </w:r>
       <w:r>
-        <w:t xml:space="preserve"> </w:t>
-      </w:r>
-      <w:r>
+        <w:rPr>
+          <w:rFonts w:ascii="Times New Roman" w:hAnsi="Times New Roman" w:eastAsia="Times New Roman" w:cs="Times New Roman"/>
+        </w:rPr>
+        <w:t xml:space="preserve"> </w:t>
+      </w:r>
+      <w:r>
+        <w:rPr>
+          <w:rFonts w:ascii="Times New Roman" w:hAnsi="Times New Roman" w:eastAsia="Times New Roman" w:cs="Times New Roman"/>
+        </w:rPr>
         <w:t xml:space="preserve">internal financials.</w:t>
       </w:r>
     </w:p>
@@ -2973,17 +4102,29 @@
         <w:pStyle w:val="Compact"/>
       </w:pPr>
       <w:r>
+        <w:rPr>
+          <w:rFonts w:ascii="Times New Roman" w:hAnsi="Times New Roman" w:eastAsia="Times New Roman" w:cs="Times New Roman"/>
+        </w:rPr>
         <w:t xml:space="preserve">This is a point-in-time assessment; risk should be re-assessed at least annually</w:t>
       </w:r>
       <w:r>
-        <w:t xml:space="preserve"> </w:t>
-      </w:r>
-      <w:r>
+        <w:rPr>
+          <w:rFonts w:ascii="Times New Roman" w:hAnsi="Times New Roman" w:eastAsia="Times New Roman" w:cs="Times New Roman"/>
+        </w:rPr>
+        <w:t xml:space="preserve"> </w:t>
+      </w:r>
+      <w:r>
+        <w:rPr>
+          <w:rFonts w:ascii="Times New Roman" w:hAnsi="Times New Roman" w:eastAsia="Times New Roman" w:cs="Times New Roman"/>
+        </w:rPr>
         <w:t xml:space="preserve">and on major change (a GLBA expectation).</w:t>
       </w:r>
     </w:p>
     <w:p>
       <w:r>
+        <w:rPr>
+          <w:rFonts w:ascii="Times New Roman" w:hAnsi="Times New Roman" w:eastAsia="Times New Roman" w:cs="Times New Roman"/>
+        </w:rPr>
         <w:pict>
           <v:rect style="width:0;height:1.5pt" o:hralign="center" o:hrstd="t" o:hr="t"/>
         </w:pict>
@@ -2997,6 +4138,9 @@
         <w:pStyle w:val="Heading1"/>
       </w:pPr>
       <w:r>
+        <w:rPr>
+          <w:rFonts w:ascii="Times New Roman" w:hAnsi="Times New Roman" w:eastAsia="Times New Roman" w:cs="Times New Roman"/>
+        </w:rPr>
         <w:t xml:space="preserve">Information Security Risk Assessment Report</w:t>
       </w:r>
     </w:p>
@@ -3006,6 +4150,9 @@
         <w:pStyle w:val="Heading3"/>
       </w:pPr>
       <w:r>
+        <w:rPr>
+          <w:rFonts w:ascii="Times New Roman" w:hAnsi="Times New Roman" w:eastAsia="Times New Roman" w:cs="Times New Roman"/>
+        </w:rPr>
         <w:t xml:space="preserve">NorthStar Lending, Inc. — NIST CSF 2.0</w:t>
       </w:r>
     </w:p>
@@ -3015,21 +4162,34 @@
       </w:pPr>
       <w:r>
         <w:rPr>
+          <w:rFonts w:ascii="Times New Roman" w:hAnsi="Times New Roman" w:eastAsia="Times New Roman" w:cs="Times New Roman"/>
           <w:bCs/>
           <w:b/>
         </w:rPr>
         <w:t xml:space="preserve">Portfolio note:</w:t>
       </w:r>
       <w:r>
-        <w:t xml:space="preserve"> </w:t>
-      </w:r>
-      <w:r>
+        <w:rPr>
+          <w:rFonts w:ascii="Times New Roman" w:hAnsi="Times New Roman" w:eastAsia="Times New Roman" w:cs="Times New Roman"/>
+        </w:rPr>
+        <w:t xml:space="preserve"> </w:t>
+      </w:r>
+      <w:r>
+        <w:rPr>
+          <w:rFonts w:ascii="Times New Roman" w:hAnsi="Times New Roman" w:eastAsia="Times New Roman" w:cs="Times New Roman"/>
+        </w:rPr>
         <w:t xml:space="preserve">NorthStar Lending is a fictional company. This report is a</w:t>
       </w:r>
       <w:r>
-        <w:t xml:space="preserve"> </w:t>
-      </w:r>
-      <w:r>
+        <w:rPr>
+          <w:rFonts w:ascii="Times New Roman" w:hAnsi="Times New Roman" w:eastAsia="Times New Roman" w:cs="Times New Roman"/>
+        </w:rPr>
+        <w:t xml:space="preserve"> </w:t>
+      </w:r>
+      <w:r>
+        <w:rPr>
+          <w:rFonts w:ascii="Times New Roman" w:hAnsi="Times New Roman" w:eastAsia="Times New Roman" w:cs="Times New Roman"/>
+        </w:rPr>
         <w:t xml:space="preserve">lab exercise demonstrating a GRC risk-assessment deliverable; all data is invented.</w:t>
       </w:r>
     </w:p>
@@ -3039,68 +4199,108 @@
       </w:pPr>
       <w:r>
         <w:rPr>
+          <w:rFonts w:ascii="Times New Roman" w:hAnsi="Times New Roman" w:eastAsia="Times New Roman" w:cs="Times New Roman"/>
           <w:bCs/>
           <w:b/>
         </w:rPr>
         <w:t xml:space="preserve">Prepared by:</w:t>
       </w:r>
       <w:r>
-        <w:t xml:space="preserve"> </w:t>
-      </w:r>
-      <w:r>
+        <w:rPr>
+          <w:rFonts w:ascii="Times New Roman" w:hAnsi="Times New Roman" w:eastAsia="Times New Roman" w:cs="Times New Roman"/>
+        </w:rPr>
+        <w:t xml:space="preserve"> </w:t>
+      </w:r>
+      <w:r>
+        <w:rPr>
+          <w:rFonts w:ascii="Times New Roman" w:hAnsi="Times New Roman" w:eastAsia="Times New Roman" w:cs="Times New Roman"/>
+        </w:rPr>
         <w:t xml:space="preserve">Salim Mbaye</w:t>
       </w:r>
       <w:r>
-        <w:t xml:space="preserve"> </w:t>
-      </w:r>
-      <w:r>
-        <w:rPr>
+        <w:rPr>
+          <w:rFonts w:ascii="Times New Roman" w:hAnsi="Times New Roman" w:eastAsia="Times New Roman" w:cs="Times New Roman"/>
+        </w:rPr>
+        <w:t xml:space="preserve"> </w:t>
+      </w:r>
+      <w:r>
+        <w:rPr>
+          <w:rFonts w:ascii="Times New Roman" w:hAnsi="Times New Roman" w:eastAsia="Times New Roman" w:cs="Times New Roman"/>
           <w:bCs/>
           <w:b/>
         </w:rPr>
         <w:t xml:space="preserve">Framework:</w:t>
       </w:r>
       <w:r>
-        <w:t xml:space="preserve"> </w:t>
-      </w:r>
-      <w:r>
+        <w:rPr>
+          <w:rFonts w:ascii="Times New Roman" w:hAnsi="Times New Roman" w:eastAsia="Times New Roman" w:cs="Times New Roman"/>
+        </w:rPr>
+        <w:t xml:space="preserve"> </w:t>
+      </w:r>
+      <w:r>
+        <w:rPr>
+          <w:rFonts w:ascii="Times New Roman" w:hAnsi="Times New Roman" w:eastAsia="Times New Roman" w:cs="Times New Roman"/>
+        </w:rPr>
         <w:t xml:space="preserve">NIST Cybersecurity Framework (CSF) 2.0</w:t>
       </w:r>
       <w:r>
-        <w:t xml:space="preserve"> </w:t>
-      </w:r>
-      <w:r>
-        <w:rPr>
+        <w:rPr>
+          <w:rFonts w:ascii="Times New Roman" w:hAnsi="Times New Roman" w:eastAsia="Times New Roman" w:cs="Times New Roman"/>
+        </w:rPr>
+        <w:t xml:space="preserve"> </w:t>
+      </w:r>
+      <w:r>
+        <w:rPr>
+          <w:rFonts w:ascii="Times New Roman" w:hAnsi="Times New Roman" w:eastAsia="Times New Roman" w:cs="Times New Roman"/>
           <w:bCs/>
           <w:b/>
         </w:rPr>
         <w:t xml:space="preserve">Method:</w:t>
       </w:r>
       <w:r>
-        <w:t xml:space="preserve"> </w:t>
-      </w:r>
-      <w:r>
+        <w:rPr>
+          <w:rFonts w:ascii="Times New Roman" w:hAnsi="Times New Roman" w:eastAsia="Times New Roman" w:cs="Times New Roman"/>
+        </w:rPr>
+        <w:t xml:space="preserve"> </w:t>
+      </w:r>
+      <w:r>
+        <w:rPr>
+          <w:rFonts w:ascii="Times New Roman" w:hAnsi="Times New Roman" w:eastAsia="Times New Roman" w:cs="Times New Roman"/>
+        </w:rPr>
         <w:t xml:space="preserve">Semi-quantitative (NIST SP 800-30), with an annualized-loss layer for top risks</w:t>
       </w:r>
       <w:r>
-        <w:t xml:space="preserve"> </w:t>
-      </w:r>
-      <w:r>
-        <w:rPr>
+        <w:rPr>
+          <w:rFonts w:ascii="Times New Roman" w:hAnsi="Times New Roman" w:eastAsia="Times New Roman" w:cs="Times New Roman"/>
+        </w:rPr>
+        <w:t xml:space="preserve"> </w:t>
+      </w:r>
+      <w:r>
+        <w:rPr>
+          <w:rFonts w:ascii="Times New Roman" w:hAnsi="Times New Roman" w:eastAsia="Times New Roman" w:cs="Times New Roman"/>
           <w:bCs/>
           <w:b/>
         </w:rPr>
         <w:t xml:space="preserve">Date:</w:t>
       </w:r>
       <w:r>
-        <w:t xml:space="preserve"> </w:t>
-      </w:r>
-      <w:r>
+        <w:rPr>
+          <w:rFonts w:ascii="Times New Roman" w:hAnsi="Times New Roman" w:eastAsia="Times New Roman" w:cs="Times New Roman"/>
+        </w:rPr>
+        <w:t xml:space="preserve"> </w:t>
+      </w:r>
+      <w:r>
+        <w:rPr>
+          <w:rFonts w:ascii="Times New Roman" w:hAnsi="Times New Roman" w:eastAsia="Times New Roman" w:cs="Times New Roman"/>
+        </w:rPr>
         <w:t xml:space="preserve">October 20th, 2026</w:t>
       </w:r>
     </w:p>
     <w:p>
       <w:r>
+        <w:rPr>
+          <w:rFonts w:ascii="Times New Roman" w:hAnsi="Times New Roman" w:eastAsia="Times New Roman" w:cs="Times New Roman"/>
+        </w:rPr>
         <w:pict>
           <v:rect style="width:0;height:1.5pt" o:hralign="center" o:hrstd="t" o:hr="t"/>
         </w:pict>
@@ -3113,6 +4313,9 @@
         <w:pStyle w:val="Heading2"/>
       </w:pPr>
       <w:r>
+        <w:rPr>
+          <w:rFonts w:ascii="Times New Roman" w:hAnsi="Times New Roman" w:eastAsia="Times New Roman" w:cs="Times New Roman"/>
+        </w:rPr>
         <w:t xml:space="preserve">1. Executive summary</w:t>
       </w:r>
     </w:p>
@@ -3121,18 +4324,33 @@
         <w:pStyle w:val="FirstParagraph"/>
       </w:pPr>
       <w:r>
+        <w:rPr>
+          <w:rFonts w:ascii="Times New Roman" w:hAnsi="Times New Roman" w:eastAsia="Times New Roman" w:cs="Times New Roman"/>
+        </w:rPr>
         <w:t xml:space="preserve">NorthStar Lending, a fintech handling customer financial data (PII, SSNs, bank and</w:t>
       </w:r>
       <w:r>
-        <w:t xml:space="preserve"> </w:t>
-      </w:r>
-      <w:r>
+        <w:rPr>
+          <w:rFonts w:ascii="Times New Roman" w:hAnsi="Times New Roman" w:eastAsia="Times New Roman" w:cs="Times New Roman"/>
+        </w:rPr>
+        <w:t xml:space="preserve"> </w:t>
+      </w:r>
+      <w:r>
+        <w:rPr>
+          <w:rFonts w:ascii="Times New Roman" w:hAnsi="Times New Roman" w:eastAsia="Times New Roman" w:cs="Times New Roman"/>
+        </w:rPr>
         <w:t xml:space="preserve">card data), was assessed against the NIST CSF 2.0. Fourteen risks were identified</w:t>
       </w:r>
       <w:r>
-        <w:t xml:space="preserve"> </w:t>
-      </w:r>
-      <w:r>
+        <w:rPr>
+          <w:rFonts w:ascii="Times New Roman" w:hAnsi="Times New Roman" w:eastAsia="Times New Roman" w:cs="Times New Roman"/>
+        </w:rPr>
+        <w:t xml:space="preserve"> </w:t>
+      </w:r>
+      <w:r>
+        <w:rPr>
+          <w:rFonts w:ascii="Times New Roman" w:hAnsi="Times New Roman" w:eastAsia="Times New Roman" w:cs="Times New Roman"/>
+        </w:rPr>
         <w:t xml:space="preserve">and scored for inherent and residual exposure.</w:t>
       </w:r>
     </w:p>
@@ -3142,6 +4360,7 @@
       </w:pPr>
       <w:r>
         <w:rPr>
+          <w:rFonts w:ascii="Times New Roman" w:hAnsi="Times New Roman" w:eastAsia="Times New Roman" w:cs="Times New Roman"/>
           <w:bCs/>
           <w:b/>
         </w:rPr>
@@ -3171,6 +4390,9 @@
               <w:jc w:val="left"/>
             </w:pPr>
             <w:r>
+              <w:rPr>
+                <w:rFonts w:ascii="Times New Roman" w:hAnsi="Times New Roman" w:eastAsia="Times New Roman" w:cs="Times New Roman"/>
+              </w:rPr>
               <w:t xml:space="preserve">Residual level</w:t>
             </w:r>
           </w:p>
@@ -3183,6 +4405,9 @@
               <w:jc w:val="left"/>
             </w:pPr>
             <w:r>
+              <w:rPr>
+                <w:rFonts w:ascii="Times New Roman" w:hAnsi="Times New Roman" w:eastAsia="Times New Roman" w:cs="Times New Roman"/>
+              </w:rPr>
               <w:t xml:space="preserve">Count</w:t>
             </w:r>
           </w:p>
@@ -3197,6 +4422,9 @@
               <w:jc w:val="left"/>
             </w:pPr>
             <w:r>
+              <w:rPr>
+                <w:rFonts w:ascii="Times New Roman" w:hAnsi="Times New Roman" w:eastAsia="Times New Roman" w:cs="Times New Roman"/>
+              </w:rPr>
               <w:t xml:space="preserve">Critical</w:t>
             </w:r>
           </w:p>
@@ -3209,6 +4437,9 @@
               <w:jc w:val="left"/>
             </w:pPr>
             <w:r>
+              <w:rPr>
+                <w:rFonts w:ascii="Times New Roman" w:hAnsi="Times New Roman" w:eastAsia="Times New Roman" w:cs="Times New Roman"/>
+              </w:rPr>
               <w:t xml:space="preserve">4</w:t>
             </w:r>
           </w:p>
@@ -3223,6 +4454,9 @@
               <w:jc w:val="left"/>
             </w:pPr>
             <w:r>
+              <w:rPr>
+                <w:rFonts w:ascii="Times New Roman" w:hAnsi="Times New Roman" w:eastAsia="Times New Roman" w:cs="Times New Roman"/>
+              </w:rPr>
               <w:t xml:space="preserve">High</w:t>
             </w:r>
           </w:p>
@@ -3235,6 +4469,9 @@
               <w:jc w:val="left"/>
             </w:pPr>
             <w:r>
+              <w:rPr>
+                <w:rFonts w:ascii="Times New Roman" w:hAnsi="Times New Roman" w:eastAsia="Times New Roman" w:cs="Times New Roman"/>
+              </w:rPr>
               <w:t xml:space="preserve">6</w:t>
             </w:r>
           </w:p>
@@ -3249,6 +4486,9 @@
               <w:jc w:val="left"/>
             </w:pPr>
             <w:r>
+              <w:rPr>
+                <w:rFonts w:ascii="Times New Roman" w:hAnsi="Times New Roman" w:eastAsia="Times New Roman" w:cs="Times New Roman"/>
+              </w:rPr>
               <w:t xml:space="preserve">Moderate</w:t>
             </w:r>
           </w:p>
@@ -3261,6 +4501,9 @@
               <w:jc w:val="left"/>
             </w:pPr>
             <w:r>
+              <w:rPr>
+                <w:rFonts w:ascii="Times New Roman" w:hAnsi="Times New Roman" w:eastAsia="Times New Roman" w:cs="Times New Roman"/>
+              </w:rPr>
               <w:t xml:space="preserve">4</w:t>
             </w:r>
           </w:p>
@@ -3275,6 +4518,9 @@
               <w:jc w:val="left"/>
             </w:pPr>
             <w:r>
+              <w:rPr>
+                <w:rFonts w:ascii="Times New Roman" w:hAnsi="Times New Roman" w:eastAsia="Times New Roman" w:cs="Times New Roman"/>
+              </w:rPr>
               <w:t xml:space="preserve">Low</w:t>
             </w:r>
           </w:p>
@@ -3287,6 +4533,9 @@
               <w:jc w:val="left"/>
             </w:pPr>
             <w:r>
+              <w:rPr>
+                <w:rFonts w:ascii="Times New Roman" w:hAnsi="Times New Roman" w:eastAsia="Times New Roman" w:cs="Times New Roman"/>
+              </w:rPr>
               <w:t xml:space="preserve">0</w:t>
             </w:r>
           </w:p>
@@ -3298,13 +4547,20 @@
         <w:pStyle w:val="BodyText"/>
       </w:pPr>
       <w:r>
+        <w:rPr>
+          <w:rFonts w:ascii="Times New Roman" w:hAnsi="Times New Roman" w:eastAsia="Times New Roman" w:cs="Times New Roman"/>
+        </w:rPr>
         <w:t xml:space="preserve">The organization carries meaningful unmitigated risk concentrated in</w:t>
       </w:r>
       <w:r>
-        <w:t xml:space="preserve"> </w:t>
-      </w:r>
-      <w:r>
-        <w:rPr>
+        <w:rPr>
+          <w:rFonts w:ascii="Times New Roman" w:hAnsi="Times New Roman" w:eastAsia="Times New Roman" w:cs="Times New Roman"/>
+        </w:rPr>
+        <w:t xml:space="preserve"> </w:t>
+      </w:r>
+      <w:r>
+        <w:rPr>
+          <w:rFonts w:ascii="Times New Roman" w:hAnsi="Times New Roman" w:eastAsia="Times New Roman" w:cs="Times New Roman"/>
           <w:bCs/>
           <w:b/>
         </w:rPr>
@@ -3312,6 +4568,7 @@
       </w:r>
       <w:r>
         <w:rPr>
+          <w:rFonts w:ascii="Times New Roman" w:hAnsi="Times New Roman" w:eastAsia="Times New Roman" w:cs="Times New Roman"/>
           <w:bCs/>
           <w:b/>
         </w:rPr>
@@ -3319,82 +4576,132 @@
       </w:r>
       <w:r>
         <w:rPr>
+          <w:rFonts w:ascii="Times New Roman" w:hAnsi="Times New Roman" w:eastAsia="Times New Roman" w:cs="Times New Roman"/>
           <w:bCs/>
           <w:b/>
         </w:rPr>
         <w:t xml:space="preserve">access</w:t>
       </w:r>
       <w:r>
-        <w:t xml:space="preserve"> </w:t>
-      </w:r>
-      <w:r>
+        <w:rPr>
+          <w:rFonts w:ascii="Times New Roman" w:hAnsi="Times New Roman" w:eastAsia="Times New Roman" w:cs="Times New Roman"/>
+        </w:rPr>
+        <w:t xml:space="preserve"> </w:t>
+      </w:r>
+      <w:r>
+        <w:rPr>
+          <w:rFonts w:ascii="Times New Roman" w:hAnsi="Times New Roman" w:eastAsia="Times New Roman" w:cs="Times New Roman"/>
+        </w:rPr>
         <w:t xml:space="preserve">(no enforced MFA),</w:t>
       </w:r>
       <w:r>
-        <w:t xml:space="preserve"> </w:t>
-      </w:r>
-      <w:r>
-        <w:rPr>
+        <w:rPr>
+          <w:rFonts w:ascii="Times New Roman" w:hAnsi="Times New Roman" w:eastAsia="Times New Roman" w:cs="Times New Roman"/>
+        </w:rPr>
+        <w:t xml:space="preserve"> </w:t>
+      </w:r>
+      <w:r>
+        <w:rPr>
+          <w:rFonts w:ascii="Times New Roman" w:hAnsi="Times New Roman" w:eastAsia="Times New Roman" w:cs="Times New Roman"/>
           <w:bCs/>
           <w:b/>
         </w:rPr>
         <w:t xml:space="preserve">application/API security</w:t>
       </w:r>
       <w:r>
+        <w:rPr>
+          <w:rFonts w:ascii="Times New Roman" w:hAnsi="Times New Roman" w:eastAsia="Times New Roman" w:cs="Times New Roman"/>
+        </w:rPr>
         <w:t xml:space="preserve">,</w:t>
       </w:r>
       <w:r>
-        <w:t xml:space="preserve"> </w:t>
-      </w:r>
-      <w:r>
-        <w:rPr>
+        <w:rPr>
+          <w:rFonts w:ascii="Times New Roman" w:hAnsi="Times New Roman" w:eastAsia="Times New Roman" w:cs="Times New Roman"/>
+        </w:rPr>
+        <w:t xml:space="preserve"> </w:t>
+      </w:r>
+      <w:r>
+        <w:rPr>
+          <w:rFonts w:ascii="Times New Roman" w:hAnsi="Times New Roman" w:eastAsia="Times New Roman" w:cs="Times New Roman"/>
           <w:bCs/>
           <w:b/>
         </w:rPr>
         <w:t xml:space="preserve">cloud configuration</w:t>
       </w:r>
       <w:r>
+        <w:rPr>
+          <w:rFonts w:ascii="Times New Roman" w:hAnsi="Times New Roman" w:eastAsia="Times New Roman" w:cs="Times New Roman"/>
+        </w:rPr>
         <w:t xml:space="preserve">,</w:t>
       </w:r>
       <w:r>
-        <w:t xml:space="preserve"> </w:t>
-      </w:r>
-      <w:r>
+        <w:rPr>
+          <w:rFonts w:ascii="Times New Roman" w:hAnsi="Times New Roman" w:eastAsia="Times New Roman" w:cs="Times New Roman"/>
+        </w:rPr>
+        <w:t xml:space="preserve"> </w:t>
+      </w:r>
+      <w:r>
+        <w:rPr>
+          <w:rFonts w:ascii="Times New Roman" w:hAnsi="Times New Roman" w:eastAsia="Times New Roman" w:cs="Times New Roman"/>
+        </w:rPr>
         <w:t xml:space="preserve">and</w:t>
       </w:r>
       <w:r>
-        <w:t xml:space="preserve"> </w:t>
-      </w:r>
-      <w:r>
-        <w:rPr>
+        <w:rPr>
+          <w:rFonts w:ascii="Times New Roman" w:hAnsi="Times New Roman" w:eastAsia="Times New Roman" w:cs="Times New Roman"/>
+        </w:rPr>
+        <w:t xml:space="preserve"> </w:t>
+      </w:r>
+      <w:r>
+        <w:rPr>
+          <w:rFonts w:ascii="Times New Roman" w:hAnsi="Times New Roman" w:eastAsia="Times New Roman" w:cs="Times New Roman"/>
           <w:bCs/>
           <w:b/>
         </w:rPr>
         <w:t xml:space="preserve">incident readiness</w:t>
       </w:r>
       <w:r>
+        <w:rPr>
+          <w:rFonts w:ascii="Times New Roman" w:hAnsi="Times New Roman" w:eastAsia="Times New Roman" w:cs="Times New Roman"/>
+        </w:rPr>
         <w:t xml:space="preserve">. None of these require large capital — they require a</w:t>
       </w:r>
       <w:r>
-        <w:t xml:space="preserve"> </w:t>
-      </w:r>
-      <w:r>
+        <w:rPr>
+          <w:rFonts w:ascii="Times New Roman" w:hAnsi="Times New Roman" w:eastAsia="Times New Roman" w:cs="Times New Roman"/>
+        </w:rPr>
+        <w:t xml:space="preserve"> </w:t>
+      </w:r>
+      <w:r>
+        <w:rPr>
+          <w:rFonts w:ascii="Times New Roman" w:hAnsi="Times New Roman" w:eastAsia="Times New Roman" w:cs="Times New Roman"/>
+        </w:rPr>
         <w:t xml:space="preserve">formalized security program, which is also a direct</w:t>
       </w:r>
       <w:r>
-        <w:t xml:space="preserve"> </w:t>
-      </w:r>
-      <w:r>
-        <w:rPr>
+        <w:rPr>
+          <w:rFonts w:ascii="Times New Roman" w:hAnsi="Times New Roman" w:eastAsia="Times New Roman" w:cs="Times New Roman"/>
+        </w:rPr>
+        <w:t xml:space="preserve"> </w:t>
+      </w:r>
+      <w:r>
+        <w:rPr>
+          <w:rFonts w:ascii="Times New Roman" w:hAnsi="Times New Roman" w:eastAsia="Times New Roman" w:cs="Times New Roman"/>
           <w:bCs/>
           <w:b/>
         </w:rPr>
         <w:t xml:space="preserve">GLBA Safeguards Rule</w:t>
       </w:r>
       <w:r>
-        <w:t xml:space="preserve"> </w:t>
-      </w:r>
-      <w:r>
+        <w:rPr>
+          <w:rFonts w:ascii="Times New Roman" w:hAnsi="Times New Roman" w:eastAsia="Times New Roman" w:cs="Times New Roman"/>
+        </w:rPr>
+        <w:t xml:space="preserve"> </w:t>
+      </w:r>
+      <w:r>
+        <w:rPr>
+          <w:rFonts w:ascii="Times New Roman" w:hAnsi="Times New Roman" w:eastAsia="Times New Roman" w:cs="Times New Roman"/>
+        </w:rPr>
         <w:t xml:space="preserve">obligation. The four Critical risks should be remediated within 30–60 days.</w:t>
       </w:r>
     </w:p>
@@ -3403,6 +4710,9 @@
         <w:pStyle w:val="CaptionedFigure"/>
       </w:pPr>
       <w:r>
+        <w:rPr>
+          <w:rFonts w:ascii="Times New Roman" w:hAnsi="Times New Roman" w:eastAsia="Times New Roman" w:cs="Times New Roman"/>
+        </w:rPr>
         <w:drawing>
           <wp:inline>
             <wp:extent cx="5334000" cy="4324864"/>
@@ -3450,6 +4760,9 @@
         <w:pStyle w:val="ImageCaption"/>
       </w:pPr>
       <w:r>
+        <w:rPr>
+          <w:rFonts w:ascii="Times New Roman" w:hAnsi="Times New Roman" w:eastAsia="Times New Roman" w:cs="Times New Roman"/>
+        </w:rPr>
         <w:t xml:space="preserve">Residual Risk Heatmap</w:t>
       </w:r>
     </w:p>
@@ -3460,6 +4773,9 @@
         <w:pStyle w:val="Heading2"/>
       </w:pPr>
       <w:r>
+        <w:rPr>
+          <w:rFonts w:ascii="Times New Roman" w:hAnsi="Times New Roman" w:eastAsia="Times New Roman" w:cs="Times New Roman"/>
+        </w:rPr>
         <w:t xml:space="preserve">2. Top risks and recommended treatment</w:t>
       </w:r>
     </w:p>
@@ -3468,6 +4784,9 @@
         <w:pStyle w:val="FirstParagraph"/>
       </w:pPr>
       <w:r>
+        <w:rPr>
+          <w:rFonts w:ascii="Times New Roman" w:hAnsi="Times New Roman" w:eastAsia="Times New Roman" w:cs="Times New Roman"/>
+        </w:rPr>
         <w:t xml:space="preserve">The four Critical residual risks (score 15) are the priority:</w:t>
       </w:r>
     </w:p>
@@ -3497,6 +4816,9 @@
               <w:jc w:val="left"/>
             </w:pPr>
             <w:r>
+              <w:rPr>
+                <w:rFonts w:ascii="Times New Roman" w:hAnsi="Times New Roman" w:eastAsia="Times New Roman" w:cs="Times New Roman"/>
+              </w:rPr>
               <w:t xml:space="preserve">ID</w:t>
             </w:r>
           </w:p>
@@ -3509,6 +4831,9 @@
               <w:jc w:val="left"/>
             </w:pPr>
             <w:r>
+              <w:rPr>
+                <w:rFonts w:ascii="Times New Roman" w:hAnsi="Times New Roman" w:eastAsia="Times New Roman" w:cs="Times New Roman"/>
+              </w:rPr>
               <w:t xml:space="preserve">Risk</w:t>
             </w:r>
           </w:p>
@@ -3521,6 +4846,9 @@
               <w:jc w:val="left"/>
             </w:pPr>
             <w:r>
+              <w:rPr>
+                <w:rFonts w:ascii="Times New Roman" w:hAnsi="Times New Roman" w:eastAsia="Times New Roman" w:cs="Times New Roman"/>
+              </w:rPr>
               <w:t xml:space="preserve">Residual</w:t>
             </w:r>
           </w:p>
@@ -3533,6 +4861,9 @@
               <w:jc w:val="left"/>
             </w:pPr>
             <w:r>
+              <w:rPr>
+                <w:rFonts w:ascii="Times New Roman" w:hAnsi="Times New Roman" w:eastAsia="Times New Roman" w:cs="Times New Roman"/>
+              </w:rPr>
               <w:t xml:space="preserve">Why it matters</w:t>
             </w:r>
           </w:p>
@@ -3545,6 +4876,9 @@
               <w:jc w:val="left"/>
             </w:pPr>
             <w:r>
+              <w:rPr>
+                <w:rFonts w:ascii="Times New Roman" w:hAnsi="Times New Roman" w:eastAsia="Times New Roman" w:cs="Times New Roman"/>
+              </w:rPr>
               <w:t xml:space="preserve">Recommended action</w:t>
             </w:r>
           </w:p>
@@ -3559,6 +4893,9 @@
               <w:jc w:val="left"/>
             </w:pPr>
             <w:r>
+              <w:rPr>
+                <w:rFonts w:ascii="Times New Roman" w:hAnsi="Times New Roman" w:eastAsia="Times New Roman" w:cs="Times New Roman"/>
+              </w:rPr>
               <w:t xml:space="preserve">R02</w:t>
             </w:r>
           </w:p>
@@ -3571,6 +4908,9 @@
               <w:jc w:val="left"/>
             </w:pPr>
             <w:r>
+              <w:rPr>
+                <w:rFonts w:ascii="Times New Roman" w:hAnsi="Times New Roman" w:eastAsia="Times New Roman" w:cs="Times New Roman"/>
+              </w:rPr>
               <w:t xml:space="preserve">No enforced MFA on admin/SSO</w:t>
             </w:r>
           </w:p>
@@ -3583,6 +4923,9 @@
               <w:jc w:val="left"/>
             </w:pPr>
             <w:r>
+              <w:rPr>
+                <w:rFonts w:ascii="Times New Roman" w:hAnsi="Times New Roman" w:eastAsia="Times New Roman" w:cs="Times New Roman"/>
+              </w:rPr>
               <w:t xml:space="preserve">Critical</w:t>
             </w:r>
           </w:p>
@@ -3595,6 +4938,9 @@
               <w:jc w:val="left"/>
             </w:pPr>
             <w:r>
+              <w:rPr>
+                <w:rFonts w:ascii="Times New Roman" w:hAnsi="Times New Roman" w:eastAsia="Times New Roman" w:cs="Times New Roman"/>
+              </w:rPr>
               <w:t xml:space="preserve">A single phished admin credential compromises every system; #1 breach cause</w:t>
             </w:r>
           </w:p>
@@ -3607,6 +4953,9 @@
               <w:jc w:val="left"/>
             </w:pPr>
             <w:r>
+              <w:rPr>
+                <w:rFonts w:ascii="Times New Roman" w:hAnsi="Times New Roman" w:eastAsia="Times New Roman" w:cs="Times New Roman"/>
+              </w:rPr>
               <w:t xml:space="preserve">Enforce phishing-resistant MFA on all admin and SSO accounts</w:t>
             </w:r>
           </w:p>
@@ -3621,6 +4970,9 @@
               <w:jc w:val="left"/>
             </w:pPr>
             <w:r>
+              <w:rPr>
+                <w:rFonts w:ascii="Times New Roman" w:hAnsi="Times New Roman" w:eastAsia="Times New Roman" w:cs="Times New Roman"/>
+              </w:rPr>
               <w:t xml:space="preserve">R03</w:t>
             </w:r>
           </w:p>
@@ -3633,6 +4985,9 @@
               <w:jc w:val="left"/>
             </w:pPr>
             <w:r>
+              <w:rPr>
+                <w:rFonts w:ascii="Times New Roman" w:hAnsi="Times New Roman" w:eastAsia="Times New Roman" w:cs="Times New Roman"/>
+              </w:rPr>
               <w:t xml:space="preserve">Insecure customer API</w:t>
             </w:r>
           </w:p>
@@ -3645,6 +5000,9 @@
               <w:jc w:val="left"/>
             </w:pPr>
             <w:r>
+              <w:rPr>
+                <w:rFonts w:ascii="Times New Roman" w:hAnsi="Times New Roman" w:eastAsia="Times New Roman" w:cs="Times New Roman"/>
+              </w:rPr>
               <w:t xml:space="preserve">Critical</w:t>
             </w:r>
           </w:p>
@@ -3657,6 +5015,9 @@
               <w:jc w:val="left"/>
             </w:pPr>
             <w:r>
+              <w:rPr>
+                <w:rFonts w:ascii="Times New Roman" w:hAnsi="Times New Roman" w:eastAsia="Times New Roman" w:cs="Times New Roman"/>
+              </w:rPr>
               <w:t xml:space="preserve">APIs expose regulated financial data directly to the internet</w:t>
             </w:r>
           </w:p>
@@ -3669,6 +5030,9 @@
               <w:jc w:val="left"/>
             </w:pPr>
             <w:r>
+              <w:rPr>
+                <w:rFonts w:ascii="Times New Roman" w:hAnsi="Times New Roman" w:eastAsia="Times New Roman" w:cs="Times New Roman"/>
+              </w:rPr>
               <w:t xml:space="preserve">OAuth2 + authorization checks, rate limiting, WAF, API gateway</w:t>
             </w:r>
           </w:p>
@@ -3683,6 +5047,9 @@
               <w:jc w:val="left"/>
             </w:pPr>
             <w:r>
+              <w:rPr>
+                <w:rFonts w:ascii="Times New Roman" w:hAnsi="Times New Roman" w:eastAsia="Times New Roman" w:cs="Times New Roman"/>
+              </w:rPr>
               <w:t xml:space="preserve">R06</w:t>
             </w:r>
           </w:p>
@@ -3695,6 +5062,9 @@
               <w:jc w:val="left"/>
             </w:pPr>
             <w:r>
+              <w:rPr>
+                <w:rFonts w:ascii="Times New Roman" w:hAnsi="Times New Roman" w:eastAsia="Times New Roman" w:cs="Times New Roman"/>
+              </w:rPr>
               <w:t xml:space="preserve">Public/misconfigured cloud storage</w:t>
             </w:r>
           </w:p>
@@ -3707,6 +5077,9 @@
               <w:jc w:val="left"/>
             </w:pPr>
             <w:r>
+              <w:rPr>
+                <w:rFonts w:ascii="Times New Roman" w:hAnsi="Times New Roman" w:eastAsia="Times New Roman" w:cs="Times New Roman"/>
+              </w:rPr>
               <w:t xml:space="preserve">Critical</w:t>
             </w:r>
           </w:p>
@@ -3719,6 +5092,9 @@
               <w:jc w:val="left"/>
             </w:pPr>
             <w:r>
+              <w:rPr>
+                <w:rFonts w:ascii="Times New Roman" w:hAnsi="Times New Roman" w:eastAsia="Times New Roman" w:cs="Times New Roman"/>
+              </w:rPr>
               <w:t xml:space="preserve">A single misconfigured bucket can leak the full customer dataset</w:t>
             </w:r>
           </w:p>
@@ -3731,6 +5107,9 @@
               <w:jc w:val="left"/>
             </w:pPr>
             <w:r>
+              <w:rPr>
+                <w:rFonts w:ascii="Times New Roman" w:hAnsi="Times New Roman" w:eastAsia="Times New Roman" w:cs="Times New Roman"/>
+              </w:rPr>
               <w:t xml:space="preserve">Block Public Access, deploy CSPM, scan IaC pre-deploy</w:t>
             </w:r>
           </w:p>
@@ -3745,6 +5124,9 @@
               <w:jc w:val="left"/>
             </w:pPr>
             <w:r>
+              <w:rPr>
+                <w:rFonts w:ascii="Times New Roman" w:hAnsi="Times New Roman" w:eastAsia="Times New Roman" w:cs="Times New Roman"/>
+              </w:rPr>
               <w:t xml:space="preserve">R10</w:t>
             </w:r>
           </w:p>
@@ -3757,6 +5139,9 @@
               <w:jc w:val="left"/>
             </w:pPr>
             <w:r>
+              <w:rPr>
+                <w:rFonts w:ascii="Times New Roman" w:hAnsi="Times New Roman" w:eastAsia="Times New Roman" w:cs="Times New Roman"/>
+              </w:rPr>
               <w:t xml:space="preserve">No incident response plan</w:t>
             </w:r>
           </w:p>
@@ -3769,6 +5154,9 @@
               <w:jc w:val="left"/>
             </w:pPr>
             <w:r>
+              <w:rPr>
+                <w:rFonts w:ascii="Times New Roman" w:hAnsi="Times New Roman" w:eastAsia="Times New Roman" w:cs="Times New Roman"/>
+              </w:rPr>
               <w:t xml:space="preserve">Critical</w:t>
             </w:r>
           </w:p>
@@ -3781,6 +5169,9 @@
               <w:jc w:val="left"/>
             </w:pPr>
             <w:r>
+              <w:rPr>
+                <w:rFonts w:ascii="Times New Roman" w:hAnsi="Times New Roman" w:eastAsia="Times New Roman" w:cs="Times New Roman"/>
+              </w:rPr>
               <w:t xml:space="preserve">A breach without a plan multiplies cost, downtime, and regulatory exposure</w:t>
             </w:r>
           </w:p>
@@ -3793,6 +5184,9 @@
               <w:jc w:val="left"/>
             </w:pPr>
             <w:r>
+              <w:rPr>
+                <w:rFonts w:ascii="Times New Roman" w:hAnsi="Times New Roman" w:eastAsia="Times New Roman" w:cs="Times New Roman"/>
+              </w:rPr>
               <w:t xml:space="preserve">Documented IR plan, roles/runbooks, annual tabletop</w:t>
             </w:r>
           </w:p>
@@ -3804,24 +5198,40 @@
         <w:pStyle w:val="BodyText"/>
       </w:pPr>
       <w:r>
+        <w:rPr>
+          <w:rFonts w:ascii="Times New Roman" w:hAnsi="Times New Roman" w:eastAsia="Times New Roman" w:cs="Times New Roman"/>
+        </w:rPr>
         <w:t xml:space="preserve">The six High risks (R01, R07, R09, R12 at score 12; plus others) follow on a</w:t>
       </w:r>
       <w:r>
-        <w:t xml:space="preserve"> </w:t>
-      </w:r>
-      <w:r>
+        <w:rPr>
+          <w:rFonts w:ascii="Times New Roman" w:hAnsi="Times New Roman" w:eastAsia="Times New Roman" w:cs="Times New Roman"/>
+        </w:rPr>
+        <w:t xml:space="preserve"> </w:t>
+      </w:r>
+      <w:r>
+        <w:rPr>
+          <w:rFonts w:ascii="Times New Roman" w:hAnsi="Times New Roman" w:eastAsia="Times New Roman" w:cs="Times New Roman"/>
+        </w:rPr>
         <w:t xml:space="preserve">60–90 day timeline and are listed in</w:t>
       </w:r>
       <w:r>
-        <w:t xml:space="preserve"> </w:t>
-      </w:r>
-      <w:r>
-        <w:rPr>
+        <w:rPr>
+          <w:rFonts w:ascii="Times New Roman" w:hAnsi="Times New Roman" w:eastAsia="Times New Roman" w:cs="Times New Roman"/>
+        </w:rPr>
+        <w:t xml:space="preserve"> </w:t>
+      </w:r>
+      <w:r>
+        <w:rPr>
+          <w:rFonts w:ascii="Times New Roman" w:hAnsi="Times New Roman" w:eastAsia="Times New Roman" w:cs="Times New Roman"/>
           <w:rStyle w:val="VerbatimChar"/>
         </w:rPr>
         <w:t xml:space="preserve">outputs/risk-register-scored.csv</w:t>
       </w:r>
       <w:r>
+        <w:rPr>
+          <w:rFonts w:ascii="Times New Roman" w:hAnsi="Times New Roman" w:eastAsia="Times New Roman" w:cs="Times New Roman"/>
+        </w:rPr>
         <w:t xml:space="preserve">.</w:t>
       </w:r>
     </w:p>
@@ -3832,6 +5242,9 @@
         <w:pStyle w:val="Heading2"/>
       </w:pPr>
       <w:r>
+        <w:rPr>
+          <w:rFonts w:ascii="Times New Roman" w:hAnsi="Times New Roman" w:eastAsia="Times New Roman" w:cs="Times New Roman"/>
+        </w:rPr>
         <w:t xml:space="preserve">3. The quantitative view (why this gets funded)</w:t>
       </w:r>
     </w:p>
@@ -3840,30 +5253,57 @@
         <w:pStyle w:val="FirstParagraph"/>
       </w:pPr>
       <w:r>
+        <w:rPr>
+          <w:rFonts w:ascii="Times New Roman" w:hAnsi="Times New Roman" w:eastAsia="Times New Roman" w:cs="Times New Roman"/>
+        </w:rPr>
         <w:t xml:space="preserve">For R03 (insecure API), a qualitative</w:t>
       </w:r>
       <w:r>
-        <w:t xml:space="preserve"> </w:t>
-      </w:r>
-      <w:r>
+        <w:rPr>
+          <w:rFonts w:ascii="Times New Roman" w:hAnsi="Times New Roman" w:eastAsia="Times New Roman" w:cs="Times New Roman"/>
+        </w:rPr>
+        <w:t xml:space="preserve"> </w:t>
+      </w:r>
+      <w:r>
+        <w:rPr>
+          <w:rFonts w:ascii="Times New Roman" w:hAnsi="Times New Roman" w:eastAsia="Times New Roman" w:cs="Times New Roman"/>
+        </w:rPr>
         <w:t xml:space="preserve">“</w:t>
       </w:r>
       <w:r>
+        <w:rPr>
+          <w:rFonts w:ascii="Times New Roman" w:hAnsi="Times New Roman" w:eastAsia="Times New Roman" w:cs="Times New Roman"/>
+        </w:rPr>
         <w:t xml:space="preserve">Critical</w:t>
       </w:r>
       <w:r>
+        <w:rPr>
+          <w:rFonts w:ascii="Times New Roman" w:hAnsi="Times New Roman" w:eastAsia="Times New Roman" w:cs="Times New Roman"/>
+        </w:rPr>
         <w:t xml:space="preserve">”</w:t>
       </w:r>
       <w:r>
-        <w:t xml:space="preserve"> </w:t>
-      </w:r>
-      <w:r>
+        <w:rPr>
+          <w:rFonts w:ascii="Times New Roman" w:hAnsi="Times New Roman" w:eastAsia="Times New Roman" w:cs="Times New Roman"/>
+        </w:rPr>
+        <w:t xml:space="preserve"> </w:t>
+      </w:r>
+      <w:r>
+        <w:rPr>
+          <w:rFonts w:ascii="Times New Roman" w:hAnsi="Times New Roman" w:eastAsia="Times New Roman" w:cs="Times New Roman"/>
+        </w:rPr>
         <w:t xml:space="preserve">rating is translated into money so</w:t>
       </w:r>
       <w:r>
-        <w:t xml:space="preserve"> </w:t>
-      </w:r>
-      <w:r>
+        <w:rPr>
+          <w:rFonts w:ascii="Times New Roman" w:hAnsi="Times New Roman" w:eastAsia="Times New Roman" w:cs="Times New Roman"/>
+        </w:rPr>
+        <w:t xml:space="preserve"> </w:t>
+      </w:r>
+      <w:r>
+        <w:rPr>
+          <w:rFonts w:ascii="Times New Roman" w:hAnsi="Times New Roman" w:eastAsia="Times New Roman" w:cs="Times New Roman"/>
+        </w:rPr>
         <w:t xml:space="preserve">leadership can weigh control cost against risk reduction:</w:t>
       </w:r>
     </w:p>
@@ -3891,6 +5331,9 @@
               <w:jc w:val="left"/>
             </w:pPr>
             <w:r>
+              <w:rPr>
+                <w:rFonts w:ascii="Times New Roman" w:hAnsi="Times New Roman" w:eastAsia="Times New Roman" w:cs="Times New Roman"/>
+              </w:rPr>
               <w:t xml:space="preserve">Metric</w:t>
             </w:r>
           </w:p>
@@ -3903,6 +5346,9 @@
               <w:jc w:val="left"/>
             </w:pPr>
             <w:r>
+              <w:rPr>
+                <w:rFonts w:ascii="Times New Roman" w:hAnsi="Times New Roman" w:eastAsia="Times New Roman" w:cs="Times New Roman"/>
+              </w:rPr>
               <w:t xml:space="preserve">Before controls</w:t>
             </w:r>
           </w:p>
@@ -3915,6 +5361,9 @@
               <w:jc w:val="left"/>
             </w:pPr>
             <w:r>
+              <w:rPr>
+                <w:rFonts w:ascii="Times New Roman" w:hAnsi="Times New Roman" w:eastAsia="Times New Roman" w:cs="Times New Roman"/>
+              </w:rPr>
               <w:t xml:space="preserve">After controls</w:t>
             </w:r>
           </w:p>
@@ -3929,6 +5378,9 @@
               <w:jc w:val="left"/>
             </w:pPr>
             <w:r>
+              <w:rPr>
+                <w:rFonts w:ascii="Times New Roman" w:hAnsi="Times New Roman" w:eastAsia="Times New Roman" w:cs="Times New Roman"/>
+              </w:rPr>
               <w:t xml:space="preserve">Single Loss Expectancy (SLE)</w:t>
             </w:r>
           </w:p>
@@ -3941,6 +5393,9 @@
               <w:jc w:val="left"/>
             </w:pPr>
             <w:r>
+              <w:rPr>
+                <w:rFonts w:ascii="Times New Roman" w:hAnsi="Times New Roman" w:eastAsia="Times New Roman" w:cs="Times New Roman"/>
+              </w:rPr>
               <w:t xml:space="preserve">$1,200,000</w:t>
             </w:r>
           </w:p>
@@ -3953,6 +5408,9 @@
               <w:jc w:val="left"/>
             </w:pPr>
             <w:r>
+              <w:rPr>
+                <w:rFonts w:ascii="Times New Roman" w:hAnsi="Times New Roman" w:eastAsia="Times New Roman" w:cs="Times New Roman"/>
+              </w:rPr>
               <w:t xml:space="preserve">$1,200,000</w:t>
             </w:r>
           </w:p>
@@ -3967,6 +5425,9 @@
               <w:jc w:val="left"/>
             </w:pPr>
             <w:r>
+              <w:rPr>
+                <w:rFonts w:ascii="Times New Roman" w:hAnsi="Times New Roman" w:eastAsia="Times New Roman" w:cs="Times New Roman"/>
+              </w:rPr>
               <w:t xml:space="preserve">Annualized Rate of Occurrence (ARO)</w:t>
             </w:r>
           </w:p>
@@ -3979,6 +5440,9 @@
               <w:jc w:val="left"/>
             </w:pPr>
             <w:r>
+              <w:rPr>
+                <w:rFonts w:ascii="Times New Roman" w:hAnsi="Times New Roman" w:eastAsia="Times New Roman" w:cs="Times New Roman"/>
+              </w:rPr>
               <w:t xml:space="preserve">0.4 / yr</w:t>
             </w:r>
           </w:p>
@@ -3991,6 +5455,9 @@
               <w:jc w:val="left"/>
             </w:pPr>
             <w:r>
+              <w:rPr>
+                <w:rFonts w:ascii="Times New Roman" w:hAnsi="Times New Roman" w:eastAsia="Times New Roman" w:cs="Times New Roman"/>
+              </w:rPr>
               <w:t xml:space="preserve">0.1 / yr</w:t>
             </w:r>
           </w:p>
@@ -4006,6 +5473,7 @@
             </w:pPr>
             <w:r>
               <w:rPr>
+                <w:rFonts w:ascii="Times New Roman" w:hAnsi="Times New Roman" w:eastAsia="Times New Roman" w:cs="Times New Roman"/>
                 <w:bCs/>
                 <w:b/>
               </w:rPr>
@@ -4022,6 +5490,7 @@
             </w:pPr>
             <w:r>
               <w:rPr>
+                <w:rFonts w:ascii="Times New Roman" w:hAnsi="Times New Roman" w:eastAsia="Times New Roman" w:cs="Times New Roman"/>
                 <w:bCs/>
                 <w:b/>
               </w:rPr>
@@ -4038,6 +5507,7 @@
             </w:pPr>
             <w:r>
               <w:rPr>
+                <w:rFonts w:ascii="Times New Roman" w:hAnsi="Times New Roman" w:eastAsia="Times New Roman" w:cs="Times New Roman"/>
                 <w:bCs/>
                 <w:b/>
               </w:rPr>
@@ -4053,27 +5523,46 @@
       </w:pPr>
       <w:r>
         <w:rPr>
+          <w:rFonts w:ascii="Times New Roman" w:hAnsi="Times New Roman" w:eastAsia="Times New Roman" w:cs="Times New Roman"/>
           <w:bCs/>
           <w:b/>
         </w:rPr>
         <w:t xml:space="preserve">Modeled risk reduction ≈ $360,000/yr</w:t>
       </w:r>
       <w:r>
-        <w:t xml:space="preserve"> </w:t>
-      </w:r>
-      <w:r>
+        <w:rPr>
+          <w:rFonts w:ascii="Times New Roman" w:hAnsi="Times New Roman" w:eastAsia="Times New Roman" w:cs="Times New Roman"/>
+        </w:rPr>
+        <w:t xml:space="preserve"> </w:t>
+      </w:r>
+      <w:r>
+        <w:rPr>
+          <w:rFonts w:ascii="Times New Roman" w:hAnsi="Times New Roman" w:eastAsia="Times New Roman" w:cs="Times New Roman"/>
+        </w:rPr>
         <w:t xml:space="preserve">against a control cost (API gateway, WAF,</w:t>
       </w:r>
       <w:r>
-        <w:t xml:space="preserve"> </w:t>
-      </w:r>
-      <w:r>
+        <w:rPr>
+          <w:rFonts w:ascii="Times New Roman" w:hAnsi="Times New Roman" w:eastAsia="Times New Roman" w:cs="Times New Roman"/>
+        </w:rPr>
+        <w:t xml:space="preserve"> </w:t>
+      </w:r>
+      <w:r>
+        <w:rPr>
+          <w:rFonts w:ascii="Times New Roman" w:hAnsi="Times New Roman" w:eastAsia="Times New Roman" w:cs="Times New Roman"/>
+        </w:rPr>
         <w:t xml:space="preserve">engineering time) well below that — the investment is justified on expected-value</w:t>
       </w:r>
       <w:r>
-        <w:t xml:space="preserve"> </w:t>
-      </w:r>
-      <w:r>
+        <w:rPr>
+          <w:rFonts w:ascii="Times New Roman" w:hAnsi="Times New Roman" w:eastAsia="Times New Roman" w:cs="Times New Roman"/>
+        </w:rPr>
+        <w:t xml:space="preserve"> </w:t>
+      </w:r>
+      <w:r>
+        <w:rPr>
+          <w:rFonts w:ascii="Times New Roman" w:hAnsi="Times New Roman" w:eastAsia="Times New Roman" w:cs="Times New Roman"/>
+        </w:rPr>
         <w:t xml:space="preserve">grounds. (Figures illustrative; see methodology §4.)</w:t>
       </w:r>
     </w:p>
@@ -4084,6 +5573,9 @@
         <w:pStyle w:val="Heading2"/>
       </w:pPr>
       <w:r>
+        <w:rPr>
+          <w:rFonts w:ascii="Times New Roman" w:hAnsi="Times New Roman" w:eastAsia="Times New Roman" w:cs="Times New Roman"/>
+        </w:rPr>
         <w:t xml:space="preserve">4. Findings mapped to NIST CSF 2.0 functions</w:t>
       </w:r>
     </w:p>
@@ -4111,6 +5603,9 @@
               <w:jc w:val="left"/>
             </w:pPr>
             <w:r>
+              <w:rPr>
+                <w:rFonts w:ascii="Times New Roman" w:hAnsi="Times New Roman" w:eastAsia="Times New Roman" w:cs="Times New Roman"/>
+              </w:rPr>
               <w:t xml:space="preserve">Function</w:t>
             </w:r>
           </w:p>
@@ -4123,6 +5618,9 @@
               <w:jc w:val="left"/>
             </w:pPr>
             <w:r>
+              <w:rPr>
+                <w:rFonts w:ascii="Times New Roman" w:hAnsi="Times New Roman" w:eastAsia="Times New Roman" w:cs="Times New Roman"/>
+              </w:rPr>
               <w:t xml:space="preserve">Theme of gaps</w:t>
             </w:r>
           </w:p>
@@ -4135,6 +5633,9 @@
               <w:jc w:val="left"/>
             </w:pPr>
             <w:r>
+              <w:rPr>
+                <w:rFonts w:ascii="Times New Roman" w:hAnsi="Times New Roman" w:eastAsia="Times New Roman" w:cs="Times New Roman"/>
+              </w:rPr>
               <w:t xml:space="preserve">Representative risks</w:t>
             </w:r>
           </w:p>
@@ -4150,15 +5651,22 @@
             </w:pPr>
             <w:r>
               <w:rPr>
+                <w:rFonts w:ascii="Times New Roman" w:hAnsi="Times New Roman" w:eastAsia="Times New Roman" w:cs="Times New Roman"/>
                 <w:bCs/>
                 <w:b/>
               </w:rPr>
               <w:t xml:space="preserve">GV</w:t>
             </w:r>
             <w:r>
+              <w:rPr>
+                <w:rFonts w:ascii="Times New Roman" w:hAnsi="Times New Roman" w:eastAsia="Times New Roman" w:cs="Times New Roman"/>
+              </w:rPr>
               <w:t xml:space="preserve"> </w:t>
             </w:r>
             <w:r>
+              <w:rPr>
+                <w:rFonts w:ascii="Times New Roman" w:hAnsi="Times New Roman" w:eastAsia="Times New Roman" w:cs="Times New Roman"/>
+              </w:rPr>
               <w:t xml:space="preserve">Govern</w:t>
             </w:r>
           </w:p>
@@ -4171,6 +5679,9 @@
               <w:jc w:val="left"/>
             </w:pPr>
             <w:r>
+              <w:rPr>
+                <w:rFonts w:ascii="Times New Roman" w:hAnsi="Times New Roman" w:eastAsia="Times New Roman" w:cs="Times New Roman"/>
+              </w:rPr>
               <w:t xml:space="preserve">No written security program; no vendor risk mgmt; no risk-assessment cadence (GLBA gap)</w:t>
             </w:r>
           </w:p>
@@ -4183,6 +5694,9 @@
               <w:jc w:val="left"/>
             </w:pPr>
             <w:r>
+              <w:rPr>
+                <w:rFonts w:ascii="Times New Roman" w:hAnsi="Times New Roman" w:eastAsia="Times New Roman" w:cs="Times New Roman"/>
+              </w:rPr>
               <w:t xml:space="preserve">R07, R11, R14</w:t>
             </w:r>
           </w:p>
@@ -4198,15 +5712,22 @@
             </w:pPr>
             <w:r>
               <w:rPr>
+                <w:rFonts w:ascii="Times New Roman" w:hAnsi="Times New Roman" w:eastAsia="Times New Roman" w:cs="Times New Roman"/>
                 <w:bCs/>
                 <w:b/>
               </w:rPr>
               <w:t xml:space="preserve">ID</w:t>
             </w:r>
             <w:r>
+              <w:rPr>
+                <w:rFonts w:ascii="Times New Roman" w:hAnsi="Times New Roman" w:eastAsia="Times New Roman" w:cs="Times New Roman"/>
+              </w:rPr>
               <w:t xml:space="preserve"> </w:t>
             </w:r>
             <w:r>
+              <w:rPr>
+                <w:rFonts w:ascii="Times New Roman" w:hAnsi="Times New Roman" w:eastAsia="Times New Roman" w:cs="Times New Roman"/>
+              </w:rPr>
               <w:t xml:space="preserve">Identify</w:t>
             </w:r>
           </w:p>
@@ -4219,6 +5740,9 @@
               <w:jc w:val="left"/>
             </w:pPr>
             <w:r>
+              <w:rPr>
+                <w:rFonts w:ascii="Times New Roman" w:hAnsi="Times New Roman" w:eastAsia="Times New Roman" w:cs="Times New Roman"/>
+              </w:rPr>
               <w:t xml:space="preserve">Incomplete asset inventory; no vulnerability management</w:t>
             </w:r>
           </w:p>
@@ -4231,6 +5755,9 @@
               <w:jc w:val="left"/>
             </w:pPr>
             <w:r>
+              <w:rPr>
+                <w:rFonts w:ascii="Times New Roman" w:hAnsi="Times New Roman" w:eastAsia="Times New Roman" w:cs="Times New Roman"/>
+              </w:rPr>
               <w:t xml:space="preserve">R12, R14</w:t>
             </w:r>
           </w:p>
@@ -4246,15 +5773,22 @@
             </w:pPr>
             <w:r>
               <w:rPr>
+                <w:rFonts w:ascii="Times New Roman" w:hAnsi="Times New Roman" w:eastAsia="Times New Roman" w:cs="Times New Roman"/>
                 <w:bCs/>
                 <w:b/>
               </w:rPr>
               <w:t xml:space="preserve">PR</w:t>
             </w:r>
             <w:r>
+              <w:rPr>
+                <w:rFonts w:ascii="Times New Roman" w:hAnsi="Times New Roman" w:eastAsia="Times New Roman" w:cs="Times New Roman"/>
+              </w:rPr>
               <w:t xml:space="preserve"> </w:t>
             </w:r>
             <w:r>
+              <w:rPr>
+                <w:rFonts w:ascii="Times New Roman" w:hAnsi="Times New Roman" w:eastAsia="Times New Roman" w:cs="Times New Roman"/>
+              </w:rPr>
               <w:t xml:space="preserve">Protect</w:t>
             </w:r>
           </w:p>
@@ -4267,6 +5801,9 @@
               <w:jc w:val="left"/>
             </w:pPr>
             <w:r>
+              <w:rPr>
+                <w:rFonts w:ascii="Times New Roman" w:hAnsi="Times New Roman" w:eastAsia="Times New Roman" w:cs="Times New Roman"/>
+              </w:rPr>
               <w:t xml:space="preserve">No enforced MFA; weak API security; inconsistent encryption; cloud misconfig</w:t>
             </w:r>
           </w:p>
@@ -4279,6 +5816,9 @@
               <w:jc w:val="left"/>
             </w:pPr>
             <w:r>
+              <w:rPr>
+                <w:rFonts w:ascii="Times New Roman" w:hAnsi="Times New Roman" w:eastAsia="Times New Roman" w:cs="Times New Roman"/>
+              </w:rPr>
               <w:t xml:space="preserve">R01–R06, R08</w:t>
             </w:r>
           </w:p>
@@ -4294,15 +5834,22 @@
             </w:pPr>
             <w:r>
               <w:rPr>
+                <w:rFonts w:ascii="Times New Roman" w:hAnsi="Times New Roman" w:eastAsia="Times New Roman" w:cs="Times New Roman"/>
                 <w:bCs/>
                 <w:b/>
               </w:rPr>
               <w:t xml:space="preserve">DE</w:t>
             </w:r>
             <w:r>
+              <w:rPr>
+                <w:rFonts w:ascii="Times New Roman" w:hAnsi="Times New Roman" w:eastAsia="Times New Roman" w:cs="Times New Roman"/>
+              </w:rPr>
               <w:t xml:space="preserve"> </w:t>
             </w:r>
             <w:r>
+              <w:rPr>
+                <w:rFonts w:ascii="Times New Roman" w:hAnsi="Times New Roman" w:eastAsia="Times New Roman" w:cs="Times New Roman"/>
+              </w:rPr>
               <w:t xml:space="preserve">Detect</w:t>
             </w:r>
           </w:p>
@@ -4315,6 +5862,9 @@
               <w:jc w:val="left"/>
             </w:pPr>
             <w:r>
+              <w:rPr>
+                <w:rFonts w:ascii="Times New Roman" w:hAnsi="Times New Roman" w:eastAsia="Times New Roman" w:cs="Times New Roman"/>
+              </w:rPr>
               <w:t xml:space="preserve">No centralized logging/SIEM; limited monitoring</w:t>
             </w:r>
           </w:p>
@@ -4327,6 +5877,9 @@
               <w:jc w:val="left"/>
             </w:pPr>
             <w:r>
+              <w:rPr>
+                <w:rFonts w:ascii="Times New Roman" w:hAnsi="Times New Roman" w:eastAsia="Times New Roman" w:cs="Times New Roman"/>
+              </w:rPr>
               <w:t xml:space="preserve">R09</w:t>
             </w:r>
           </w:p>
@@ -4342,15 +5895,22 @@
             </w:pPr>
             <w:r>
               <w:rPr>
+                <w:rFonts w:ascii="Times New Roman" w:hAnsi="Times New Roman" w:eastAsia="Times New Roman" w:cs="Times New Roman"/>
                 <w:bCs/>
                 <w:b/>
               </w:rPr>
               <w:t xml:space="preserve">RS</w:t>
             </w:r>
             <w:r>
+              <w:rPr>
+                <w:rFonts w:ascii="Times New Roman" w:hAnsi="Times New Roman" w:eastAsia="Times New Roman" w:cs="Times New Roman"/>
+              </w:rPr>
               <w:t xml:space="preserve"> </w:t>
             </w:r>
             <w:r>
+              <w:rPr>
+                <w:rFonts w:ascii="Times New Roman" w:hAnsi="Times New Roman" w:eastAsia="Times New Roman" w:cs="Times New Roman"/>
+              </w:rPr>
               <w:t xml:space="preserve">Respond</w:t>
             </w:r>
           </w:p>
@@ -4363,6 +5923,9 @@
               <w:jc w:val="left"/>
             </w:pPr>
             <w:r>
+              <w:rPr>
+                <w:rFonts w:ascii="Times New Roman" w:hAnsi="Times New Roman" w:eastAsia="Times New Roman" w:cs="Times New Roman"/>
+              </w:rPr>
               <w:t xml:space="preserve">No incident response plan or testing</w:t>
             </w:r>
           </w:p>
@@ -4375,6 +5938,9 @@
               <w:jc w:val="left"/>
             </w:pPr>
             <w:r>
+              <w:rPr>
+                <w:rFonts w:ascii="Times New Roman" w:hAnsi="Times New Roman" w:eastAsia="Times New Roman" w:cs="Times New Roman"/>
+              </w:rPr>
               <w:t xml:space="preserve">R10</w:t>
             </w:r>
           </w:p>
@@ -4390,15 +5956,22 @@
             </w:pPr>
             <w:r>
               <w:rPr>
+                <w:rFonts w:ascii="Times New Roman" w:hAnsi="Times New Roman" w:eastAsia="Times New Roman" w:cs="Times New Roman"/>
                 <w:bCs/>
                 <w:b/>
               </w:rPr>
               <w:t xml:space="preserve">RC</w:t>
             </w:r>
             <w:r>
+              <w:rPr>
+                <w:rFonts w:ascii="Times New Roman" w:hAnsi="Times New Roman" w:eastAsia="Times New Roman" w:cs="Times New Roman"/>
+              </w:rPr>
               <w:t xml:space="preserve"> </w:t>
             </w:r>
             <w:r>
+              <w:rPr>
+                <w:rFonts w:ascii="Times New Roman" w:hAnsi="Times New Roman" w:eastAsia="Times New Roman" w:cs="Times New Roman"/>
+              </w:rPr>
               <w:t xml:space="preserve">Recover</w:t>
             </w:r>
           </w:p>
@@ -4411,6 +5984,9 @@
               <w:jc w:val="left"/>
             </w:pPr>
             <w:r>
+              <w:rPr>
+                <w:rFonts w:ascii="Times New Roman" w:hAnsi="Times New Roman" w:eastAsia="Times New Roman" w:cs="Times New Roman"/>
+              </w:rPr>
               <w:t xml:space="preserve">Untested backups; no DR/BCP</w:t>
             </w:r>
           </w:p>
@@ -4423,6 +5999,9 @@
               <w:jc w:val="left"/>
             </w:pPr>
             <w:r>
+              <w:rPr>
+                <w:rFonts w:ascii="Times New Roman" w:hAnsi="Times New Roman" w:eastAsia="Times New Roman" w:cs="Times New Roman"/>
+              </w:rPr>
               <w:t xml:space="preserve">R04, R13</w:t>
             </w:r>
           </w:p>
@@ -4434,25 +6013,41 @@
         <w:pStyle w:val="BodyText"/>
       </w:pPr>
       <w:r>
+        <w:rPr>
+          <w:rFonts w:ascii="Times New Roman" w:hAnsi="Times New Roman" w:eastAsia="Times New Roman" w:cs="Times New Roman"/>
+        </w:rPr>
         <w:t xml:space="preserve">The spread across all six functions is itself the finding: NorthStar has point</w:t>
       </w:r>
       <w:r>
-        <w:t xml:space="preserve"> </w:t>
-      </w:r>
-      <w:r>
+        <w:rPr>
+          <w:rFonts w:ascii="Times New Roman" w:hAnsi="Times New Roman" w:eastAsia="Times New Roman" w:cs="Times New Roman"/>
+        </w:rPr>
+        <w:t xml:space="preserve"> </w:t>
+      </w:r>
+      <w:r>
+        <w:rPr>
+          <w:rFonts w:ascii="Times New Roman" w:hAnsi="Times New Roman" w:eastAsia="Times New Roman" w:cs="Times New Roman"/>
+        </w:rPr>
         <w:t xml:space="preserve">tools but</w:t>
       </w:r>
       <w:r>
-        <w:t xml:space="preserve"> </w:t>
-      </w:r>
-      <w:r>
-        <w:rPr>
+        <w:rPr>
+          <w:rFonts w:ascii="Times New Roman" w:hAnsi="Times New Roman" w:eastAsia="Times New Roman" w:cs="Times New Roman"/>
+        </w:rPr>
+        <w:t xml:space="preserve"> </w:t>
+      </w:r>
+      <w:r>
+        <w:rPr>
+          <w:rFonts w:ascii="Times New Roman" w:hAnsi="Times New Roman" w:eastAsia="Times New Roman" w:cs="Times New Roman"/>
           <w:bCs/>
           <w:b/>
         </w:rPr>
         <w:t xml:space="preserve">no program</w:t>
       </w:r>
       <w:r>
+        <w:rPr>
+          <w:rFonts w:ascii="Times New Roman" w:hAnsi="Times New Roman" w:eastAsia="Times New Roman" w:cs="Times New Roman"/>
+        </w:rPr>
         <w:t xml:space="preserve">. The remediation roadmap therefore leads with governance.</w:t>
       </w:r>
     </w:p>
@@ -4463,6 +6058,9 @@
         <w:pStyle w:val="Heading2"/>
       </w:pPr>
       <w:r>
+        <w:rPr>
+          <w:rFonts w:ascii="Times New Roman" w:hAnsi="Times New Roman" w:eastAsia="Times New Roman" w:cs="Times New Roman"/>
+        </w:rPr>
         <w:t xml:space="preserve">5. Remediation roadmap</w:t>
       </w:r>
     </w:p>
@@ -4472,34 +6070,57 @@
       </w:pPr>
       <w:r>
         <w:rPr>
+          <w:rFonts w:ascii="Times New Roman" w:hAnsi="Times New Roman" w:eastAsia="Times New Roman" w:cs="Times New Roman"/>
           <w:bCs/>
           <w:b/>
         </w:rPr>
         <w:t xml:space="preserve">Phase 1 — 0–60 days (Critical):</w:t>
       </w:r>
       <w:r>
-        <w:t xml:space="preserve"> </w:t>
-      </w:r>
-      <w:r>
+        <w:rPr>
+          <w:rFonts w:ascii="Times New Roman" w:hAnsi="Times New Roman" w:eastAsia="Times New Roman" w:cs="Times New Roman"/>
+        </w:rPr>
+        <w:t xml:space="preserve"> </w:t>
+      </w:r>
+      <w:r>
+        <w:rPr>
+          <w:rFonts w:ascii="Times New Roman" w:hAnsi="Times New Roman" w:eastAsia="Times New Roman" w:cs="Times New Roman"/>
+        </w:rPr>
         <w:t xml:space="preserve">Enforce MFA (R02); secure APIs (R03); lock down</w:t>
       </w:r>
       <w:r>
-        <w:t xml:space="preserve"> </w:t>
-      </w:r>
-      <w:r>
+        <w:rPr>
+          <w:rFonts w:ascii="Times New Roman" w:hAnsi="Times New Roman" w:eastAsia="Times New Roman" w:cs="Times New Roman"/>
+        </w:rPr>
+        <w:t xml:space="preserve"> </w:t>
+      </w:r>
+      <w:r>
+        <w:rPr>
+          <w:rFonts w:ascii="Times New Roman" w:hAnsi="Times New Roman" w:eastAsia="Times New Roman" w:cs="Times New Roman"/>
+        </w:rPr>
         <w:t xml:space="preserve">cloud storage with Block Public Access + CSPM (R06); write and socialize an incident</w:t>
       </w:r>
       <w:r>
-        <w:t xml:space="preserve"> </w:t>
-      </w:r>
-      <w:r>
+        <w:rPr>
+          <w:rFonts w:ascii="Times New Roman" w:hAnsi="Times New Roman" w:eastAsia="Times New Roman" w:cs="Times New Roman"/>
+        </w:rPr>
+        <w:t xml:space="preserve"> </w:t>
+      </w:r>
+      <w:r>
+        <w:rPr>
+          <w:rFonts w:ascii="Times New Roman" w:hAnsi="Times New Roman" w:eastAsia="Times New Roman" w:cs="Times New Roman"/>
+        </w:rPr>
         <w:t xml:space="preserve">response plan (R10). In parallel, stand up the</w:t>
       </w:r>
       <w:r>
-        <w:t xml:space="preserve"> </w:t>
-      </w:r>
-      <w:r>
-        <w:rPr>
+        <w:rPr>
+          <w:rFonts w:ascii="Times New Roman" w:hAnsi="Times New Roman" w:eastAsia="Times New Roman" w:cs="Times New Roman"/>
+        </w:rPr>
+        <w:t xml:space="preserve"> </w:t>
+      </w:r>
+      <w:r>
+        <w:rPr>
+          <w:rFonts w:ascii="Times New Roman" w:hAnsi="Times New Roman" w:eastAsia="Times New Roman" w:cs="Times New Roman"/>
           <w:bCs/>
           <w:b/>
         </w:rPr>
@@ -4507,6 +6128,7 @@
       </w:r>
       <w:r>
         <w:rPr>
+          <w:rFonts w:ascii="Times New Roman" w:hAnsi="Times New Roman" w:eastAsia="Times New Roman" w:cs="Times New Roman"/>
           <w:bCs/>
           <w:b/>
         </w:rPr>
@@ -4514,21 +6136,34 @@
       </w:r>
       <w:r>
         <w:rPr>
+          <w:rFonts w:ascii="Times New Roman" w:hAnsi="Times New Roman" w:eastAsia="Times New Roman" w:cs="Times New Roman"/>
           <w:bCs/>
           <w:b/>
         </w:rPr>
         <w:t xml:space="preserve">and designate a Qualified Individual</w:t>
       </w:r>
       <w:r>
-        <w:t xml:space="preserve"> </w:t>
-      </w:r>
-      <w:r>
+        <w:rPr>
+          <w:rFonts w:ascii="Times New Roman" w:hAnsi="Times New Roman" w:eastAsia="Times New Roman" w:cs="Times New Roman"/>
+        </w:rPr>
+        <w:t xml:space="preserve"> </w:t>
+      </w:r>
+      <w:r>
+        <w:rPr>
+          <w:rFonts w:ascii="Times New Roman" w:hAnsi="Times New Roman" w:eastAsia="Times New Roman" w:cs="Times New Roman"/>
+        </w:rPr>
         <w:t xml:space="preserve">(R11) — the GLBA foundation everything else</w:t>
       </w:r>
       <w:r>
-        <w:t xml:space="preserve"> </w:t>
-      </w:r>
-      <w:r>
+        <w:rPr>
+          <w:rFonts w:ascii="Times New Roman" w:hAnsi="Times New Roman" w:eastAsia="Times New Roman" w:cs="Times New Roman"/>
+        </w:rPr>
+        <w:t xml:space="preserve"> </w:t>
+      </w:r>
+      <w:r>
+        <w:rPr>
+          <w:rFonts w:ascii="Times New Roman" w:hAnsi="Times New Roman" w:eastAsia="Times New Roman" w:cs="Times New Roman"/>
+        </w:rPr>
         <w:t xml:space="preserve">hangs on.</w:t>
       </w:r>
     </w:p>
@@ -4538,27 +6173,46 @@
       </w:pPr>
       <w:r>
         <w:rPr>
+          <w:rFonts w:ascii="Times New Roman" w:hAnsi="Times New Roman" w:eastAsia="Times New Roman" w:cs="Times New Roman"/>
           <w:bCs/>
           <w:b/>
         </w:rPr>
         <w:t xml:space="preserve">Phase 2 — 60–120 days (High):</w:t>
       </w:r>
       <w:r>
-        <w:t xml:space="preserve"> </w:t>
-      </w:r>
-      <w:r>
+        <w:rPr>
+          <w:rFonts w:ascii="Times New Roman" w:hAnsi="Times New Roman" w:eastAsia="Times New Roman" w:cs="Times New Roman"/>
+        </w:rPr>
+        <w:t xml:space="preserve"> </w:t>
+      </w:r>
+      <w:r>
+        <w:rPr>
+          <w:rFonts w:ascii="Times New Roman" w:hAnsi="Times New Roman" w:eastAsia="Times New Roman" w:cs="Times New Roman"/>
+        </w:rPr>
         <w:t xml:space="preserve">Centralized logging/SIEM (R09); vulnerability</w:t>
       </w:r>
       <w:r>
-        <w:t xml:space="preserve"> </w:t>
-      </w:r>
-      <w:r>
+        <w:rPr>
+          <w:rFonts w:ascii="Times New Roman" w:hAnsi="Times New Roman" w:eastAsia="Times New Roman" w:cs="Times New Roman"/>
+        </w:rPr>
+        <w:t xml:space="preserve"> </w:t>
+      </w:r>
+      <w:r>
+        <w:rPr>
+          <w:rFonts w:ascii="Times New Roman" w:hAnsi="Times New Roman" w:eastAsia="Times New Roman" w:cs="Times New Roman"/>
+        </w:rPr>
         <w:t xml:space="preserve">management with patch SLAs (R12); vendor risk program (R07); phishing-resistant MFA</w:t>
       </w:r>
       <w:r>
-        <w:t xml:space="preserve"> </w:t>
-      </w:r>
-      <w:r>
+        <w:rPr>
+          <w:rFonts w:ascii="Times New Roman" w:hAnsi="Times New Roman" w:eastAsia="Times New Roman" w:cs="Times New Roman"/>
+        </w:rPr>
+        <w:t xml:space="preserve"> </w:t>
+      </w:r>
+      <w:r>
+        <w:rPr>
+          <w:rFonts w:ascii="Times New Roman" w:hAnsi="Times New Roman" w:eastAsia="Times New Roman" w:cs="Times New Roman"/>
+        </w:rPr>
         <w:t xml:space="preserve">rollout to all staff + simulations (R01).</w:t>
       </w:r>
     </w:p>
@@ -4568,33 +6222,58 @@
       </w:pPr>
       <w:r>
         <w:rPr>
+          <w:rFonts w:ascii="Times New Roman" w:hAnsi="Times New Roman" w:eastAsia="Times New Roman" w:cs="Times New Roman"/>
           <w:bCs/>
           <w:b/>
         </w:rPr>
         <w:t xml:space="preserve">Phase 3 — 120–180 days (Moderate + maturity):</w:t>
       </w:r>
       <w:r>
-        <w:t xml:space="preserve"> </w:t>
-      </w:r>
-      <w:r>
+        <w:rPr>
+          <w:rFonts w:ascii="Times New Roman" w:hAnsi="Times New Roman" w:eastAsia="Times New Roman" w:cs="Times New Roman"/>
+        </w:rPr>
+        <w:t xml:space="preserve"> </w:t>
+      </w:r>
+      <w:r>
+        <w:rPr>
+          <w:rFonts w:ascii="Times New Roman" w:hAnsi="Times New Roman" w:eastAsia="Times New Roman" w:cs="Times New Roman"/>
+        </w:rPr>
         <w:t xml:space="preserve">Least privilege and access reviews</w:t>
       </w:r>
       <w:r>
-        <w:t xml:space="preserve"> </w:t>
-      </w:r>
-      <w:r>
+        <w:rPr>
+          <w:rFonts w:ascii="Times New Roman" w:hAnsi="Times New Roman" w:eastAsia="Times New Roman" w:cs="Times New Roman"/>
+        </w:rPr>
+        <w:t xml:space="preserve"> </w:t>
+      </w:r>
+      <w:r>
+        <w:rPr>
+          <w:rFonts w:ascii="Times New Roman" w:hAnsi="Times New Roman" w:eastAsia="Times New Roman" w:cs="Times New Roman"/>
+        </w:rPr>
         <w:t xml:space="preserve">(R08); org-wide encryption enforcement (R05); DR/BCP with tested restores (R13);</w:t>
       </w:r>
       <w:r>
-        <w:t xml:space="preserve"> </w:t>
-      </w:r>
-      <w:r>
+        <w:rPr>
+          <w:rFonts w:ascii="Times New Roman" w:hAnsi="Times New Roman" w:eastAsia="Times New Roman" w:cs="Times New Roman"/>
+        </w:rPr>
+        <w:t xml:space="preserve"> </w:t>
+      </w:r>
+      <w:r>
+        <w:rPr>
+          <w:rFonts w:ascii="Times New Roman" w:hAnsi="Times New Roman" w:eastAsia="Times New Roman" w:cs="Times New Roman"/>
+        </w:rPr>
         <w:t xml:space="preserve">SaaS discovery and asset inventory (R14). Re-run this assessment to measure residual</w:t>
       </w:r>
       <w:r>
-        <w:t xml:space="preserve"> </w:t>
-      </w:r>
-      <w:r>
+        <w:rPr>
+          <w:rFonts w:ascii="Times New Roman" w:hAnsi="Times New Roman" w:eastAsia="Times New Roman" w:cs="Times New Roman"/>
+        </w:rPr>
+        <w:t xml:space="preserve"> </w:t>
+      </w:r>
+      <w:r>
+        <w:rPr>
+          <w:rFonts w:ascii="Times New Roman" w:hAnsi="Times New Roman" w:eastAsia="Times New Roman" w:cs="Times New Roman"/>
+        </w:rPr>
         <w:t xml:space="preserve">risk reduction.</w:t>
       </w:r>
     </w:p>
@@ -4605,6 +6284,9 @@
         <w:pStyle w:val="Heading2"/>
       </w:pPr>
       <w:r>
+        <w:rPr>
+          <w:rFonts w:ascii="Times New Roman" w:hAnsi="Times New Roman" w:eastAsia="Times New Roman" w:cs="Times New Roman"/>
+        </w:rPr>
         <w:t xml:space="preserve">6. How to reproduce</w:t>
       </w:r>
     </w:p>
@@ -4614,48 +6296,61 @@
       </w:pPr>
       <w:r>
         <w:rPr>
+          <w:rFonts w:ascii="Times New Roman" w:hAnsi="Times New Roman" w:eastAsia="Times New Roman" w:cs="Times New Roman"/>
           <w:rStyle w:val="ExtensionTok"/>
         </w:rPr>
         <w:t xml:space="preserve">pip</w:t>
       </w:r>
       <w:r>
         <w:rPr>
+          <w:rFonts w:ascii="Times New Roman" w:hAnsi="Times New Roman" w:eastAsia="Times New Roman" w:cs="Times New Roman"/>
           <w:rStyle w:val="NormalTok"/>
         </w:rPr>
         <w:t xml:space="preserve"> install </w:t>
       </w:r>
       <w:r>
         <w:rPr>
+          <w:rFonts w:ascii="Times New Roman" w:hAnsi="Times New Roman" w:eastAsia="Times New Roman" w:cs="Times New Roman"/>
           <w:rStyle w:val="AttributeTok"/>
         </w:rPr>
         <w:t xml:space="preserve">-r</w:t>
       </w:r>
       <w:r>
         <w:rPr>
+          <w:rFonts w:ascii="Times New Roman" w:hAnsi="Times New Roman" w:eastAsia="Times New Roman" w:cs="Times New Roman"/>
           <w:rStyle w:val="NormalTok"/>
         </w:rPr>
         <w:t xml:space="preserve"> scripts/requirements.txt</w:t>
       </w:r>
       <w:r>
+        <w:rPr>
+          <w:rFonts w:ascii="Times New Roman" w:hAnsi="Times New Roman" w:eastAsia="Times New Roman" w:cs="Times New Roman"/>
+        </w:rPr>
         <w:br/>
       </w:r>
       <w:r>
         <w:rPr>
+          <w:rFonts w:ascii="Times New Roman" w:hAnsi="Times New Roman" w:eastAsia="Times New Roman" w:cs="Times New Roman"/>
           <w:rStyle w:val="ExtensionTok"/>
         </w:rPr>
         <w:t xml:space="preserve">python3</w:t>
       </w:r>
       <w:r>
         <w:rPr>
+          <w:rFonts w:ascii="Times New Roman" w:hAnsi="Times New Roman" w:eastAsia="Times New Roman" w:cs="Times New Roman"/>
           <w:rStyle w:val="NormalTok"/>
         </w:rPr>
         <w:t xml:space="preserve"> scripts/risk_scoring.py</w:t>
       </w:r>
       <w:r>
+        <w:rPr>
+          <w:rFonts w:ascii="Times New Roman" w:hAnsi="Times New Roman" w:eastAsia="Times New Roman" w:cs="Times New Roman"/>
+        </w:rPr>
         <w:br/>
       </w:r>
       <w:r>
         <w:rPr>
+          <w:rFonts w:ascii="Times New Roman" w:hAnsi="Times New Roman" w:eastAsia="Times New Roman" w:cs="Times New Roman"/>
           <w:rStyle w:val="CommentTok"/>
         </w:rPr>
         <w:t xml:space="preserve"># regenerates outputs/: scored register, heatmap, and summary</w:t>
@@ -4668,6 +6363,9 @@
         <w:pStyle w:val="Heading2"/>
       </w:pPr>
       <w:r>
+        <w:rPr>
+          <w:rFonts w:ascii="Times New Roman" w:hAnsi="Times New Roman" w:eastAsia="Times New Roman" w:cs="Times New Roman"/>
+        </w:rPr>
         <w:t xml:space="preserve">7. Sources &amp; standards referenced</w:t>
       </w:r>
     </w:p>
@@ -4680,6 +6378,9 @@
         <w:pStyle w:val="Compact"/>
       </w:pPr>
       <w:r>
+        <w:rPr>
+          <w:rFonts w:ascii="Times New Roman" w:hAnsi="Times New Roman" w:eastAsia="Times New Roman" w:cs="Times New Roman"/>
+        </w:rPr>
         <w:t xml:space="preserve">NIST Cybersecurity Framework (CSF) 2.0</w:t>
       </w:r>
     </w:p>
@@ -4692,6 +6393,9 @@
         <w:pStyle w:val="Compact"/>
       </w:pPr>
       <w:r>
+        <w:rPr>
+          <w:rFonts w:ascii="Times New Roman" w:hAnsi="Times New Roman" w:eastAsia="Times New Roman" w:cs="Times New Roman"/>
+        </w:rPr>
         <w:t xml:space="preserve">NIST SP 800-30 Rev. 1 — Guide for Conducting Risk Assessments</w:t>
       </w:r>
     </w:p>
@@ -4704,6 +6408,9 @@
         <w:pStyle w:val="Compact"/>
       </w:pPr>
       <w:r>
+        <w:rPr>
+          <w:rFonts w:ascii="Times New Roman" w:hAnsi="Times New Roman" w:eastAsia="Times New Roman" w:cs="Times New Roman"/>
+        </w:rPr>
         <w:t xml:space="preserve">FTC Safeguards Rule, 16 CFR Part 314 (GLBA)</w:t>
       </w:r>
     </w:p>
@@ -4716,11 +6423,17 @@
         <w:pStyle w:val="Compact"/>
       </w:pPr>
       <w:r>
+        <w:rPr>
+          <w:rFonts w:ascii="Times New Roman" w:hAnsi="Times New Roman" w:eastAsia="Times New Roman" w:cs="Times New Roman"/>
+        </w:rPr>
         <w:t xml:space="preserve">NIST SP 800-53 Rev. 5 and CIS Controls v8 (control references; see Project 2 crosswalk)</w:t>
       </w:r>
     </w:p>
     <w:p>
       <w:r>
+        <w:rPr>
+          <w:rFonts w:ascii="Times New Roman" w:hAnsi="Times New Roman" w:eastAsia="Times New Roman" w:cs="Times New Roman"/>
+        </w:rPr>
         <w:pict>
           <v:rect style="width:0;height:1.5pt" o:hralign="center" o:hrstd="t" o:hr="t"/>
         </w:pict>
@@ -4728,7 +6441,10 @@
     </w:p>
     <w:bookmarkEnd w:id="45"/>
     <w:bookmarkEnd w:id="46"/>
-    <w:sectPr/>
+    <w:sectPr>
+      <w:headerReference w:type="default" r:id="rId9"/>
+      <w:footerReference w:type="default" r:id="rId10"/>
+    </w:sectPr>
   </w:body>
 </w:document>
 </file>
@@ -4737,6 +6453,16 @@
 <w:comments xmlns:w="http://schemas.openxmlformats.org/wordprocessingml/2006/main" xmlns:m="http://schemas.openxmlformats.org/officeDocument/2006/math" xmlns:r="http://schemas.openxmlformats.org/officeDocument/2006/relationships" xmlns:o="urn:schemas-microsoft-com:office:office" xmlns:v="urn:schemas-microsoft-com:vml" xmlns:w10="urn:schemas-microsoft-com:office:word" xmlns:a="http://schemas.openxmlformats.org/drawingml/2006/main" xmlns:pic="http://schemas.openxmlformats.org/drawingml/2006/picture" xmlns:wp="http://schemas.openxmlformats.org/drawingml/2006/wordprocessingDrawing"/>
 </file>
 
+<file path=word/footer1.xml><?xml version="1.0" encoding="utf-8"?>
+<w:ftr xmlns:m="http://schemas.openxmlformats.org/officeDocument/2006/math" xmlns:mc="http://schemas.openxmlformats.org/markup-compatibility/2006" xmlns:mo="http://schemas.microsoft.com/office/mac/office/2008/main" xmlns:mv="urn:schemas-microsoft-com:mac:vml" xmlns:o="urn:schemas-microsoft-com:office:office" xmlns:r="http://schemas.openxmlformats.org/officeDocument/2006/relationships" xmlns:v="urn:schemas-microsoft-com:vml" xmlns:w10="urn:schemas-microsoft-com:office:word" xmlns:w14="http://schemas.microsoft.com/office/word/2010/wordml" xmlns:w="http://schemas.openxmlformats.org/wordprocessingml/2006/main" xmlns:wne="http://schemas.microsoft.com/office/word/2006/wordml" xmlns:wp14="http://schemas.microsoft.com/office/word/2010/wordprocessingDrawing" xmlns:wp="http://schemas.openxmlformats.org/drawingml/2006/wordprocessingDrawing" xmlns:wpc="http://schemas.microsoft.com/office/word/2010/wordprocessingCanvas" xmlns:wpg="http://schemas.microsoft.com/office/word/2010/wordprocessingGroup" xmlns:wpi="http://schemas.microsoft.com/office/word/2010/wordprocessingInk" xmlns:wps="http://schemas.microsoft.com/office/word/2010/wordprocessingShape" mc:Ignorable="w14 wp14">
+  <w:p>
+    <w:pPr>
+      <w:pStyle w:val="Footer"/>
+    </w:pPr>
+  </w:p>
+</w:ftr>
+</file>
+
 <file path=word/footnotes.xml><?xml version="1.0" encoding="utf-8"?>
 <w:footnotes xmlns:w="http://schemas.openxmlformats.org/wordprocessingml/2006/main" xmlns:m="http://schemas.openxmlformats.org/officeDocument/2006/math" xmlns:r="http://schemas.openxmlformats.org/officeDocument/2006/relationships" xmlns:o="urn:schemas-microsoft-com:office:office" xmlns:v="urn:schemas-microsoft-com:vml" xmlns:w10="urn:schemas-microsoft-com:office:word" xmlns:a="http://schemas.openxmlformats.org/drawingml/2006/main" xmlns:pic="http://schemas.openxmlformats.org/drawingml/2006/picture" xmlns:wp="http://schemas.openxmlformats.org/drawingml/2006/wordprocessingDrawing">
   <w:footnote w:type="continuationSeparator" w:id="0">
@@ -4754,6 +6480,16 @@
     </w:p>
   </w:footnote>
 </w:footnotes>
+</file>
+
+<file path=word/header1.xml><?xml version="1.0" encoding="utf-8"?>
+<w:hdr xmlns:m="http://schemas.openxmlformats.org/officeDocument/2006/math" xmlns:mc="http://schemas.openxmlformats.org/markup-compatibility/2006" xmlns:mo="http://schemas.microsoft.com/office/mac/office/2008/main" xmlns:mv="urn:schemas-microsoft-com:mac:vml" xmlns:o="urn:schemas-microsoft-com:office:office" xmlns:r="http://schemas.openxmlformats.org/officeDocument/2006/relationships" xmlns:v="urn:schemas-microsoft-com:vml" xmlns:w10="urn:schemas-microsoft-com:office:word" xmlns:w14="http://schemas.microsoft.com/office/word/2010/wordml" xmlns:w="http://schemas.openxmlformats.org/wordprocessingml/2006/main" xmlns:wne="http://schemas.microsoft.com/office/word/2006/wordml" xmlns:wp14="http://schemas.microsoft.com/office/word/2010/wordprocessingDrawing" xmlns:wp="http://schemas.openxmlformats.org/drawingml/2006/wordprocessingDrawing" xmlns:wpc="http://schemas.microsoft.com/office/word/2010/wordprocessingCanvas" xmlns:wpg="http://schemas.microsoft.com/office/word/2010/wordprocessingGroup" xmlns:wpi="http://schemas.microsoft.com/office/word/2010/wordprocessingInk" xmlns:wps="http://schemas.microsoft.com/office/word/2010/wordprocessingShape" mc:Ignorable="w14 wp14">
+  <w:p>
+    <w:pPr>
+      <w:pStyle w:val="Header"/>
+    </w:pPr>
+  </w:p>
+</w:hdr>
 </file>
 
 <file path=word/numbering.xml><?xml version="1.0" encoding="utf-8"?>
@@ -4936,7 +6672,7 @@
   <w:docDefaults>
     <w:rPrDefault>
       <w:rPr>
-        <w:rFonts w:asciiTheme="minorHAnsi" w:cstheme="minorBidi" w:eastAsiaTheme="minorHAnsi" w:hAnsiTheme="minorHAnsi"/>
+        <w:rFonts w:ascii="Times New Roman" w:hAnsi="Times New Roman" w:eastAsia="Times New Roman" w:cs="Times New Roman"/>
         <w:sz w:val="24"/>
         <w:szCs w:val="24"/>
         <w:lang w:bidi="ar-SA" w:eastAsia="en-US" w:val="en-US"/>
@@ -4952,6 +6688,9 @@
   <w:style w:default="1" w:styleId="Normal" w:type="paragraph">
     <w:name w:val="Normal"/>
     <w:qFormat/>
+    <w:rPr>
+      <w:rFonts w:ascii="Times New Roman" w:hAnsi="Times New Roman" w:eastAsia="Times New Roman" w:cs="Times New Roman"/>
+    </w:rPr>
   </w:style>
   <w:style w:styleId="BodyText" w:type="paragraph">
     <w:name w:val="Body Text"/>
@@ -4961,12 +6700,18 @@
       <w:spacing w:after="180" w:before="180"/>
     </w:pPr>
     <w:qFormat/>
+    <w:rPr>
+      <w:rFonts w:ascii="Times New Roman" w:hAnsi="Times New Roman" w:eastAsia="Times New Roman" w:cs="Times New Roman"/>
+    </w:rPr>
   </w:style>
   <w:style w:customStyle="1" w:styleId="FirstParagraph" w:type="paragraph">
     <w:name w:val="First Paragraph"/>
     <w:basedOn w:val="BodyText"/>
     <w:next w:val="BodyText"/>
     <w:qFormat/>
+    <w:rPr>
+      <w:rFonts w:ascii="Times New Roman" w:hAnsi="Times New Roman" w:eastAsia="Times New Roman" w:cs="Times New Roman"/>
+    </w:rPr>
   </w:style>
   <w:style w:customStyle="1" w:styleId="Compact" w:type="paragraph">
     <w:name w:val="Compact"/>
@@ -4975,6 +6720,9 @@
     <w:pPr>
       <w:spacing w:after="36" w:before="36"/>
     </w:pPr>
+    <w:rPr>
+      <w:rFonts w:ascii="Times New Roman" w:hAnsi="Times New Roman" w:eastAsia="Times New Roman" w:cs="Times New Roman"/>
+    </w:rPr>
   </w:style>
   <w:style w:styleId="Title" w:type="paragraph">
     <w:name w:val="Title"/>
@@ -4988,7 +6736,7 @@
       <w:jc w:val="center"/>
     </w:pPr>
     <w:rPr>
-      <w:rFonts w:asciiTheme="majorHAnsi" w:cstheme="majorBidi" w:eastAsiaTheme="majorEastAsia" w:hAnsiTheme="majorHAnsi"/>
+      <w:rFonts w:ascii="Times New Roman" w:hAnsi="Times New Roman" w:eastAsia="Times New Roman" w:cs="Times New Roman"/>
       <w:b/>
       <w:bCs/>
       <w:color w:themeColor="accent1" w:themeShade="B5" w:val="345A8A"/>
@@ -5008,6 +6756,7 @@
       <w:jc w:val="center"/>
     </w:pPr>
     <w:rPr>
+      <w:rFonts w:ascii="Times New Roman" w:hAnsi="Times New Roman" w:eastAsia="Times New Roman" w:cs="Times New Roman"/>
       <w:sz w:val="30"/>
       <w:szCs w:val="30"/>
     </w:rPr>
@@ -5021,6 +6770,9 @@
       <w:keepLines/>
       <w:jc w:val="center"/>
     </w:pPr>
+    <w:rPr>
+      <w:rFonts w:ascii="Times New Roman" w:hAnsi="Times New Roman" w:eastAsia="Times New Roman" w:cs="Times New Roman"/>
+    </w:rPr>
   </w:style>
   <w:style w:styleId="Date" w:type="paragraph">
     <w:name w:val="Date"/>
@@ -5031,6 +6783,9 @@
       <w:keepLines/>
       <w:jc w:val="center"/>
     </w:pPr>
+    <w:rPr>
+      <w:rFonts w:ascii="Times New Roman" w:hAnsi="Times New Roman" w:eastAsia="Times New Roman" w:cs="Times New Roman"/>
+    </w:rPr>
   </w:style>
   <w:style w:customStyle="1" w:styleId="AbstractTitle" w:type="paragraph">
     <w:name w:val="Abstract Title"/>
@@ -5044,6 +6799,7 @@
       <w:spacing w:after="0" w:before="300"/>
     </w:pPr>
     <w:rPr>
+      <w:rFonts w:ascii="Times New Roman" w:hAnsi="Times New Roman" w:eastAsia="Times New Roman" w:cs="Times New Roman"/>
       <w:sz w:val="20"/>
       <w:szCs w:val="20"/>
       <w:b/>
@@ -5062,6 +6818,7 @@
       <w:spacing w:after="300" w:before="100"/>
     </w:pPr>
     <w:rPr>
+      <w:rFonts w:ascii="Times New Roman" w:hAnsi="Times New Roman" w:eastAsia="Times New Roman" w:cs="Times New Roman"/>
       <w:sz w:val="20"/>
       <w:szCs w:val="20"/>
     </w:rPr>
@@ -5072,7 +6829,9 @@
     <w:next w:val="Bibliography"/>
     <w:qFormat/>
     <w:pPr/>
-    <w:rPr/>
+    <w:rPr>
+      <w:rFonts w:ascii="Times New Roman" w:hAnsi="Times New Roman" w:eastAsia="Times New Roman" w:cs="Times New Roman"/>
+    </w:rPr>
   </w:style>
   <w:style w:styleId="Heading1" w:type="paragraph">
     <w:name w:val="Heading 1"/>
@@ -5087,7 +6846,7 @@
       <w:outlineLvl w:val="0"/>
     </w:pPr>
     <w:rPr>
-      <w:rFonts w:asciiTheme="majorHAnsi" w:cstheme="majorBidi" w:eastAsiaTheme="majorEastAsia" w:hAnsiTheme="majorHAnsi"/>
+      <w:rFonts w:ascii="Times New Roman" w:hAnsi="Times New Roman" w:eastAsia="Times New Roman" w:cs="Times New Roman"/>
       <w:b/>
       <w:bCs/>
       <w:color w:themeColor="accent1" w:val="4F81BD"/>
@@ -5109,7 +6868,7 @@
       <w:outlineLvl w:val="1"/>
     </w:pPr>
     <w:rPr>
-      <w:rFonts w:asciiTheme="majorHAnsi" w:cstheme="majorBidi" w:eastAsiaTheme="majorEastAsia" w:hAnsiTheme="majorHAnsi"/>
+      <w:rFonts w:ascii="Times New Roman" w:hAnsi="Times New Roman" w:eastAsia="Times New Roman" w:cs="Times New Roman"/>
       <w:b/>
       <w:bCs/>
       <w:color w:themeColor="accent1" w:val="4F81BD"/>
@@ -5131,7 +6890,7 @@
       <w:outlineLvl w:val="2"/>
     </w:pPr>
     <w:rPr>
-      <w:rFonts w:asciiTheme="majorHAnsi" w:cstheme="majorBidi" w:eastAsiaTheme="majorEastAsia" w:hAnsiTheme="majorHAnsi"/>
+      <w:rFonts w:ascii="Times New Roman" w:hAnsi="Times New Roman" w:eastAsia="Times New Roman" w:cs="Times New Roman"/>
       <w:b/>
       <w:bCs/>
       <w:color w:themeColor="accent1" w:val="4F81BD"/>
@@ -5153,7 +6912,7 @@
       <w:outlineLvl w:val="3"/>
     </w:pPr>
     <w:rPr>
-      <w:rFonts w:asciiTheme="majorHAnsi" w:cstheme="majorBidi" w:eastAsiaTheme="majorEastAsia" w:hAnsiTheme="majorHAnsi"/>
+      <w:rFonts w:ascii="Times New Roman" w:hAnsi="Times New Roman" w:eastAsia="Times New Roman" w:cs="Times New Roman"/>
       <w:i/>
       <w:bCs/>
       <w:color w:themeColor="accent1" w:val="4F81BD"/>
@@ -5175,7 +6934,7 @@
       <w:outlineLvl w:val="4"/>
     </w:pPr>
     <w:rPr>
-      <w:rFonts w:asciiTheme="majorHAnsi" w:cstheme="majorBidi" w:eastAsiaTheme="majorEastAsia" w:hAnsiTheme="majorHAnsi"/>
+      <w:rFonts w:ascii="Times New Roman" w:hAnsi="Times New Roman" w:eastAsia="Times New Roman" w:cs="Times New Roman"/>
       <w:iCs/>
       <w:color w:themeColor="accent1" w:val="4F81BD"/>
       <w:sz w:val="24"/>
@@ -5196,7 +6955,7 @@
       <w:outlineLvl w:val="5"/>
     </w:pPr>
     <w:rPr>
-      <w:rFonts w:asciiTheme="majorHAnsi" w:cstheme="majorBidi" w:eastAsiaTheme="majorEastAsia" w:hAnsiTheme="majorHAnsi"/>
+      <w:rFonts w:ascii="Times New Roman" w:hAnsi="Times New Roman" w:eastAsia="Times New Roman" w:cs="Times New Roman"/>
       <w:color w:themeColor="accent1" w:val="4F81BD"/>
       <w:sz w:val="24"/>
       <w:szCs w:val="24"/>
@@ -5216,7 +6975,7 @@
       <w:outlineLvl w:val="6"/>
     </w:pPr>
     <w:rPr>
-      <w:rFonts w:asciiTheme="majorHAnsi" w:cstheme="majorBidi" w:eastAsiaTheme="majorEastAsia" w:hAnsiTheme="majorHAnsi"/>
+      <w:rFonts w:ascii="Times New Roman" w:hAnsi="Times New Roman" w:eastAsia="Times New Roman" w:cs="Times New Roman"/>
       <w:color w:themeColor="accent1" w:val="4F81BD"/>
       <w:sz w:val="24"/>
       <w:szCs w:val="24"/>
@@ -5236,7 +6995,7 @@
       <w:outlineLvl w:val="7"/>
     </w:pPr>
     <w:rPr>
-      <w:rFonts w:asciiTheme="majorHAnsi" w:cstheme="majorBidi" w:eastAsiaTheme="majorEastAsia" w:hAnsiTheme="majorHAnsi"/>
+      <w:rFonts w:ascii="Times New Roman" w:hAnsi="Times New Roman" w:eastAsia="Times New Roman" w:cs="Times New Roman"/>
       <w:color w:themeColor="accent1" w:val="4F81BD"/>
       <w:sz w:val="24"/>
       <w:szCs w:val="24"/>
@@ -5256,7 +7015,7 @@
       <w:outlineLvl w:val="8"/>
     </w:pPr>
     <w:rPr>
-      <w:rFonts w:asciiTheme="majorHAnsi" w:cstheme="majorBidi" w:eastAsiaTheme="majorEastAsia" w:hAnsiTheme="majorHAnsi"/>
+      <w:rFonts w:ascii="Times New Roman" w:hAnsi="Times New Roman" w:eastAsia="Times New Roman" w:cs="Times New Roman"/>
       <w:color w:themeColor="accent1" w:val="4F81BD"/>
       <w:sz w:val="24"/>
       <w:szCs w:val="24"/>
@@ -5273,6 +7032,9 @@
       <w:spacing w:after="100" w:before="100"/>
       <w:ind w:firstLine="0" w:left="480" w:right="480"/>
     </w:pPr>
+    <w:rPr>
+      <w:rFonts w:ascii="Times New Roman" w:hAnsi="Times New Roman" w:eastAsia="Times New Roman" w:cs="Times New Roman"/>
+    </w:rPr>
   </w:style>
   <w:style w:styleId="FootnoteText" w:type="paragraph">
     <w:name w:val="Footnote Text"/>
@@ -5281,11 +7043,17 @@
     <w:uiPriority w:val="9"/>
     <w:unhideWhenUsed/>
     <w:qFormat/>
+    <w:rPr>
+      <w:rFonts w:ascii="Times New Roman" w:hAnsi="Times New Roman" w:eastAsia="Times New Roman" w:cs="Times New Roman"/>
+    </w:rPr>
   </w:style>
   <w:style w:default="1" w:styleId="DefaultParagraphFont" w:type="character">
     <w:name w:val="Default Paragraph Font"/>
     <w:semiHidden/>
     <w:unhideWhenUsed/>
+    <w:rPr>
+      <w:rFonts w:ascii="Times New Roman" w:hAnsi="Times New Roman" w:eastAsia="Times New Roman" w:cs="Times New Roman"/>
+    </w:rPr>
   </w:style>
   <w:style w:default="1" w:styleId="Table" w:type="table">
     <w:name w:val="Table"/>
@@ -5317,6 +7085,9 @@
         </w:tcBorders>
       </w:tcPr>
     </w:tblStylePr>
+    <w:rPr>
+      <w:rFonts w:ascii="Times New Roman" w:hAnsi="Times New Roman" w:eastAsia="Times New Roman" w:cs="Times New Roman"/>
+    </w:rPr>
   </w:style>
   <w:style w:customStyle="1" w:styleId="DefinitionTerm" w:type="paragraph">
     <w:name w:val="Definition Term"/>
@@ -5328,12 +7099,16 @@
       <w:spacing w:after="0"/>
     </w:pPr>
     <w:rPr>
+      <w:rFonts w:ascii="Times New Roman" w:hAnsi="Times New Roman" w:eastAsia="Times New Roman" w:cs="Times New Roman"/>
       <w:b/>
     </w:rPr>
   </w:style>
   <w:style w:customStyle="1" w:styleId="Definition" w:type="paragraph">
     <w:name w:val="Definition"/>
     <w:basedOn w:val="Normal"/>
+    <w:rPr>
+      <w:rFonts w:ascii="Times New Roman" w:hAnsi="Times New Roman" w:eastAsia="Times New Roman" w:cs="Times New Roman"/>
+    </w:rPr>
   </w:style>
   <w:style w:styleId="Caption" w:type="paragraph">
     <w:name w:val="Caption"/>
@@ -5343,6 +7118,7 @@
       <w:spacing w:after="120" w:before="0"/>
     </w:pPr>
     <w:rPr>
+      <w:rFonts w:ascii="Times New Roman" w:hAnsi="Times New Roman" w:eastAsia="Times New Roman" w:cs="Times New Roman"/>
       <w:i/>
     </w:rPr>
   </w:style>
@@ -5352,14 +7128,23 @@
     <w:pPr>
       <w:keepNext/>
     </w:pPr>
+    <w:rPr>
+      <w:rFonts w:ascii="Times New Roman" w:hAnsi="Times New Roman" w:eastAsia="Times New Roman" w:cs="Times New Roman"/>
+    </w:rPr>
   </w:style>
   <w:style w:customStyle="1" w:styleId="ImageCaption" w:type="paragraph">
     <w:name w:val="Image Caption"/>
     <w:basedOn w:val="Caption"/>
+    <w:rPr>
+      <w:rFonts w:ascii="Times New Roman" w:hAnsi="Times New Roman" w:eastAsia="Times New Roman" w:cs="Times New Roman"/>
+    </w:rPr>
   </w:style>
   <w:style w:customStyle="1" w:styleId="Figure" w:type="paragraph">
     <w:name w:val="Figure"/>
     <w:basedOn w:val="Normal"/>
+    <w:rPr>
+      <w:rFonts w:ascii="Times New Roman" w:hAnsi="Times New Roman" w:eastAsia="Times New Roman" w:cs="Times New Roman"/>
+    </w:rPr>
   </w:style>
   <w:style w:customStyle="1" w:styleId="CaptionedFigure" w:type="paragraph">
     <w:name w:val="Captioned Figure"/>
@@ -5367,28 +7152,38 @@
     <w:pPr>
       <w:keepNext/>
     </w:pPr>
+    <w:rPr>
+      <w:rFonts w:ascii="Times New Roman" w:hAnsi="Times New Roman" w:eastAsia="Times New Roman" w:cs="Times New Roman"/>
+    </w:rPr>
   </w:style>
   <w:style w:customStyle="1" w:styleId="BodyTextChar" w:type="character">
     <w:name w:val="Body Text Char"/>
     <w:basedOn w:val="DefaultParagraphFont"/>
     <w:link w:val="BodyText"/>
+    <w:rPr>
+      <w:rFonts w:ascii="Times New Roman" w:hAnsi="Times New Roman" w:eastAsia="Times New Roman" w:cs="Times New Roman"/>
+    </w:rPr>
   </w:style>
   <w:style w:customStyle="1" w:styleId="VerbatimChar" w:type="character">
     <w:name w:val="Verbatim Char"/>
     <w:basedOn w:val="BodyTextChar"/>
     <w:rPr>
-      <w:rFonts w:ascii="Consolas" w:hAnsi="Consolas"/>
+      <w:rFonts w:ascii="Times New Roman" w:hAnsi="Times New Roman" w:eastAsia="Times New Roman" w:cs="Times New Roman"/>
       <w:sz w:val="22"/>
     </w:rPr>
   </w:style>
   <w:style w:customStyle="1" w:styleId="SectionNumber" w:type="character">
     <w:name w:val="Section Number"/>
     <w:basedOn w:val="BodyTextChar"/>
+    <w:rPr>
+      <w:rFonts w:ascii="Times New Roman" w:hAnsi="Times New Roman" w:eastAsia="Times New Roman" w:cs="Times New Roman"/>
+    </w:rPr>
   </w:style>
   <w:style w:styleId="FootnoteReference" w:type="character">
     <w:name w:val="Footnote Reference"/>
     <w:basedOn w:val="BodyTextChar"/>
     <w:rPr>
+      <w:rFonts w:ascii="Times New Roman" w:hAnsi="Times New Roman" w:eastAsia="Times New Roman" w:cs="Times New Roman"/>
       <w:vertAlign w:val="superscript"/>
     </w:rPr>
   </w:style>
@@ -5396,6 +7191,7 @@
     <w:name w:val="Hyperlink"/>
     <w:basedOn w:val="BodyTextChar"/>
     <w:rPr>
+      <w:rFonts w:ascii="Times New Roman" w:hAnsi="Times New Roman" w:eastAsia="Times New Roman" w:cs="Times New Roman"/>
       <w:color w:themeColor="accent1" w:val="4F81BD"/>
     </w:rPr>
   </w:style>
@@ -5411,7 +7207,7 @@
       <w:outlineLvl w:val="9"/>
     </w:pPr>
     <w:rPr>
-      <w:rFonts w:asciiTheme="majorHAnsi" w:cstheme="majorBidi" w:eastAsiaTheme="majorEastAsia" w:hAnsiTheme="majorHAnsi"/>
+      <w:rFonts w:ascii="Times New Roman" w:hAnsi="Times New Roman" w:eastAsia="Times New Roman" w:cs="Times New Roman"/>
       <w:b w:val="0"/>
       <w:bCs w:val="0"/>
       <w:color w:themeColor="accent1" w:themeShade="BF" w:val="365F91"/>
@@ -5424,11 +7220,15 @@
     <w:pPr>
       <w:wordWrap w:val="off"/>
     </w:pPr>
+    <w:rPr>
+      <w:rFonts w:ascii="Times New Roman" w:hAnsi="Times New Roman" w:eastAsia="Times New Roman" w:cs="Times New Roman"/>
+    </w:rPr>
   </w:style>
   <w:style w:type="character" w:customStyle="1" w:styleId="KeywordTok">
     <w:name w:val="KeywordTok"/>
     <w:basedOn w:val="VerbatimChar"/>
     <w:rPr>
+      <w:rFonts w:ascii="Times New Roman" w:hAnsi="Times New Roman" w:eastAsia="Times New Roman" w:cs="Times New Roman"/>
       <w:color w:val="007020"/>
       <w:b/>
     </w:rPr>
@@ -5437,6 +7237,7 @@
     <w:name w:val="DataTypeTok"/>
     <w:basedOn w:val="VerbatimChar"/>
     <w:rPr>
+      <w:rFonts w:ascii="Times New Roman" w:hAnsi="Times New Roman" w:eastAsia="Times New Roman" w:cs="Times New Roman"/>
       <w:color w:val="902000"/>
     </w:rPr>
   </w:style>
@@ -5444,6 +7245,7 @@
     <w:name w:val="DecValTok"/>
     <w:basedOn w:val="VerbatimChar"/>
     <w:rPr>
+      <w:rFonts w:ascii="Times New Roman" w:hAnsi="Times New Roman" w:eastAsia="Times New Roman" w:cs="Times New Roman"/>
       <w:color w:val="40a070"/>
     </w:rPr>
   </w:style>
@@ -5451,6 +7253,7 @@
     <w:name w:val="BaseNTok"/>
     <w:basedOn w:val="VerbatimChar"/>
     <w:rPr>
+      <w:rFonts w:ascii="Times New Roman" w:hAnsi="Times New Roman" w:eastAsia="Times New Roman" w:cs="Times New Roman"/>
       <w:color w:val="40a070"/>
     </w:rPr>
   </w:style>
@@ -5458,6 +7261,7 @@
     <w:name w:val="FloatTok"/>
     <w:basedOn w:val="VerbatimChar"/>
     <w:rPr>
+      <w:rFonts w:ascii="Times New Roman" w:hAnsi="Times New Roman" w:eastAsia="Times New Roman" w:cs="Times New Roman"/>
       <w:color w:val="40a070"/>
     </w:rPr>
   </w:style>
@@ -5465,6 +7269,7 @@
     <w:name w:val="ConstantTok"/>
     <w:basedOn w:val="VerbatimChar"/>
     <w:rPr>
+      <w:rFonts w:ascii="Times New Roman" w:hAnsi="Times New Roman" w:eastAsia="Times New Roman" w:cs="Times New Roman"/>
       <w:color w:val="880000"/>
     </w:rPr>
   </w:style>
@@ -5472,6 +7277,7 @@
     <w:name w:val="CharTok"/>
     <w:basedOn w:val="VerbatimChar"/>
     <w:rPr>
+      <w:rFonts w:ascii="Times New Roman" w:hAnsi="Times New Roman" w:eastAsia="Times New Roman" w:cs="Times New Roman"/>
       <w:color w:val="4070a0"/>
     </w:rPr>
   </w:style>
@@ -5479,6 +7285,7 @@
     <w:name w:val="SpecialCharTok"/>
     <w:basedOn w:val="VerbatimChar"/>
     <w:rPr>
+      <w:rFonts w:ascii="Times New Roman" w:hAnsi="Times New Roman" w:eastAsia="Times New Roman" w:cs="Times New Roman"/>
       <w:color w:val="4070a0"/>
     </w:rPr>
   </w:style>
@@ -5486,6 +7293,7 @@
     <w:name w:val="StringTok"/>
     <w:basedOn w:val="VerbatimChar"/>
     <w:rPr>
+      <w:rFonts w:ascii="Times New Roman" w:hAnsi="Times New Roman" w:eastAsia="Times New Roman" w:cs="Times New Roman"/>
       <w:color w:val="4070a0"/>
     </w:rPr>
   </w:style>
@@ -5493,6 +7301,7 @@
     <w:name w:val="VerbatimStringTok"/>
     <w:basedOn w:val="VerbatimChar"/>
     <w:rPr>
+      <w:rFonts w:ascii="Times New Roman" w:hAnsi="Times New Roman" w:eastAsia="Times New Roman" w:cs="Times New Roman"/>
       <w:color w:val="4070a0"/>
     </w:rPr>
   </w:style>
@@ -5500,6 +7309,7 @@
     <w:name w:val="SpecialStringTok"/>
     <w:basedOn w:val="VerbatimChar"/>
     <w:rPr>
+      <w:rFonts w:ascii="Times New Roman" w:hAnsi="Times New Roman" w:eastAsia="Times New Roman" w:cs="Times New Roman"/>
       <w:color w:val="bb6688"/>
     </w:rPr>
   </w:style>
@@ -5507,6 +7317,7 @@
     <w:name w:val="ImportTok"/>
     <w:basedOn w:val="VerbatimChar"/>
     <w:rPr>
+      <w:rFonts w:ascii="Times New Roman" w:hAnsi="Times New Roman" w:eastAsia="Times New Roman" w:cs="Times New Roman"/>
       <w:color w:val="008000"/>
       <w:b/>
     </w:rPr>
@@ -5515,6 +7326,7 @@
     <w:name w:val="CommentTok"/>
     <w:basedOn w:val="VerbatimChar"/>
     <w:rPr>
+      <w:rFonts w:ascii="Times New Roman" w:hAnsi="Times New Roman" w:eastAsia="Times New Roman" w:cs="Times New Roman"/>
       <w:color w:val="60a0b0"/>
       <w:i/>
     </w:rPr>
@@ -5523,6 +7335,7 @@
     <w:name w:val="DocumentationTok"/>
     <w:basedOn w:val="VerbatimChar"/>
     <w:rPr>
+      <w:rFonts w:ascii="Times New Roman" w:hAnsi="Times New Roman" w:eastAsia="Times New Roman" w:cs="Times New Roman"/>
       <w:color w:val="ba2121"/>
       <w:i/>
     </w:rPr>
@@ -5531,6 +7344,7 @@
     <w:name w:val="AnnotationTok"/>
     <w:basedOn w:val="VerbatimChar"/>
     <w:rPr>
+      <w:rFonts w:ascii="Times New Roman" w:hAnsi="Times New Roman" w:eastAsia="Times New Roman" w:cs="Times New Roman"/>
       <w:color w:val="60a0b0"/>
       <w:b/>
       <w:i/>
@@ -5540,6 +7354,7 @@
     <w:name w:val="CommentVarTok"/>
     <w:basedOn w:val="VerbatimChar"/>
     <w:rPr>
+      <w:rFonts w:ascii="Times New Roman" w:hAnsi="Times New Roman" w:eastAsia="Times New Roman" w:cs="Times New Roman"/>
       <w:color w:val="60a0b0"/>
       <w:b/>
       <w:i/>
@@ -5549,6 +7364,7 @@
     <w:name w:val="OtherTok"/>
     <w:basedOn w:val="VerbatimChar"/>
     <w:rPr>
+      <w:rFonts w:ascii="Times New Roman" w:hAnsi="Times New Roman" w:eastAsia="Times New Roman" w:cs="Times New Roman"/>
       <w:color w:val="007020"/>
     </w:rPr>
   </w:style>
@@ -5556,6 +7372,7 @@
     <w:name w:val="FunctionTok"/>
     <w:basedOn w:val="VerbatimChar"/>
     <w:rPr>
+      <w:rFonts w:ascii="Times New Roman" w:hAnsi="Times New Roman" w:eastAsia="Times New Roman" w:cs="Times New Roman"/>
       <w:color w:val="06287e"/>
     </w:rPr>
   </w:style>
@@ -5563,6 +7380,7 @@
     <w:name w:val="VariableTok"/>
     <w:basedOn w:val="VerbatimChar"/>
     <w:rPr>
+      <w:rFonts w:ascii="Times New Roman" w:hAnsi="Times New Roman" w:eastAsia="Times New Roman" w:cs="Times New Roman"/>
       <w:color w:val="19177c"/>
     </w:rPr>
   </w:style>
@@ -5570,6 +7388,7 @@
     <w:name w:val="ControlFlowTok"/>
     <w:basedOn w:val="VerbatimChar"/>
     <w:rPr>
+      <w:rFonts w:ascii="Times New Roman" w:hAnsi="Times New Roman" w:eastAsia="Times New Roman" w:cs="Times New Roman"/>
       <w:color w:val="007020"/>
       <w:b/>
     </w:rPr>
@@ -5578,6 +7397,7 @@
     <w:name w:val="OperatorTok"/>
     <w:basedOn w:val="VerbatimChar"/>
     <w:rPr>
+      <w:rFonts w:ascii="Times New Roman" w:hAnsi="Times New Roman" w:eastAsia="Times New Roman" w:cs="Times New Roman"/>
       <w:color w:val="666666"/>
     </w:rPr>
   </w:style>
@@ -5585,18 +7405,22 @@
     <w:name w:val="BuiltInTok"/>
     <w:basedOn w:val="VerbatimChar"/>
     <w:rPr>
+      <w:rFonts w:ascii="Times New Roman" w:hAnsi="Times New Roman" w:eastAsia="Times New Roman" w:cs="Times New Roman"/>
       <w:color w:val="008000"/>
     </w:rPr>
   </w:style>
   <w:style w:type="character" w:customStyle="1" w:styleId="ExtensionTok">
     <w:name w:val="ExtensionTok"/>
     <w:basedOn w:val="VerbatimChar"/>
-    <w:rPr/>
+    <w:rPr>
+      <w:rFonts w:ascii="Times New Roman" w:hAnsi="Times New Roman" w:eastAsia="Times New Roman" w:cs="Times New Roman"/>
+    </w:rPr>
   </w:style>
   <w:style w:type="character" w:customStyle="1" w:styleId="PreprocessorTok">
     <w:name w:val="PreprocessorTok"/>
     <w:basedOn w:val="VerbatimChar"/>
     <w:rPr>
+      <w:rFonts w:ascii="Times New Roman" w:hAnsi="Times New Roman" w:eastAsia="Times New Roman" w:cs="Times New Roman"/>
       <w:color w:val="bc7a00"/>
     </w:rPr>
   </w:style>
@@ -5604,18 +7428,22 @@
     <w:name w:val="AttributeTok"/>
     <w:basedOn w:val="VerbatimChar"/>
     <w:rPr>
+      <w:rFonts w:ascii="Times New Roman" w:hAnsi="Times New Roman" w:eastAsia="Times New Roman" w:cs="Times New Roman"/>
       <w:color w:val="7d9029"/>
     </w:rPr>
   </w:style>
   <w:style w:type="character" w:customStyle="1" w:styleId="RegionMarkerTok">
     <w:name w:val="RegionMarkerTok"/>
     <w:basedOn w:val="VerbatimChar"/>
-    <w:rPr/>
+    <w:rPr>
+      <w:rFonts w:ascii="Times New Roman" w:hAnsi="Times New Roman" w:eastAsia="Times New Roman" w:cs="Times New Roman"/>
+    </w:rPr>
   </w:style>
   <w:style w:type="character" w:customStyle="1" w:styleId="InformationTok">
     <w:name w:val="InformationTok"/>
     <w:basedOn w:val="VerbatimChar"/>
     <w:rPr>
+      <w:rFonts w:ascii="Times New Roman" w:hAnsi="Times New Roman" w:eastAsia="Times New Roman" w:cs="Times New Roman"/>
       <w:color w:val="60a0b0"/>
       <w:b/>
       <w:i/>
@@ -5625,6 +7453,7 @@
     <w:name w:val="WarningTok"/>
     <w:basedOn w:val="VerbatimChar"/>
     <w:rPr>
+      <w:rFonts w:ascii="Times New Roman" w:hAnsi="Times New Roman" w:eastAsia="Times New Roman" w:cs="Times New Roman"/>
       <w:color w:val="60a0b0"/>
       <w:b/>
       <w:i/>
@@ -5634,6 +7463,7 @@
     <w:name w:val="AlertTok"/>
     <w:basedOn w:val="VerbatimChar"/>
     <w:rPr>
+      <w:rFonts w:ascii="Times New Roman" w:hAnsi="Times New Roman" w:eastAsia="Times New Roman" w:cs="Times New Roman"/>
       <w:color w:val="ff0000"/>
       <w:b/>
     </w:rPr>
@@ -5642,6 +7472,7 @@
     <w:name w:val="ErrorTok"/>
     <w:basedOn w:val="VerbatimChar"/>
     <w:rPr>
+      <w:rFonts w:ascii="Times New Roman" w:hAnsi="Times New Roman" w:eastAsia="Times New Roman" w:cs="Times New Roman"/>
       <w:color w:val="ff0000"/>
       <w:b/>
     </w:rPr>
@@ -5649,7 +7480,9 @@
   <w:style w:type="character" w:customStyle="1" w:styleId="NormalTok">
     <w:name w:val="NormalTok"/>
     <w:basedOn w:val="VerbatimChar"/>
-    <w:rPr/>
+    <w:rPr>
+      <w:rFonts w:ascii="Times New Roman" w:hAnsi="Times New Roman" w:eastAsia="Times New Roman" w:cs="Times New Roman"/>
+    </w:rPr>
   </w:style>
 </w:styles>
 </file>
@@ -5697,7 +7530,7 @@
     </a:clrScheme>
     <a:fontScheme name="Office">
       <a:majorFont>
-        <a:latin typeface="Calibri"/>
+        <a:latin typeface="Times New Roman"/>
         <a:ea typeface=""/>
         <a:cs typeface=""/>
         <a:font script="Jpan" typeface="ＭＳ ゴシック"/>
@@ -5731,7 +7564,7 @@
         <a:font script="Uigh" typeface="Microsoft Uighur"/>
       </a:majorFont>
       <a:minorFont>
-        <a:latin typeface="Cambria"/>
+        <a:latin typeface="Times New Roman"/>
         <a:ea typeface=""/>
         <a:cs typeface=""/>
         <a:font script="Jpan" typeface="ＭＳ 明朝"/>
